--- a/docassemble/LAProvisionalCustodyByMandate/data/templates/la_provisional_custody_by_mandate.docx
+++ b/docassemble/LAProvisionalCustodyByMandate/data/templates/la_provisional_custody_by_mandate.docx
@@ -77,7 +77,7 @@
         <w:ind w:left="0" w:right="0" w:firstLine="720"/>
         <w:jc w:val="left"/>
         <w:rPr>
-          <w:rFonts w:ascii="Arial" w:cs="Arial" w:hAnsi="Arial" w:eastAsia="Arial"/>
+          <w:rFonts w:ascii="Times New Roman" w:cs="Times New Roman" w:hAnsi="Times New Roman" w:eastAsia="Times New Roman"/>
           <w:sz w:val="24"/>
           <w:szCs w:val="24"/>
           <w:u w:color="000000"/>
@@ -168,6 +168,344 @@
         </w:rPr>
         <w:t>BE IT KNOWN THAT on this</w:t>
       </w:r>
+      <w:r>
+        <w:rPr>
+          <w:rFonts w:ascii="Times New Roman" w:hAnsi="Times New Roman"/>
+          <w:sz w:val="24"/>
+          <w:szCs w:val="24"/>
+          <w:u w:color="000000"/>
+          <w:rtl w:val="0"/>
+          <w:lang w:val="en-US"/>
+        </w:rPr>
+        <w:t xml:space="preserve"> </w:t>
+      </w:r>
+      <w:r>
+        <w:rPr>
+          <w:rFonts w:ascii="Times New Roman" w:hAnsi="Times New Roman"/>
+          <w:sz w:val="24"/>
+          <w:szCs w:val="24"/>
+          <w:u w:color="000000"/>
+          <w:rtl w:val="0"/>
+          <w:lang w:val="en-US"/>
+        </w:rPr>
+        <w:t xml:space="preserve">{% if </w:t>
+      </w:r>
+      <w:r>
+        <w:rPr>
+          <w:rFonts w:ascii="Times New Roman" w:hAnsi="Times New Roman"/>
+          <w:sz w:val="24"/>
+          <w:szCs w:val="24"/>
+          <w:u w:color="000000"/>
+          <w:rtl w:val="0"/>
+          <w:lang w:val="en-US"/>
+        </w:rPr>
+        <w:t xml:space="preserve">not </w:t>
+      </w:r>
+      <w:r>
+        <w:rPr>
+          <w:rFonts w:ascii="Times New Roman" w:hAnsi="Times New Roman"/>
+          <w:sz w:val="24"/>
+          <w:szCs w:val="24"/>
+          <w:u w:color="000000"/>
+          <w:rtl w:val="0"/>
+          <w:lang w:val="en-US"/>
+        </w:rPr>
+        <w:t xml:space="preserve">decide_delegation_dates_later </w:t>
+      </w:r>
+      <w:r>
+        <w:rPr>
+          <w:rFonts w:ascii="Times New Roman" w:hAnsi="Times New Roman"/>
+          <w:sz w:val="24"/>
+          <w:szCs w:val="24"/>
+          <w:u w:color="000000"/>
+          <w:rtl w:val="0"/>
+          <w:lang w:val="en-US"/>
+        </w:rPr>
+        <w:t>-</w:t>
+      </w:r>
+      <w:r>
+        <w:rPr>
+          <w:rFonts w:ascii="Times New Roman" w:hAnsi="Times New Roman"/>
+          <w:sz w:val="24"/>
+          <w:szCs w:val="24"/>
+          <w:u w:color="000000"/>
+          <w:rtl w:val="0"/>
+        </w:rPr>
+        <w:t>%}</w:t>
+      </w:r>
+      <w:r>
+        <w:rPr>
+          <w:rFonts w:ascii="Times New Roman" w:hAnsi="Times New Roman"/>
+          <w:sz w:val="24"/>
+          <w:szCs w:val="24"/>
+          <w:u w:color="000000"/>
+          <w:rtl w:val="0"/>
+          <w:lang w:val="en-US"/>
+        </w:rPr>
+        <w:t xml:space="preserve">{{ </w:t>
+      </w:r>
+      <w:r>
+        <w:rPr>
+          <w:rFonts w:ascii="Times New Roman" w:hAnsi="Times New Roman"/>
+          <w:sz w:val="24"/>
+          <w:szCs w:val="24"/>
+          <w:u w:color="000000"/>
+          <w:rtl w:val="0"/>
+          <w:lang w:val="en-US"/>
+        </w:rPr>
+        <w:t>ordinal_number(</w:t>
+      </w:r>
+      <w:r>
+        <w:rPr>
+          <w:rFonts w:ascii="Times New Roman" w:hAnsi="Times New Roman"/>
+          <w:sz w:val="24"/>
+          <w:szCs w:val="24"/>
+          <w:u w:color="000000"/>
+          <w:rtl w:val="0"/>
+          <w:lang w:val="en-US"/>
+        </w:rPr>
+        <w:t xml:space="preserve"> (int(</w:t>
+      </w:r>
+      <w:r>
+        <w:rPr>
+          <w:rFonts w:ascii="Times New Roman" w:hAnsi="Times New Roman"/>
+          <w:sz w:val="24"/>
+          <w:szCs w:val="24"/>
+          <w:u w:color="000000"/>
+          <w:rtl w:val="0"/>
+          <w:lang w:val="en-US"/>
+        </w:rPr>
+        <w:t>delegation_start_date.format(</w:t>
+      </w:r>
+      <w:r>
+        <w:rPr>
+          <w:rFonts w:ascii="Times New Roman" w:hAnsi="Times New Roman" w:hint="default"/>
+          <w:sz w:val="24"/>
+          <w:szCs w:val="24"/>
+          <w:u w:color="000000"/>
+          <w:rtl w:val="0"/>
+          <w:lang w:val="en-US"/>
+        </w:rPr>
+        <w:t>“</w:t>
+      </w:r>
+      <w:r>
+        <w:rPr>
+          <w:rFonts w:ascii="Times New Roman" w:hAnsi="Times New Roman"/>
+          <w:sz w:val="24"/>
+          <w:szCs w:val="24"/>
+          <w:u w:color="000000"/>
+          <w:rtl w:val="0"/>
+          <w:lang w:val="en-US"/>
+        </w:rPr>
+        <w:t>d</w:t>
+      </w:r>
+      <w:r>
+        <w:rPr>
+          <w:rFonts w:ascii="Times New Roman" w:hAnsi="Times New Roman" w:hint="default"/>
+          <w:sz w:val="24"/>
+          <w:szCs w:val="24"/>
+          <w:u w:color="000000"/>
+          <w:rtl w:val="0"/>
+          <w:lang w:val="en-US"/>
+        </w:rPr>
+        <w:t>”</w:t>
+      </w:r>
+      <w:r>
+        <w:rPr>
+          <w:rFonts w:ascii="Times New Roman" w:hAnsi="Times New Roman"/>
+          <w:sz w:val="24"/>
+          <w:szCs w:val="24"/>
+          <w:u w:color="000000"/>
+          <w:rtl w:val="0"/>
+        </w:rPr>
+        <w:t>)</w:t>
+      </w:r>
+      <w:r>
+        <w:rPr>
+          <w:rFonts w:ascii="Times New Roman" w:hAnsi="Times New Roman"/>
+          <w:sz w:val="24"/>
+          <w:szCs w:val="24"/>
+          <w:u w:color="000000"/>
+          <w:rtl w:val="0"/>
+          <w:lang w:val="en-US"/>
+        </w:rPr>
+        <w:t>) + 1)</w:t>
+      </w:r>
+      <w:r>
+        <w:rPr>
+          <w:rFonts w:ascii="Times New Roman" w:hAnsi="Times New Roman"/>
+          <w:sz w:val="24"/>
+          <w:szCs w:val="24"/>
+          <w:u w:color="000000"/>
+          <w:rtl w:val="0"/>
+          <w:lang w:val="en-US"/>
+        </w:rPr>
+        <w:t>, use_word=False)</w:t>
+      </w:r>
+      <w:r>
+        <w:rPr>
+          <w:rFonts w:ascii="Times New Roman" w:hAnsi="Times New Roman"/>
+          <w:sz w:val="24"/>
+          <w:szCs w:val="24"/>
+          <w:u w:color="000000"/>
+          <w:rtl w:val="0"/>
+          <w:lang w:val="en-US"/>
+        </w:rPr>
+        <w:t xml:space="preserve"> }}</w:t>
+      </w:r>
+      <w:r>
+        <w:rPr>
+          <w:rFonts w:ascii="Times New Roman" w:hAnsi="Times New Roman"/>
+          <w:sz w:val="24"/>
+          <w:szCs w:val="24"/>
+          <w:u w:val="none" w:color="000000"/>
+          <w:rtl w:val="0"/>
+          <w:lang w:val="en-US"/>
+        </w:rPr>
+        <w:t xml:space="preserve"> day of </w:t>
+      </w:r>
+      <w:r>
+        <w:rPr>
+          <w:rFonts w:ascii="Times New Roman" w:hAnsi="Times New Roman"/>
+          <w:sz w:val="24"/>
+          <w:szCs w:val="24"/>
+          <w:u w:color="000000"/>
+          <w:rtl w:val="0"/>
+          <w:lang w:val="en-US"/>
+        </w:rPr>
+        <w:t xml:space="preserve">{{ </w:t>
+      </w:r>
+      <w:r>
+        <w:rPr>
+          <w:rFonts w:ascii="Times New Roman" w:hAnsi="Times New Roman"/>
+          <w:sz w:val="24"/>
+          <w:szCs w:val="24"/>
+          <w:u w:color="000000"/>
+          <w:rtl w:val="0"/>
+          <w:lang w:val="en-US"/>
+        </w:rPr>
+        <w:t>delegation_start_date.format</w:t>
+      </w:r>
+      <w:r>
+        <w:rPr>
+          <w:rFonts w:ascii="Times New Roman" w:hAnsi="Times New Roman"/>
+          <w:sz w:val="24"/>
+          <w:szCs w:val="24"/>
+          <w:u w:color="000000"/>
+          <w:rtl w:val="0"/>
+          <w:lang w:val="en-US"/>
+        </w:rPr>
+        <w:t>(</w:t>
+      </w:r>
+      <w:r>
+        <w:rPr>
+          <w:rFonts w:ascii="Times New Roman" w:hAnsi="Times New Roman"/>
+          <w:sz w:val="24"/>
+          <w:szCs w:val="24"/>
+          <w:u w:color="000000"/>
+          <w:rtl w:val="0"/>
+          <w:lang w:val="ru-RU"/>
+        </w:rPr>
+        <w:t>"</w:t>
+      </w:r>
+      <w:r>
+        <w:rPr>
+          <w:rFonts w:ascii="Times New Roman" w:hAnsi="Times New Roman"/>
+          <w:sz w:val="24"/>
+          <w:szCs w:val="24"/>
+          <w:u w:color="000000"/>
+          <w:rtl w:val="0"/>
+          <w:lang w:val="en-US"/>
+        </w:rPr>
+        <w:t>MMMM</w:t>
+      </w:r>
+      <w:r>
+        <w:rPr>
+          <w:rFonts w:ascii="Times New Roman" w:hAnsi="Times New Roman"/>
+          <w:sz w:val="24"/>
+          <w:szCs w:val="24"/>
+          <w:u w:color="000000"/>
+          <w:rtl w:val="0"/>
+          <w:lang w:val="ru-RU"/>
+        </w:rPr>
+        <w:t>"</w:t>
+      </w:r>
+      <w:r>
+        <w:rPr>
+          <w:rFonts w:ascii="Times New Roman" w:hAnsi="Times New Roman"/>
+          <w:sz w:val="24"/>
+          <w:szCs w:val="24"/>
+          <w:u w:color="000000"/>
+          <w:rtl w:val="0"/>
+          <w:lang w:val="en-US"/>
+        </w:rPr>
+        <w:t>) }}</w:t>
+      </w:r>
+      <w:r>
+        <w:rPr>
+          <w:rFonts w:ascii="Times New Roman" w:hAnsi="Times New Roman"/>
+          <w:sz w:val="24"/>
+          <w:szCs w:val="24"/>
+          <w:u w:val="none" w:color="000000"/>
+          <w:rtl w:val="0"/>
+          <w:lang w:val="en-US"/>
+        </w:rPr>
+        <w:t xml:space="preserve">, </w:t>
+      </w:r>
+      <w:r>
+        <w:rPr>
+          <w:rFonts w:ascii="Times New Roman" w:hAnsi="Times New Roman"/>
+          <w:sz w:val="24"/>
+          <w:szCs w:val="24"/>
+          <w:u w:color="000000"/>
+          <w:rtl w:val="0"/>
+          <w:lang w:val="en-US"/>
+        </w:rPr>
+        <w:t xml:space="preserve">{{ </w:t>
+      </w:r>
+      <w:r>
+        <w:rPr>
+          <w:rFonts w:ascii="Times New Roman" w:hAnsi="Times New Roman"/>
+          <w:sz w:val="24"/>
+          <w:szCs w:val="24"/>
+          <w:u w:color="000000"/>
+          <w:rtl w:val="0"/>
+          <w:lang w:val="en-US"/>
+        </w:rPr>
+        <w:t>delegation_start_date.format("</w:t>
+      </w:r>
+      <w:r>
+        <w:rPr>
+          <w:rFonts w:ascii="Times New Roman" w:hAnsi="Times New Roman"/>
+          <w:sz w:val="24"/>
+          <w:szCs w:val="24"/>
+          <w:u w:color="000000"/>
+          <w:rtl w:val="0"/>
+          <w:lang w:val="en-US"/>
+        </w:rPr>
+        <w:t>yyyy</w:t>
+      </w:r>
+      <w:r>
+        <w:rPr>
+          <w:rFonts w:ascii="Times New Roman" w:hAnsi="Times New Roman"/>
+          <w:sz w:val="24"/>
+          <w:szCs w:val="24"/>
+          <w:u w:color="000000"/>
+          <w:rtl w:val="0"/>
+        </w:rPr>
+        <w:t>")</w:t>
+      </w:r>
+      <w:r>
+        <w:rPr>
+          <w:rFonts w:ascii="Times New Roman" w:hAnsi="Times New Roman"/>
+          <w:sz w:val="24"/>
+          <w:szCs w:val="24"/>
+          <w:u w:color="000000"/>
+          <w:rtl w:val="0"/>
+          <w:lang w:val="en-US"/>
+        </w:rPr>
+        <w:t xml:space="preserve"> }}</w:t>
+      </w:r>
     </w:p>
     <w:p>
       <w:pPr>
@@ -192,73 +530,9 @@
           <w:szCs w:val="24"/>
           <w:u w:color="000000"/>
           <w:rtl w:val="0"/>
-        </w:rPr>
-        <w:t>{%</w:t>
-      </w:r>
-      <w:r>
-        <w:rPr>
-          <w:rFonts w:ascii="Times New Roman" w:hAnsi="Times New Roman"/>
-          <w:sz w:val="24"/>
-          <w:szCs w:val="24"/>
-          <w:u w:color="000000"/>
-          <w:rtl w:val="0"/>
-          <w:lang w:val="en-US"/>
-        </w:rPr>
-        <w:t>-</w:t>
-      </w:r>
-      <w:r>
-        <w:rPr>
-          <w:rFonts w:ascii="Times New Roman" w:hAnsi="Times New Roman"/>
-          <w:sz w:val="24"/>
-          <w:szCs w:val="24"/>
-          <w:u w:color="000000"/>
-          <w:rtl w:val="0"/>
-          <w:lang w:val="en-US"/>
-        </w:rPr>
-        <w:t xml:space="preserve"> if </w:t>
-      </w:r>
-      <w:r>
-        <w:rPr>
-          <w:rFonts w:ascii="Times New Roman" w:hAnsi="Times New Roman"/>
-          <w:sz w:val="24"/>
-          <w:szCs w:val="24"/>
-          <w:u w:color="000000"/>
-          <w:rtl w:val="0"/>
-          <w:lang w:val="en-US"/>
-        </w:rPr>
-        <w:t xml:space="preserve">not </w:t>
-      </w:r>
-      <w:r>
-        <w:rPr>
-          <w:rFonts w:ascii="Times New Roman" w:hAnsi="Times New Roman"/>
-          <w:sz w:val="24"/>
-          <w:szCs w:val="24"/>
-          <w:u w:color="000000"/>
-          <w:rtl w:val="0"/>
-          <w:lang w:val="en-US"/>
-        </w:rPr>
-        <w:t xml:space="preserve">decide_delegation_dates_later </w:t>
-      </w:r>
-      <w:r>
-        <w:rPr>
-          <w:rFonts w:ascii="Times New Roman" w:hAnsi="Times New Roman"/>
-          <w:sz w:val="24"/>
-          <w:szCs w:val="24"/>
-          <w:u w:color="000000"/>
-          <w:rtl w:val="0"/>
-          <w:lang w:val="en-US"/>
-        </w:rPr>
-        <w:t>-</w:t>
-      </w:r>
-      <w:r>
-        <w:rPr>
-          <w:rFonts w:ascii="Times New Roman" w:hAnsi="Times New Roman"/>
-          <w:sz w:val="24"/>
-          <w:szCs w:val="24"/>
-          <w:u w:color="000000"/>
-          <w:rtl w:val="0"/>
-        </w:rPr>
-        <w:t>%}</w:t>
+          <w:lang w:val="en-US"/>
+        </w:rPr>
+        <w:t>{%- else -%}</w:t>
       </w:r>
     </w:p>
     <w:p>
@@ -273,16 +547,16 @@
           <w:rFonts w:ascii="Times New Roman" w:cs="Times New Roman" w:hAnsi="Times New Roman" w:eastAsia="Times New Roman"/>
           <w:sz w:val="24"/>
           <w:szCs w:val="24"/>
-          <w:u w:val="single" w:color="000000"/>
-          <w:rtl w:val="0"/>
-        </w:rPr>
-      </w:pPr>
-      <w:r>
-        <w:rPr>
-          <w:rFonts w:ascii="Times New Roman" w:hAnsi="Times New Roman"/>
-          <w:sz w:val="24"/>
-          <w:szCs w:val="24"/>
-          <w:u w:val="none" w:color="000000"/>
+          <w:u w:color="000000"/>
+          <w:rtl w:val="0"/>
+        </w:rPr>
+      </w:pPr>
+      <w:r>
+        <w:rPr>
+          <w:rFonts w:ascii="Times New Roman" w:hAnsi="Times New Roman"/>
+          <w:sz w:val="24"/>
+          <w:szCs w:val="24"/>
+          <w:u w:color="000000"/>
           <w:rtl w:val="0"/>
           <w:lang w:val="en-US"/>
         </w:rPr>
@@ -293,18 +567,61 @@
           <w:rFonts w:ascii="Times New Roman" w:hAnsi="Times New Roman"/>
           <w:sz w:val="24"/>
           <w:szCs w:val="24"/>
-          <w:u w:val="none" w:color="000000"/>
+          <w:u w:color="000000"/>
           <w:rtl w:val="0"/>
           <w:lang w:val="ru-RU"/>
         </w:rPr>
-        <w:t>"</w:t>
-      </w:r>
-      <w:r>
-        <w:rPr>
-          <w:rFonts w:ascii="Times New Roman" w:hAnsi="Times New Roman"/>
-          <w:sz w:val="24"/>
-          <w:szCs w:val="24"/>
-          <w:u w:val="none" w:color="000000"/>
+        <w:t>""</w:t>
+      </w:r>
+      <w:r>
+        <w:rPr>
+          <w:rFonts w:ascii="Times New Roman" w:hAnsi="Times New Roman"/>
+          <w:sz w:val="24"/>
+          <w:szCs w:val="24"/>
+          <w:u w:color="000000"/>
+          <w:rtl w:val="0"/>
+          <w:lang w:val="en-US"/>
+        </w:rPr>
+        <w:t xml:space="preserve"> }} ________ </w:t>
+      </w:r>
+      <w:r>
+        <w:rPr>
+          <w:rFonts w:ascii="Times New Roman" w:hAnsi="Times New Roman"/>
+          <w:sz w:val="24"/>
+          <w:szCs w:val="24"/>
+          <w:u w:color="000000"/>
+          <w:rtl w:val="0"/>
+          <w:lang w:val="en-US"/>
+        </w:rPr>
+        <w:t xml:space="preserve">day of </w:t>
+      </w:r>
+      <w:r>
+        <w:rPr>
+          <w:rFonts w:ascii="Times New Roman" w:hAnsi="Times New Roman"/>
+          <w:sz w:val="24"/>
+          <w:szCs w:val="24"/>
+          <w:u w:color="000000"/>
+          <w:rtl w:val="0"/>
+          <w:lang w:val="en-US"/>
+        </w:rPr>
+        <w:t>_______________________________</w:t>
+      </w:r>
+      <w:r>
+        <w:rPr>
+          <w:rFonts w:ascii="Times New Roman" w:hAnsi="Times New Roman"/>
+          <w:sz w:val="24"/>
+          <w:szCs w:val="24"/>
+          <w:u w:color="000000"/>
+          <w:rtl w:val="0"/>
+        </w:rPr>
+        <w:t>,</w:t>
+      </w:r>
+      <w:r>
+        <w:rPr>
+          <w:rFonts w:ascii="Times New Roman" w:hAnsi="Times New Roman"/>
+          <w:sz w:val="24"/>
+          <w:szCs w:val="24"/>
+          <w:u w:val="single" w:color="000000"/>
           <w:rtl w:val="0"/>
           <w:lang w:val="en-US"/>
         </w:rPr>
@@ -315,284 +632,11 @@
           <w:rFonts w:ascii="Times New Roman" w:hAnsi="Times New Roman"/>
           <w:sz w:val="24"/>
           <w:szCs w:val="24"/>
-          <w:u w:val="none" w:color="000000"/>
-          <w:rtl w:val="0"/>
-          <w:lang w:val="ru-RU"/>
-        </w:rPr>
-        <w:t>"</w:t>
-      </w:r>
-      <w:r>
-        <w:rPr>
-          <w:rFonts w:ascii="Times New Roman" w:hAnsi="Times New Roman"/>
-          <w:sz w:val="24"/>
-          <w:szCs w:val="24"/>
-          <w:u w:val="none" w:color="000000"/>
-          <w:rtl w:val="0"/>
-          <w:lang w:val="en-US"/>
-        </w:rPr>
-        <w:t xml:space="preserve"> }}</w:t>
-      </w:r>
-      <w:r>
-        <w:rPr>
-          <w:rFonts w:ascii="Times New Roman" w:hAnsi="Times New Roman"/>
-          <w:sz w:val="24"/>
-          <w:szCs w:val="24"/>
-          <w:u w:val="single" w:color="000000"/>
-          <w:rtl w:val="0"/>
-          <w:lang w:val="en-US"/>
-        </w:rPr>
-        <w:t xml:space="preserve">{{ </w:t>
-      </w:r>
-      <w:r>
-        <w:rPr>
-          <w:rFonts w:ascii="Times New Roman" w:hAnsi="Times New Roman"/>
-          <w:sz w:val="24"/>
-          <w:szCs w:val="24"/>
-          <w:u w:val="single" w:color="000000"/>
-          <w:rtl w:val="0"/>
-          <w:lang w:val="en-US"/>
-        </w:rPr>
-        <w:t>ordinal_number(</w:t>
-      </w:r>
-      <w:r>
-        <w:rPr>
-          <w:rFonts w:ascii="Times New Roman" w:hAnsi="Times New Roman"/>
-          <w:sz w:val="24"/>
-          <w:szCs w:val="24"/>
-          <w:u w:val="single" w:color="000000"/>
-          <w:rtl w:val="0"/>
-          <w:lang w:val="en-US"/>
-        </w:rPr>
-        <w:t>int(</w:t>
-      </w:r>
-      <w:r>
-        <w:rPr>
-          <w:rFonts w:ascii="Times New Roman" w:hAnsi="Times New Roman"/>
-          <w:sz w:val="24"/>
-          <w:szCs w:val="24"/>
-          <w:u w:val="single" w:color="000000"/>
-          <w:rtl w:val="0"/>
-          <w:lang w:val="en-US"/>
-        </w:rPr>
-        <w:t>delegation_start_date.format("</w:t>
-      </w:r>
-      <w:r>
-        <w:rPr>
-          <w:rFonts w:ascii="Times New Roman" w:hAnsi="Times New Roman"/>
-          <w:sz w:val="24"/>
-          <w:szCs w:val="24"/>
-          <w:u w:val="single" w:color="000000"/>
-          <w:rtl w:val="0"/>
-          <w:lang w:val="en-US"/>
-        </w:rPr>
-        <w:t>d</w:t>
-      </w:r>
-      <w:r>
-        <w:rPr>
-          <w:rFonts w:ascii="Times New Roman" w:hAnsi="Times New Roman"/>
-          <w:sz w:val="24"/>
-          <w:szCs w:val="24"/>
-          <w:u w:val="single" w:color="000000"/>
-          <w:rtl w:val="0"/>
-        </w:rPr>
-        <w:t>")</w:t>
-      </w:r>
-      <w:r>
-        <w:rPr>
-          <w:rFonts w:ascii="Times New Roman" w:hAnsi="Times New Roman"/>
-          <w:sz w:val="24"/>
-          <w:szCs w:val="24"/>
-          <w:u w:val="single" w:color="000000"/>
-          <w:rtl w:val="0"/>
-          <w:lang w:val="en-US"/>
-        </w:rPr>
-        <w:t>)</w:t>
-      </w:r>
-      <w:r>
-        <w:rPr>
-          <w:rFonts w:ascii="Times New Roman" w:hAnsi="Times New Roman"/>
-          <w:sz w:val="24"/>
-          <w:szCs w:val="24"/>
-          <w:u w:val="single" w:color="000000"/>
-          <w:rtl w:val="0"/>
-          <w:lang w:val="en-US"/>
-        </w:rPr>
-        <w:t>, use_word=False)</w:t>
-      </w:r>
-      <w:r>
-        <w:rPr>
-          <w:rFonts w:ascii="Times New Roman" w:hAnsi="Times New Roman"/>
-          <w:sz w:val="24"/>
-          <w:szCs w:val="24"/>
-          <w:u w:val="single" w:color="000000"/>
-          <w:rtl w:val="0"/>
-          <w:lang w:val="en-US"/>
-        </w:rPr>
-        <w:t xml:space="preserve"> }}</w:t>
-      </w:r>
-      <w:r>
-        <w:rPr>
-          <w:rFonts w:ascii="Times New Roman" w:hAnsi="Times New Roman"/>
-          <w:sz w:val="24"/>
-          <w:szCs w:val="24"/>
-          <w:u w:val="none" w:color="000000"/>
-          <w:rtl w:val="0"/>
-          <w:lang w:val="en-US"/>
-        </w:rPr>
-        <w:t xml:space="preserve"> day of </w:t>
-      </w:r>
-      <w:r>
-        <w:rPr>
-          <w:rFonts w:ascii="Times New Roman" w:hAnsi="Times New Roman"/>
-          <w:sz w:val="24"/>
-          <w:szCs w:val="24"/>
-          <w:u w:val="single" w:color="000000"/>
-          <w:rtl w:val="0"/>
-          <w:lang w:val="en-US"/>
-        </w:rPr>
-        <w:t xml:space="preserve">{{ </w:t>
-      </w:r>
-      <w:r>
-        <w:rPr>
-          <w:rFonts w:ascii="Times New Roman" w:hAnsi="Times New Roman"/>
-          <w:sz w:val="24"/>
-          <w:szCs w:val="24"/>
-          <w:u w:val="single" w:color="000000"/>
-          <w:rtl w:val="0"/>
-          <w:lang w:val="en-US"/>
-        </w:rPr>
-        <w:t>delegation_start_date.format</w:t>
-      </w:r>
-      <w:r>
-        <w:rPr>
-          <w:rFonts w:ascii="Times New Roman" w:hAnsi="Times New Roman"/>
-          <w:sz w:val="24"/>
-          <w:szCs w:val="24"/>
-          <w:u w:val="single" w:color="000000"/>
-          <w:rtl w:val="0"/>
-          <w:lang w:val="en-US"/>
-        </w:rPr>
-        <w:t>(</w:t>
-      </w:r>
-      <w:r>
-        <w:rPr>
-          <w:rFonts w:ascii="Times New Roman" w:hAnsi="Times New Roman"/>
-          <w:sz w:val="24"/>
-          <w:szCs w:val="24"/>
-          <w:u w:val="single" w:color="000000"/>
-          <w:rtl w:val="0"/>
-          <w:lang w:val="ru-RU"/>
-        </w:rPr>
-        <w:t>"</w:t>
-      </w:r>
-      <w:r>
-        <w:rPr>
-          <w:rFonts w:ascii="Times New Roman" w:hAnsi="Times New Roman"/>
-          <w:sz w:val="24"/>
-          <w:szCs w:val="24"/>
-          <w:u w:val="single" w:color="000000"/>
-          <w:rtl w:val="0"/>
-          <w:lang w:val="en-US"/>
-        </w:rPr>
-        <w:t>MMMM</w:t>
-      </w:r>
-      <w:r>
-        <w:rPr>
-          <w:rFonts w:ascii="Times New Roman" w:hAnsi="Times New Roman"/>
-          <w:sz w:val="24"/>
-          <w:szCs w:val="24"/>
-          <w:u w:val="single" w:color="000000"/>
-          <w:rtl w:val="0"/>
-          <w:lang w:val="ru-RU"/>
-        </w:rPr>
-        <w:t>"</w:t>
-      </w:r>
-      <w:r>
-        <w:rPr>
-          <w:rFonts w:ascii="Times New Roman" w:hAnsi="Times New Roman"/>
-          <w:sz w:val="24"/>
-          <w:szCs w:val="24"/>
-          <w:u w:val="single" w:color="000000"/>
-          <w:rtl w:val="0"/>
-          <w:lang w:val="en-US"/>
-        </w:rPr>
-        <w:t>) }}</w:t>
-      </w:r>
-      <w:r>
-        <w:rPr>
-          <w:rFonts w:ascii="Times New Roman" w:hAnsi="Times New Roman"/>
-          <w:sz w:val="24"/>
-          <w:szCs w:val="24"/>
-          <w:u w:val="none" w:color="000000"/>
-          <w:rtl w:val="0"/>
-          <w:lang w:val="en-US"/>
-        </w:rPr>
-        <w:t xml:space="preserve">, </w:t>
-      </w:r>
-      <w:r>
-        <w:rPr>
-          <w:rFonts w:ascii="Times New Roman" w:hAnsi="Times New Roman"/>
-          <w:sz w:val="24"/>
-          <w:szCs w:val="24"/>
-          <w:u w:val="single" w:color="000000"/>
-          <w:rtl w:val="0"/>
-          <w:lang w:val="en-US"/>
-        </w:rPr>
-        <w:t xml:space="preserve">{{ </w:t>
-      </w:r>
-      <w:r>
-        <w:rPr>
-          <w:rFonts w:ascii="Times New Roman" w:hAnsi="Times New Roman"/>
-          <w:sz w:val="24"/>
-          <w:szCs w:val="24"/>
-          <w:u w:val="single" w:color="000000"/>
-          <w:rtl w:val="0"/>
-          <w:lang w:val="en-US"/>
-        </w:rPr>
-        <w:t>delegation_start_date.format("</w:t>
-      </w:r>
-      <w:r>
-        <w:rPr>
-          <w:rFonts w:ascii="Times New Roman" w:hAnsi="Times New Roman"/>
-          <w:sz w:val="24"/>
-          <w:szCs w:val="24"/>
-          <w:u w:val="single" w:color="000000"/>
-          <w:rtl w:val="0"/>
-          <w:lang w:val="en-US"/>
-        </w:rPr>
-        <w:t>yyyy</w:t>
-      </w:r>
-      <w:r>
-        <w:rPr>
-          <w:rFonts w:ascii="Times New Roman" w:hAnsi="Times New Roman"/>
-          <w:sz w:val="24"/>
-          <w:szCs w:val="24"/>
-          <w:u w:val="single" w:color="000000"/>
-          <w:rtl w:val="0"/>
-        </w:rPr>
-        <w:t>")</w:t>
-      </w:r>
-      <w:r>
-        <w:rPr>
-          <w:rFonts w:ascii="Times New Roman" w:hAnsi="Times New Roman"/>
-          <w:sz w:val="24"/>
-          <w:szCs w:val="24"/>
-          <w:u w:val="single" w:color="000000"/>
-          <w:rtl w:val="0"/>
-          <w:lang w:val="en-US"/>
-        </w:rPr>
-        <w:t xml:space="preserve"> }}</w:t>
-      </w:r>
-      <w:r>
-        <w:rPr>
-          <w:rFonts w:ascii="Times New Roman" w:hAnsi="Times New Roman"/>
-          <w:sz w:val="24"/>
-          <w:szCs w:val="24"/>
-          <w:u w:val="none" w:color="000000"/>
-          <w:rtl w:val="0"/>
-          <w:lang w:val="en-US"/>
-        </w:rPr>
-        <w:t>,</w:t>
+          <w:u w:color="000000"/>
+          <w:rtl w:val="0"/>
+          <w:lang w:val="en-US"/>
+        </w:rPr>
+        <w:t>20____</w:t>
       </w:r>
     </w:p>
     <w:p>
@@ -620,7 +664,18 @@
           <w:rtl w:val="0"/>
           <w:lang w:val="en-US"/>
         </w:rPr>
-        <w:t>{%- else -%}</w:t>
+        <w:t xml:space="preserve">{%- endif %}, </w:t>
+      </w:r>
+      <w:r>
+        <w:rPr>
+          <w:rFonts w:ascii="Times New Roman" w:hAnsi="Times New Roman"/>
+          <w:sz w:val="24"/>
+          <w:szCs w:val="24"/>
+          <w:u w:color="000000"/>
+          <w:rtl w:val="0"/>
+          <w:lang w:val="en-US"/>
+        </w:rPr>
+        <w:t>before me, the undersigned notary, and in the presence of the competent witnesses hereinafter named and undersigned:</w:t>
       </w:r>
     </w:p>
     <w:p>
@@ -641,122 +696,14 @@
       </w:pPr>
       <w:r>
         <w:rPr>
-          <w:rFonts w:ascii="Times New Roman" w:hAnsi="Times New Roman"/>
-          <w:sz w:val="24"/>
-          <w:szCs w:val="24"/>
-          <w:u w:color="000000"/>
-          <w:rtl w:val="0"/>
-          <w:lang w:val="en-US"/>
-        </w:rPr>
-        <w:t xml:space="preserve">{{ </w:t>
-      </w:r>
-      <w:r>
-        <w:rPr>
-          <w:rFonts w:ascii="Times New Roman" w:hAnsi="Times New Roman"/>
-          <w:sz w:val="24"/>
-          <w:szCs w:val="24"/>
-          <w:u w:color="000000"/>
-          <w:rtl w:val="0"/>
-          <w:lang w:val="ru-RU"/>
-        </w:rPr>
-        <w:t>"</w:t>
-      </w:r>
-      <w:r>
-        <w:rPr>
-          <w:rFonts w:ascii="Times New Roman" w:hAnsi="Times New Roman"/>
-          <w:sz w:val="24"/>
-          <w:szCs w:val="24"/>
-          <w:u w:color="000000"/>
-          <w:rtl w:val="0"/>
-          <w:lang w:val="en-US"/>
-        </w:rPr>
-        <w:t xml:space="preserve"> </w:t>
-      </w:r>
-      <w:r>
-        <w:rPr>
-          <w:rFonts w:ascii="Times New Roman" w:hAnsi="Times New Roman"/>
-          <w:sz w:val="24"/>
-          <w:szCs w:val="24"/>
-          <w:u w:color="000000"/>
-          <w:rtl w:val="0"/>
-          <w:lang w:val="ru-RU"/>
-        </w:rPr>
-        <w:t>"</w:t>
-      </w:r>
-      <w:r>
-        <w:rPr>
-          <w:rFonts w:ascii="Times New Roman" w:hAnsi="Times New Roman"/>
-          <w:sz w:val="24"/>
-          <w:szCs w:val="24"/>
-          <w:u w:color="000000"/>
-          <w:rtl w:val="0"/>
-          <w:lang w:val="en-US"/>
-        </w:rPr>
-        <w:t xml:space="preserve"> }}________ </w:t>
-      </w:r>
-      <w:r>
-        <w:rPr>
-          <w:rFonts w:ascii="Times New Roman" w:hAnsi="Times New Roman"/>
-          <w:sz w:val="24"/>
-          <w:szCs w:val="24"/>
-          <w:u w:color="000000"/>
-          <w:rtl w:val="0"/>
-          <w:lang w:val="en-US"/>
-        </w:rPr>
-        <w:t xml:space="preserve">day of </w:t>
-      </w:r>
-      <w:r>
-        <w:rPr>
-          <w:rFonts w:ascii="Times New Roman" w:hAnsi="Times New Roman"/>
-          <w:sz w:val="24"/>
-          <w:szCs w:val="24"/>
-          <w:u w:color="000000"/>
-          <w:rtl w:val="0"/>
-          <w:lang w:val="en-US"/>
-        </w:rPr>
-        <w:t>_______________________________</w:t>
-      </w:r>
-      <w:r>
-        <w:rPr>
-          <w:rFonts w:ascii="Times New Roman" w:hAnsi="Times New Roman"/>
-          <w:sz w:val="24"/>
-          <w:szCs w:val="24"/>
-          <w:u w:color="000000"/>
-          <w:rtl w:val="0"/>
-        </w:rPr>
-        <w:t>,</w:t>
-      </w:r>
-      <w:r>
-        <w:rPr>
-          <w:rFonts w:ascii="Times New Roman" w:hAnsi="Times New Roman"/>
-          <w:sz w:val="24"/>
-          <w:szCs w:val="24"/>
-          <w:u w:val="single" w:color="000000"/>
-          <w:rtl w:val="0"/>
-          <w:lang w:val="en-US"/>
-        </w:rPr>
-        <w:t xml:space="preserve"> </w:t>
-      </w:r>
-      <w:r>
-        <w:rPr>
-          <w:rFonts w:ascii="Times New Roman" w:hAnsi="Times New Roman"/>
-          <w:sz w:val="24"/>
-          <w:szCs w:val="24"/>
-          <w:u w:color="000000"/>
-          <w:rtl w:val="0"/>
-          <w:lang w:val="en-US"/>
-        </w:rPr>
-        <w:t>20____</w:t>
-      </w:r>
-      <w:r>
-        <w:rPr>
-          <w:rFonts w:ascii="Times New Roman" w:hAnsi="Times New Roman"/>
-          <w:sz w:val="24"/>
-          <w:szCs w:val="24"/>
-          <w:u w:color="000000"/>
-          <w:rtl w:val="0"/>
-        </w:rPr>
-        <w:t>,</w:t>
+          <w:rFonts w:ascii="Times New Roman" w:hAnsi="Times New Roman" w:hint="default"/>
+          <w:sz w:val="24"/>
+          <w:szCs w:val="24"/>
+          <w:u w:color="000000"/>
+          <w:rtl w:val="0"/>
+          <w:lang w:val="en-US"/>
+        </w:rPr>
+        <w:t> </w:t>
       </w:r>
     </w:p>
     <w:p>
@@ -784,7 +731,18 @@
           <w:rtl w:val="0"/>
           <w:lang w:val="en-US"/>
         </w:rPr>
-        <w:t>{%- endif -%}</w:t>
+        <w:t>Personally, came and appeared</w:t>
+      </w:r>
+      <w:r>
+        <w:rPr>
+          <w:rFonts w:ascii="Times New Roman" w:hAnsi="Times New Roman"/>
+          <w:sz w:val="24"/>
+          <w:szCs w:val="24"/>
+          <w:u w:color="000000"/>
+          <w:rtl w:val="0"/>
+          <w:lang w:val="en-US"/>
+        </w:rPr>
+        <w:t>:</w:t>
       </w:r>
     </w:p>
     <w:p>
@@ -796,79 +754,13 @@
         <w:ind w:left="0" w:right="0" w:firstLine="720"/>
         <w:jc w:val="left"/>
         <w:rPr>
-          <w:rFonts w:ascii="Arial" w:cs="Arial" w:hAnsi="Arial" w:eastAsia="Arial"/>
-          <w:sz w:val="24"/>
-          <w:szCs w:val="24"/>
-          <w:u w:color="000000"/>
-          <w:rtl w:val="0"/>
-        </w:rPr>
-      </w:pPr>
-      <w:r>
-        <w:rPr>
-          <w:rFonts w:ascii="Times New Roman" w:hAnsi="Times New Roman"/>
-          <w:sz w:val="24"/>
-          <w:szCs w:val="24"/>
-          <w:u w:color="000000"/>
-          <w:rtl w:val="0"/>
-          <w:lang w:val="en-US"/>
-        </w:rPr>
-        <w:t xml:space="preserve">{{ </w:t>
-      </w:r>
-      <w:r>
-        <w:rPr>
-          <w:rFonts w:ascii="Times New Roman" w:hAnsi="Times New Roman"/>
-          <w:sz w:val="24"/>
-          <w:szCs w:val="24"/>
-          <w:u w:color="000000"/>
-          <w:rtl w:val="0"/>
-          <w:lang w:val="ru-RU"/>
-        </w:rPr>
-        <w:t>"</w:t>
-      </w:r>
-      <w:r>
-        <w:rPr>
-          <w:rFonts w:ascii="Times New Roman" w:hAnsi="Times New Roman"/>
-          <w:sz w:val="24"/>
-          <w:szCs w:val="24"/>
-          <w:u w:color="000000"/>
-          <w:rtl w:val="0"/>
-          <w:lang w:val="en-US"/>
-        </w:rPr>
-        <w:t xml:space="preserve"> </w:t>
-      </w:r>
-      <w:r>
-        <w:rPr>
-          <w:rFonts w:ascii="Times New Roman" w:hAnsi="Times New Roman"/>
-          <w:sz w:val="24"/>
-          <w:szCs w:val="24"/>
-          <w:u w:color="000000"/>
-          <w:rtl w:val="0"/>
-          <w:lang w:val="ru-RU"/>
-        </w:rPr>
-        <w:t>"</w:t>
-      </w:r>
-      <w:r>
-        <w:rPr>
-          <w:rFonts w:ascii="Times New Roman" w:hAnsi="Times New Roman"/>
-          <w:sz w:val="24"/>
-          <w:szCs w:val="24"/>
-          <w:u w:color="000000"/>
-          <w:rtl w:val="0"/>
-          <w:lang w:val="en-US"/>
-        </w:rPr>
-        <w:t xml:space="preserve"> }}</w:t>
-      </w:r>
-      <w:r>
-        <w:rPr>
-          <w:rFonts w:ascii="Times New Roman" w:hAnsi="Times New Roman"/>
-          <w:sz w:val="24"/>
-          <w:szCs w:val="24"/>
-          <w:u w:color="000000"/>
-          <w:rtl w:val="0"/>
-          <w:lang w:val="en-US"/>
-        </w:rPr>
-        <w:t>before me, the undersigned notary, and in the presence of the competent witnesses hereinafter named and undersigned:</w:t>
-      </w:r>
+          <w:rFonts w:ascii="Times New Roman" w:cs="Times New Roman" w:hAnsi="Times New Roman" w:eastAsia="Times New Roman"/>
+          <w:sz w:val="24"/>
+          <w:szCs w:val="24"/>
+          <w:u w:color="000000"/>
+          <w:rtl w:val="0"/>
+        </w:rPr>
+      </w:pPr>
     </w:p>
     <w:p>
       <w:pPr>
@@ -879,23 +771,570 @@
         <w:ind w:left="0" w:right="0" w:firstLine="720"/>
         <w:jc w:val="left"/>
         <w:rPr>
-          <w:rFonts w:ascii="Arial" w:cs="Arial" w:hAnsi="Arial" w:eastAsia="Arial"/>
-          <w:sz w:val="24"/>
-          <w:szCs w:val="24"/>
-          <w:u w:color="000000"/>
-          <w:rtl w:val="0"/>
-        </w:rPr>
-      </w:pPr>
-      <w:r>
-        <w:rPr>
-          <w:rFonts w:ascii="Arial" w:hAnsi="Arial" w:hint="default"/>
-          <w:sz w:val="24"/>
-          <w:szCs w:val="24"/>
-          <w:u w:color="000000"/>
-          <w:rtl w:val="0"/>
-          <w:lang w:val="en-US"/>
-        </w:rPr>
-        <w:t> </w:t>
+          <w:rFonts w:ascii="Times New Roman" w:cs="Times New Roman" w:hAnsi="Times New Roman" w:eastAsia="Times New Roman"/>
+          <w:sz w:val="24"/>
+          <w:szCs w:val="24"/>
+          <w:u w:color="000000"/>
+          <w:rtl w:val="0"/>
+        </w:rPr>
+      </w:pPr>
+      <w:r>
+        <w:rPr>
+          <w:rFonts w:ascii="Times New Roman" w:hAnsi="Times New Roman"/>
+          <w:sz w:val="24"/>
+          <w:szCs w:val="24"/>
+          <w:u w:val="single" w:color="000000"/>
+          <w:rtl w:val="0"/>
+          <w:lang w:val="en-US"/>
+        </w:rPr>
+        <w:t>{{ users[0].name.full() }}</w:t>
+      </w:r>
+      <w:r>
+        <w:rPr>
+          <w:rFonts w:ascii="Times New Roman" w:hAnsi="Times New Roman"/>
+          <w:sz w:val="24"/>
+          <w:szCs w:val="24"/>
+          <w:u w:color="000000"/>
+          <w:rtl w:val="0"/>
+        </w:rPr>
+        <w:t xml:space="preserve"> (</w:t>
+      </w:r>
+      <w:r>
+        <w:rPr>
+          <w:rFonts w:ascii="Times New Roman" w:hAnsi="Times New Roman"/>
+          <w:i w:val="1"/>
+          <w:iCs w:val="1"/>
+          <w:sz w:val="24"/>
+          <w:szCs w:val="24"/>
+          <w:u w:color="000000"/>
+          <w:rtl w:val="0"/>
+          <w:lang w:val="it-IT"/>
+        </w:rPr>
+        <w:t>Affiant #1</w:t>
+      </w:r>
+      <w:r>
+        <w:rPr>
+          <w:rFonts w:ascii="Times New Roman" w:hAnsi="Times New Roman" w:hint="default"/>
+          <w:i w:val="1"/>
+          <w:iCs w:val="1"/>
+          <w:sz w:val="24"/>
+          <w:szCs w:val="24"/>
+          <w:u w:color="000000"/>
+          <w:rtl w:val="1"/>
+        </w:rPr>
+        <w:t>’</w:t>
+      </w:r>
+      <w:r>
+        <w:rPr>
+          <w:rFonts w:ascii="Times New Roman" w:hAnsi="Times New Roman"/>
+          <w:i w:val="1"/>
+          <w:iCs w:val="1"/>
+          <w:sz w:val="24"/>
+          <w:szCs w:val="24"/>
+          <w:u w:color="000000"/>
+          <w:rtl w:val="0"/>
+          <w:lang w:val="de-DE"/>
+        </w:rPr>
+        <w:t>s Full Name</w:t>
+      </w:r>
+      <w:r>
+        <w:rPr>
+          <w:rFonts w:ascii="Times New Roman" w:hAnsi="Times New Roman"/>
+          <w:sz w:val="24"/>
+          <w:szCs w:val="24"/>
+          <w:u w:color="000000"/>
+          <w:rtl w:val="0"/>
+          <w:lang w:val="en-US"/>
+        </w:rPr>
+        <w:t xml:space="preserve">), who is presently </w:t>
+      </w:r>
+      <w:r>
+        <w:rPr>
+          <w:rFonts w:ascii="Times New Roman" w:hAnsi="Times New Roman"/>
+          <w:b w:val="1"/>
+          <w:bCs w:val="1"/>
+          <w:sz w:val="24"/>
+          <w:szCs w:val="24"/>
+          <w:u w:val="single" w:color="000000"/>
+          <w:rtl w:val="0"/>
+          <w:lang w:val="en-US"/>
+        </w:rPr>
+        <w:t xml:space="preserve">{{ </w:t>
+      </w:r>
+      <w:r>
+        <w:rPr>
+          <w:rFonts w:ascii="Times New Roman" w:hAnsi="Times New Roman"/>
+          <w:b w:val="1"/>
+          <w:bCs w:val="1"/>
+          <w:sz w:val="24"/>
+          <w:szCs w:val="24"/>
+          <w:u w:val="single" w:color="000000"/>
+          <w:rtl w:val="0"/>
+          <w:lang w:val="ru-RU"/>
+        </w:rPr>
+        <w:t>""</w:t>
+      </w:r>
+      <w:r>
+        <w:rPr>
+          <w:rFonts w:ascii="Times New Roman" w:hAnsi="Times New Roman"/>
+          <w:b w:val="1"/>
+          <w:bCs w:val="1"/>
+          <w:sz w:val="24"/>
+          <w:szCs w:val="24"/>
+          <w:u w:val="single" w:color="000000"/>
+          <w:rtl w:val="0"/>
+          <w:lang w:val="en-US"/>
+        </w:rPr>
+        <w:t xml:space="preserve"> if users[0].marital_status ==  </w:t>
+      </w:r>
+      <w:r>
+        <w:rPr>
+          <w:rFonts w:ascii="Times New Roman" w:hAnsi="Times New Roman"/>
+          <w:b w:val="1"/>
+          <w:bCs w:val="1"/>
+          <w:sz w:val="24"/>
+          <w:szCs w:val="24"/>
+          <w:u w:val="single" w:color="000000"/>
+          <w:rtl w:val="0"/>
+          <w:lang w:val="ru-RU"/>
+        </w:rPr>
+        <w:t>"</w:t>
+      </w:r>
+      <w:r>
+        <w:rPr>
+          <w:rFonts w:ascii="Times New Roman" w:hAnsi="Times New Roman"/>
+          <w:b w:val="1"/>
+          <w:bCs w:val="1"/>
+          <w:sz w:val="24"/>
+          <w:szCs w:val="24"/>
+          <w:u w:val="single" w:color="000000"/>
+          <w:rtl w:val="0"/>
+          <w:lang w:val="en-US"/>
+        </w:rPr>
+        <w:t>married</w:t>
+      </w:r>
+      <w:r>
+        <w:rPr>
+          <w:rFonts w:ascii="Times New Roman" w:hAnsi="Times New Roman"/>
+          <w:b w:val="1"/>
+          <w:bCs w:val="1"/>
+          <w:sz w:val="24"/>
+          <w:szCs w:val="24"/>
+          <w:u w:val="single" w:color="000000"/>
+          <w:rtl w:val="0"/>
+          <w:lang w:val="ru-RU"/>
+        </w:rPr>
+        <w:t>"</w:t>
+      </w:r>
+      <w:r>
+        <w:rPr>
+          <w:rFonts w:ascii="Times New Roman" w:hAnsi="Times New Roman"/>
+          <w:b w:val="1"/>
+          <w:bCs w:val="1"/>
+          <w:sz w:val="24"/>
+          <w:szCs w:val="24"/>
+          <w:u w:val="single" w:color="000000"/>
+          <w:rtl w:val="0"/>
+          <w:lang w:val="en-US"/>
+        </w:rPr>
+        <w:t xml:space="preserve"> else </w:t>
+      </w:r>
+      <w:r>
+        <w:rPr>
+          <w:rFonts w:ascii="Times New Roman" w:hAnsi="Times New Roman"/>
+          <w:b w:val="1"/>
+          <w:bCs w:val="1"/>
+          <w:sz w:val="24"/>
+          <w:szCs w:val="24"/>
+          <w:u w:val="single" w:color="000000"/>
+          <w:rtl w:val="0"/>
+          <w:lang w:val="ru-RU"/>
+        </w:rPr>
+        <w:t>"</w:t>
+      </w:r>
+      <w:r>
+        <w:rPr>
+          <w:rFonts w:ascii="Times New Roman" w:hAnsi="Times New Roman"/>
+          <w:b w:val="1"/>
+          <w:bCs w:val="1"/>
+          <w:sz w:val="24"/>
+          <w:szCs w:val="24"/>
+          <w:u w:val="single" w:color="000000"/>
+          <w:rtl w:val="0"/>
+          <w:lang w:val="en-US"/>
+        </w:rPr>
+        <w:t xml:space="preserve">not </w:t>
+      </w:r>
+      <w:r>
+        <w:rPr>
+          <w:rFonts w:ascii="Times New Roman" w:hAnsi="Times New Roman"/>
+          <w:b w:val="1"/>
+          <w:bCs w:val="1"/>
+          <w:sz w:val="24"/>
+          <w:szCs w:val="24"/>
+          <w:u w:val="single" w:color="000000"/>
+          <w:rtl w:val="0"/>
+          <w:lang w:val="ru-RU"/>
+        </w:rPr>
+        <w:t>"</w:t>
+      </w:r>
+      <w:r>
+        <w:rPr>
+          <w:rFonts w:ascii="Times New Roman" w:hAnsi="Times New Roman"/>
+          <w:b w:val="1"/>
+          <w:bCs w:val="1"/>
+          <w:sz w:val="24"/>
+          <w:szCs w:val="24"/>
+          <w:u w:val="single" w:color="000000"/>
+          <w:rtl w:val="0"/>
+          <w:lang w:val="en-US"/>
+        </w:rPr>
+        <w:t xml:space="preserve">  }}</w:t>
+      </w:r>
+      <w:r>
+        <w:rPr>
+          <w:rFonts w:ascii="Times New Roman" w:hAnsi="Times New Roman"/>
+          <w:sz w:val="24"/>
+          <w:szCs w:val="24"/>
+          <w:u w:val="single" w:color="000000"/>
+          <w:rtl w:val="0"/>
+          <w:lang w:val="en-US"/>
+        </w:rPr>
+        <w:t>married</w:t>
+      </w:r>
+      <w:r>
+        <w:rPr>
+          <w:rFonts w:ascii="Times New Roman" w:hAnsi="Times New Roman"/>
+          <w:sz w:val="24"/>
+          <w:szCs w:val="24"/>
+          <w:u w:color="000000"/>
+          <w:rtl w:val="0"/>
+          <w:lang w:val="en-US"/>
+        </w:rPr>
+        <w:t>, and whose mailing address is:</w:t>
+      </w:r>
+      <w:r>
+        <w:rPr>
+          <w:rFonts w:ascii="Times New Roman" w:hAnsi="Times New Roman"/>
+          <w:sz w:val="24"/>
+          <w:szCs w:val="24"/>
+          <w:u w:color="000000"/>
+          <w:rtl w:val="0"/>
+          <w:lang w:val="en-US"/>
+        </w:rPr>
+        <w:t xml:space="preserve"> </w:t>
+      </w:r>
+      <w:r>
+        <w:rPr>
+          <w:rFonts w:ascii="Times New Roman" w:hAnsi="Times New Roman"/>
+          <w:sz w:val="24"/>
+          <w:szCs w:val="24"/>
+          <w:u w:val="single" w:color="000000"/>
+          <w:rtl w:val="0"/>
+          <w:lang w:val="en-US"/>
+        </w:rPr>
+        <w:t>{{ users[0].address.on_one_line() }}</w:t>
+      </w:r>
+      <w:r>
+        <w:rPr>
+          <w:rFonts w:ascii="Times New Roman" w:hAnsi="Times New Roman"/>
+          <w:sz w:val="24"/>
+          <w:szCs w:val="24"/>
+          <w:u w:color="000000"/>
+          <w:rtl w:val="0"/>
+          <w:lang w:val="en-US"/>
+        </w:rPr>
+        <w:t xml:space="preserve"> </w:t>
+      </w:r>
+      <w:r>
+        <w:rPr>
+          <w:rFonts w:ascii="Times New Roman" w:hAnsi="Times New Roman"/>
+          <w:sz w:val="24"/>
+          <w:szCs w:val="24"/>
+          <w:u w:color="000000"/>
+          <w:rtl w:val="0"/>
+          <w:lang w:val="en-US"/>
+        </w:rPr>
+        <w:t xml:space="preserve">and </w:t>
+      </w:r>
+      <w:r>
+        <w:rPr>
+          <w:rFonts w:ascii="Times New Roman" w:hAnsi="Times New Roman"/>
+          <w:sz w:val="24"/>
+          <w:szCs w:val="24"/>
+          <w:u w:val="single" w:color="000000"/>
+          <w:rtl w:val="0"/>
+          <w:lang w:val="en-US"/>
+        </w:rPr>
+        <w:t>{{ users[1].name.full() }}</w:t>
+      </w:r>
+      <w:r>
+        <w:rPr>
+          <w:rFonts w:ascii="Times New Roman" w:hAnsi="Times New Roman"/>
+          <w:sz w:val="24"/>
+          <w:szCs w:val="24"/>
+          <w:u w:color="000000"/>
+          <w:rtl w:val="0"/>
+        </w:rPr>
+        <w:t xml:space="preserve"> (</w:t>
+      </w:r>
+      <w:r>
+        <w:rPr>
+          <w:rFonts w:ascii="Times New Roman" w:hAnsi="Times New Roman"/>
+          <w:i w:val="1"/>
+          <w:iCs w:val="1"/>
+          <w:sz w:val="24"/>
+          <w:szCs w:val="24"/>
+          <w:u w:color="000000"/>
+          <w:rtl w:val="0"/>
+          <w:lang w:val="it-IT"/>
+        </w:rPr>
+        <w:t>Affiant #2</w:t>
+      </w:r>
+      <w:r>
+        <w:rPr>
+          <w:rFonts w:ascii="Times New Roman" w:hAnsi="Times New Roman" w:hint="default"/>
+          <w:i w:val="1"/>
+          <w:iCs w:val="1"/>
+          <w:sz w:val="24"/>
+          <w:szCs w:val="24"/>
+          <w:u w:color="000000"/>
+          <w:rtl w:val="1"/>
+        </w:rPr>
+        <w:t>’</w:t>
+      </w:r>
+      <w:r>
+        <w:rPr>
+          <w:rFonts w:ascii="Times New Roman" w:hAnsi="Times New Roman"/>
+          <w:i w:val="1"/>
+          <w:iCs w:val="1"/>
+          <w:sz w:val="24"/>
+          <w:szCs w:val="24"/>
+          <w:u w:color="000000"/>
+          <w:rtl w:val="0"/>
+          <w:lang w:val="de-DE"/>
+        </w:rPr>
+        <w:t>s Full Name</w:t>
+      </w:r>
+      <w:r>
+        <w:rPr>
+          <w:rFonts w:ascii="Times New Roman" w:hAnsi="Times New Roman"/>
+          <w:sz w:val="24"/>
+          <w:szCs w:val="24"/>
+          <w:u w:color="000000"/>
+          <w:rtl w:val="0"/>
+          <w:lang w:val="en-US"/>
+        </w:rPr>
+        <w:t xml:space="preserve">), who is presently </w:t>
+      </w:r>
+      <w:r>
+        <w:rPr>
+          <w:rFonts w:ascii="Times New Roman" w:hAnsi="Times New Roman"/>
+          <w:b w:val="1"/>
+          <w:bCs w:val="1"/>
+          <w:sz w:val="24"/>
+          <w:szCs w:val="24"/>
+          <w:u w:val="single" w:color="000000"/>
+          <w:rtl w:val="0"/>
+          <w:lang w:val="en-US"/>
+        </w:rPr>
+        <w:t xml:space="preserve">{{ </w:t>
+      </w:r>
+      <w:r>
+        <w:rPr>
+          <w:rFonts w:ascii="Times New Roman" w:hAnsi="Times New Roman"/>
+          <w:b w:val="1"/>
+          <w:bCs w:val="1"/>
+          <w:sz w:val="24"/>
+          <w:szCs w:val="24"/>
+          <w:u w:val="single" w:color="000000"/>
+          <w:rtl w:val="0"/>
+          <w:lang w:val="ru-RU"/>
+        </w:rPr>
+        <w:t>""</w:t>
+      </w:r>
+      <w:r>
+        <w:rPr>
+          <w:rFonts w:ascii="Times New Roman" w:hAnsi="Times New Roman"/>
+          <w:b w:val="1"/>
+          <w:bCs w:val="1"/>
+          <w:sz w:val="24"/>
+          <w:szCs w:val="24"/>
+          <w:u w:val="single" w:color="000000"/>
+          <w:rtl w:val="0"/>
+          <w:lang w:val="en-US"/>
+        </w:rPr>
+        <w:t xml:space="preserve"> if users[1].marital_status ==  </w:t>
+      </w:r>
+      <w:r>
+        <w:rPr>
+          <w:rFonts w:ascii="Times New Roman" w:hAnsi="Times New Roman"/>
+          <w:b w:val="1"/>
+          <w:bCs w:val="1"/>
+          <w:sz w:val="24"/>
+          <w:szCs w:val="24"/>
+          <w:u w:val="single" w:color="000000"/>
+          <w:rtl w:val="0"/>
+          <w:lang w:val="ru-RU"/>
+        </w:rPr>
+        <w:t>"</w:t>
+      </w:r>
+      <w:r>
+        <w:rPr>
+          <w:rFonts w:ascii="Times New Roman" w:hAnsi="Times New Roman"/>
+          <w:b w:val="1"/>
+          <w:bCs w:val="1"/>
+          <w:sz w:val="24"/>
+          <w:szCs w:val="24"/>
+          <w:u w:val="single" w:color="000000"/>
+          <w:rtl w:val="0"/>
+          <w:lang w:val="en-US"/>
+        </w:rPr>
+        <w:t>married</w:t>
+      </w:r>
+      <w:r>
+        <w:rPr>
+          <w:rFonts w:ascii="Times New Roman" w:hAnsi="Times New Roman"/>
+          <w:b w:val="1"/>
+          <w:bCs w:val="1"/>
+          <w:sz w:val="24"/>
+          <w:szCs w:val="24"/>
+          <w:u w:val="single" w:color="000000"/>
+          <w:rtl w:val="0"/>
+          <w:lang w:val="ru-RU"/>
+        </w:rPr>
+        <w:t>"</w:t>
+      </w:r>
+      <w:r>
+        <w:rPr>
+          <w:rFonts w:ascii="Times New Roman" w:hAnsi="Times New Roman"/>
+          <w:b w:val="1"/>
+          <w:bCs w:val="1"/>
+          <w:sz w:val="24"/>
+          <w:szCs w:val="24"/>
+          <w:u w:val="single" w:color="000000"/>
+          <w:rtl w:val="0"/>
+          <w:lang w:val="en-US"/>
+        </w:rPr>
+        <w:t xml:space="preserve"> else </w:t>
+      </w:r>
+      <w:r>
+        <w:rPr>
+          <w:rFonts w:ascii="Times New Roman" w:hAnsi="Times New Roman"/>
+          <w:b w:val="1"/>
+          <w:bCs w:val="1"/>
+          <w:sz w:val="24"/>
+          <w:szCs w:val="24"/>
+          <w:u w:val="single" w:color="000000"/>
+          <w:rtl w:val="0"/>
+          <w:lang w:val="ru-RU"/>
+        </w:rPr>
+        <w:t>"</w:t>
+      </w:r>
+      <w:r>
+        <w:rPr>
+          <w:rFonts w:ascii="Times New Roman" w:hAnsi="Times New Roman"/>
+          <w:b w:val="1"/>
+          <w:bCs w:val="1"/>
+          <w:sz w:val="24"/>
+          <w:szCs w:val="24"/>
+          <w:u w:val="single" w:color="000000"/>
+          <w:rtl w:val="0"/>
+          <w:lang w:val="en-US"/>
+        </w:rPr>
+        <w:t xml:space="preserve">not </w:t>
+      </w:r>
+      <w:r>
+        <w:rPr>
+          <w:rFonts w:ascii="Times New Roman" w:hAnsi="Times New Roman"/>
+          <w:b w:val="1"/>
+          <w:bCs w:val="1"/>
+          <w:sz w:val="24"/>
+          <w:szCs w:val="24"/>
+          <w:u w:val="single" w:color="000000"/>
+          <w:rtl w:val="0"/>
+          <w:lang w:val="ru-RU"/>
+        </w:rPr>
+        <w:t>"</w:t>
+      </w:r>
+      <w:r>
+        <w:rPr>
+          <w:rFonts w:ascii="Times New Roman" w:hAnsi="Times New Roman"/>
+          <w:b w:val="1"/>
+          <w:bCs w:val="1"/>
+          <w:sz w:val="24"/>
+          <w:szCs w:val="24"/>
+          <w:u w:val="single" w:color="000000"/>
+          <w:rtl w:val="0"/>
+          <w:lang w:val="en-US"/>
+        </w:rPr>
+        <w:t xml:space="preserve">  }}</w:t>
+      </w:r>
+      <w:r>
+        <w:rPr>
+          <w:rFonts w:ascii="Times New Roman" w:hAnsi="Times New Roman"/>
+          <w:sz w:val="24"/>
+          <w:szCs w:val="24"/>
+          <w:u w:val="single" w:color="000000"/>
+          <w:rtl w:val="0"/>
+          <w:lang w:val="en-US"/>
+        </w:rPr>
+        <w:t>married</w:t>
+      </w:r>
+      <w:r>
+        <w:rPr>
+          <w:rFonts w:ascii="Times New Roman" w:hAnsi="Times New Roman"/>
+          <w:sz w:val="24"/>
+          <w:szCs w:val="24"/>
+          <w:u w:color="000000"/>
+          <w:rtl w:val="0"/>
+          <w:lang w:val="en-US"/>
+        </w:rPr>
+        <w:t>, and whose mailing address is</w:t>
+      </w:r>
+      <w:r>
+        <w:rPr>
+          <w:rFonts w:ascii="Times New Roman" w:hAnsi="Times New Roman"/>
+          <w:sz w:val="24"/>
+          <w:szCs w:val="24"/>
+          <w:u w:color="000000"/>
+          <w:rtl w:val="0"/>
+          <w:lang w:val="en-US"/>
+        </w:rPr>
+        <w:t xml:space="preserve">: </w:t>
+      </w:r>
+      <w:r>
+        <w:rPr>
+          <w:rFonts w:ascii="Times New Roman" w:hAnsi="Times New Roman"/>
+          <w:sz w:val="24"/>
+          <w:szCs w:val="24"/>
+          <w:u w:val="single" w:color="000000"/>
+          <w:rtl w:val="0"/>
+          <w:lang w:val="en-US"/>
+        </w:rPr>
+        <w:t>{{ users[0].address.</w:t>
+      </w:r>
+      <w:r>
+        <w:rPr>
+          <w:rFonts w:ascii="Times New Roman" w:hAnsi="Times New Roman"/>
+          <w:sz w:val="24"/>
+          <w:szCs w:val="24"/>
+          <w:u w:val="single" w:color="000000"/>
+          <w:rtl w:val="0"/>
+          <w:lang w:val="en-US"/>
+        </w:rPr>
+        <w:t>on_one_line</w:t>
+      </w:r>
+      <w:r>
+        <w:rPr>
+          <w:rFonts w:ascii="Times New Roman" w:hAnsi="Times New Roman"/>
+          <w:sz w:val="24"/>
+          <w:szCs w:val="24"/>
+          <w:u w:val="single" w:color="000000"/>
+          <w:rtl w:val="0"/>
+          <w:lang w:val="en-US"/>
+        </w:rPr>
+        <w:t>() }}</w:t>
       </w:r>
     </w:p>
     <w:p>
@@ -914,28 +1353,6 @@
           <w:rtl w:val="0"/>
         </w:rPr>
       </w:pPr>
-      <w:r>
-        <w:rPr>
-          <w:rFonts w:ascii="Times New Roman" w:hAnsi="Times New Roman"/>
-          <w:sz w:val="24"/>
-          <w:szCs w:val="24"/>
-          <w:u w:color="000000"/>
-          <w:rtl w:val="0"/>
-          <w:lang w:val="en-US"/>
-        </w:rPr>
-        <w:t>Personally, came and appeared</w:t>
-      </w:r>
-      <w:r>
-        <w:rPr>
-          <w:rFonts w:ascii="Times New Roman" w:hAnsi="Times New Roman"/>
-          <w:sz w:val="24"/>
-          <w:szCs w:val="24"/>
-          <w:u w:color="000000"/>
-          <w:rtl w:val="0"/>
-          <w:lang w:val="en-US"/>
-        </w:rPr>
-        <w:t>:</w:t>
-      </w:r>
     </w:p>
     <w:p>
       <w:pPr>
@@ -953,6 +1370,149 @@
           <w:rtl w:val="0"/>
         </w:rPr>
       </w:pPr>
+      <w:r>
+        <w:rPr>
+          <w:rFonts w:ascii="Times New Roman" w:hAnsi="Times New Roman"/>
+          <w:sz w:val="24"/>
+          <w:szCs w:val="24"/>
+          <w:u w:color="000000"/>
+          <w:rtl w:val="0"/>
+          <w:lang w:val="en-US"/>
+        </w:rPr>
+        <w:t>Who is the person(s) having parental authority</w:t>
+      </w:r>
+      <w:r>
+        <w:rPr>
+          <w:rFonts w:ascii="Times New Roman" w:hAnsi="Times New Roman"/>
+          <w:sz w:val="24"/>
+          <w:szCs w:val="24"/>
+          <w:u w:color="000000"/>
+          <w:rtl w:val="0"/>
+          <w:lang w:val="en-US"/>
+        </w:rPr>
+        <w:t xml:space="preserve"> </w:t>
+      </w:r>
+      <w:r>
+        <w:rPr>
+          <w:rFonts w:ascii="Times New Roman" w:hAnsi="Times New Roman"/>
+          <w:sz w:val="24"/>
+          <w:szCs w:val="24"/>
+          <w:u w:color="000000"/>
+          <w:rtl w:val="0"/>
+          <w:lang w:val="en-US"/>
+        </w:rPr>
+        <w:t>of the following {{ "</w:t>
+      </w:r>
+      <w:r>
+        <w:rPr>
+          <w:rFonts w:ascii="Times New Roman" w:hAnsi="Times New Roman"/>
+          <w:sz w:val="24"/>
+          <w:szCs w:val="24"/>
+          <w:u w:color="000000"/>
+          <w:rtl w:val="0"/>
+          <w:lang w:val="en-US"/>
+        </w:rPr>
+        <w:t>children</w:t>
+      </w:r>
+      <w:r>
+        <w:rPr>
+          <w:rFonts w:ascii="Times New Roman" w:hAnsi="Times New Roman"/>
+          <w:sz w:val="24"/>
+          <w:szCs w:val="24"/>
+          <w:u w:color="000000"/>
+          <w:rtl w:val="0"/>
+          <w:lang w:val="en-US"/>
+        </w:rPr>
+        <w:t>" if parental_delegation_children.number_gathered() &gt;</w:t>
+      </w:r>
+      <w:r>
+        <w:rPr>
+          <w:rFonts w:ascii="Times New Roman" w:hAnsi="Times New Roman"/>
+          <w:sz w:val="24"/>
+          <w:szCs w:val="24"/>
+          <w:u w:color="000000"/>
+          <w:rtl w:val="0"/>
+          <w:lang w:val="en-US"/>
+        </w:rPr>
+        <w:t xml:space="preserve"> </w:t>
+      </w:r>
+      <w:r>
+        <w:rPr>
+          <w:rFonts w:ascii="Times New Roman" w:hAnsi="Times New Roman"/>
+          <w:sz w:val="24"/>
+          <w:szCs w:val="24"/>
+          <w:u w:color="000000"/>
+          <w:rtl w:val="0"/>
+          <w:lang w:val="en-US"/>
+        </w:rPr>
+        <w:t>1 else "</w:t>
+      </w:r>
+      <w:r>
+        <w:rPr>
+          <w:rFonts w:ascii="Times New Roman" w:hAnsi="Times New Roman"/>
+          <w:sz w:val="24"/>
+          <w:szCs w:val="24"/>
+          <w:u w:color="000000"/>
+          <w:rtl w:val="0"/>
+          <w:lang w:val="en-US"/>
+        </w:rPr>
+        <w:t>child</w:t>
+      </w:r>
+      <w:r>
+        <w:rPr>
+          <w:rFonts w:ascii="Times New Roman" w:hAnsi="Times New Roman"/>
+          <w:sz w:val="24"/>
+          <w:szCs w:val="24"/>
+          <w:u w:color="000000"/>
+          <w:rtl w:val="0"/>
+          <w:lang w:val="ru-RU"/>
+        </w:rPr>
+        <w:t>" }}:</w:t>
+      </w:r>
+      <w:r>
+        <w:rPr>
+          <w:rFonts w:ascii="Times New Roman" w:hAnsi="Times New Roman"/>
+          <w:sz w:val="24"/>
+          <w:szCs w:val="24"/>
+          <w:u w:color="000000"/>
+          <w:rtl w:val="0"/>
+          <w:lang w:val="en-US"/>
+        </w:rPr>
+        <w:t xml:space="preserve"> </w:t>
+      </w:r>
+      <w:r>
+        <w:rPr>
+          <w:rFonts w:ascii="Times New Roman" w:hAnsi="Times New Roman"/>
+          <w:sz w:val="24"/>
+          <w:szCs w:val="24"/>
+          <w:u w:val="single" w:color="000000"/>
+          <w:rtl w:val="0"/>
+          <w:lang w:val="en-US"/>
+        </w:rPr>
+        <w:t>{{ comma_and_list(</w:t>
+      </w:r>
+      <w:r>
+        <w:rPr>
+          <w:rFonts w:ascii="Times New Roman" w:hAnsi="Times New Roman"/>
+          <w:sz w:val="24"/>
+          <w:szCs w:val="24"/>
+          <w:u w:val="single" w:color="000000"/>
+          <w:rtl w:val="0"/>
+          <w:lang w:val="en-US"/>
+        </w:rPr>
+        <w:t>parental_delegation_children.complete_elements()</w:t>
+      </w:r>
+      <w:r>
+        <w:rPr>
+          <w:rFonts w:ascii="Times New Roman" w:hAnsi="Times New Roman"/>
+          <w:sz w:val="24"/>
+          <w:szCs w:val="24"/>
+          <w:u w:val="single" w:color="000000"/>
+          <w:rtl w:val="0"/>
+          <w:lang w:val="en-US"/>
+        </w:rPr>
+        <w:t>) }}</w:t>
+      </w:r>
     </w:p>
     <w:p>
       <w:pPr>
@@ -970,564 +1530,6 @@
           <w:rtl w:val="0"/>
         </w:rPr>
       </w:pPr>
-      <w:r>
-        <w:rPr>
-          <w:rFonts w:ascii="Times New Roman" w:hAnsi="Times New Roman"/>
-          <w:sz w:val="24"/>
-          <w:szCs w:val="24"/>
-          <w:u w:val="single" w:color="000000"/>
-          <w:rtl w:val="0"/>
-          <w:lang w:val="en-US"/>
-        </w:rPr>
-        <w:t>{{ users[0].name.full() }}</w:t>
-      </w:r>
-      <w:r>
-        <w:rPr>
-          <w:rFonts w:ascii="Times New Roman" w:hAnsi="Times New Roman"/>
-          <w:sz w:val="24"/>
-          <w:szCs w:val="24"/>
-          <w:u w:color="000000"/>
-          <w:rtl w:val="0"/>
-        </w:rPr>
-        <w:t xml:space="preserve"> (</w:t>
-      </w:r>
-      <w:r>
-        <w:rPr>
-          <w:rFonts w:ascii="Times New Roman" w:hAnsi="Times New Roman"/>
-          <w:i w:val="1"/>
-          <w:iCs w:val="1"/>
-          <w:sz w:val="24"/>
-          <w:szCs w:val="24"/>
-          <w:u w:color="000000"/>
-          <w:rtl w:val="0"/>
-          <w:lang w:val="it-IT"/>
-        </w:rPr>
-        <w:t>Affiant #1</w:t>
-      </w:r>
-      <w:r>
-        <w:rPr>
-          <w:rFonts w:ascii="Times New Roman" w:hAnsi="Times New Roman" w:hint="default"/>
-          <w:i w:val="1"/>
-          <w:iCs w:val="1"/>
-          <w:sz w:val="24"/>
-          <w:szCs w:val="24"/>
-          <w:u w:color="000000"/>
-          <w:rtl w:val="1"/>
-        </w:rPr>
-        <w:t>’</w:t>
-      </w:r>
-      <w:r>
-        <w:rPr>
-          <w:rFonts w:ascii="Times New Roman" w:hAnsi="Times New Roman"/>
-          <w:i w:val="1"/>
-          <w:iCs w:val="1"/>
-          <w:sz w:val="24"/>
-          <w:szCs w:val="24"/>
-          <w:u w:color="000000"/>
-          <w:rtl w:val="0"/>
-          <w:lang w:val="de-DE"/>
-        </w:rPr>
-        <w:t>s Full Name</w:t>
-      </w:r>
-      <w:r>
-        <w:rPr>
-          <w:rFonts w:ascii="Times New Roman" w:hAnsi="Times New Roman"/>
-          <w:sz w:val="24"/>
-          <w:szCs w:val="24"/>
-          <w:u w:color="000000"/>
-          <w:rtl w:val="0"/>
-          <w:lang w:val="en-US"/>
-        </w:rPr>
-        <w:t xml:space="preserve">), who is presently </w:t>
-      </w:r>
-      <w:r>
-        <w:rPr>
-          <w:rFonts w:ascii="Times New Roman" w:hAnsi="Times New Roman"/>
-          <w:b w:val="1"/>
-          <w:bCs w:val="1"/>
-          <w:sz w:val="24"/>
-          <w:szCs w:val="24"/>
-          <w:u w:val="single" w:color="000000"/>
-          <w:rtl w:val="0"/>
-          <w:lang w:val="en-US"/>
-        </w:rPr>
-        <w:t xml:space="preserve">{{ </w:t>
-      </w:r>
-      <w:r>
-        <w:rPr>
-          <w:rFonts w:ascii="Times New Roman" w:hAnsi="Times New Roman"/>
-          <w:b w:val="1"/>
-          <w:bCs w:val="1"/>
-          <w:sz w:val="24"/>
-          <w:szCs w:val="24"/>
-          <w:u w:val="single" w:color="000000"/>
-          <w:rtl w:val="0"/>
-          <w:lang w:val="ru-RU"/>
-        </w:rPr>
-        <w:t>""</w:t>
-      </w:r>
-      <w:r>
-        <w:rPr>
-          <w:rFonts w:ascii="Times New Roman" w:hAnsi="Times New Roman"/>
-          <w:b w:val="1"/>
-          <w:bCs w:val="1"/>
-          <w:sz w:val="24"/>
-          <w:szCs w:val="24"/>
-          <w:u w:val="single" w:color="000000"/>
-          <w:rtl w:val="0"/>
-          <w:lang w:val="en-US"/>
-        </w:rPr>
-        <w:t xml:space="preserve"> if users[0].marital_status ==  </w:t>
-      </w:r>
-      <w:r>
-        <w:rPr>
-          <w:rFonts w:ascii="Times New Roman" w:hAnsi="Times New Roman"/>
-          <w:b w:val="1"/>
-          <w:bCs w:val="1"/>
-          <w:sz w:val="24"/>
-          <w:szCs w:val="24"/>
-          <w:u w:val="single" w:color="000000"/>
-          <w:rtl w:val="0"/>
-          <w:lang w:val="ru-RU"/>
-        </w:rPr>
-        <w:t>"</w:t>
-      </w:r>
-      <w:r>
-        <w:rPr>
-          <w:rFonts w:ascii="Times New Roman" w:hAnsi="Times New Roman"/>
-          <w:b w:val="1"/>
-          <w:bCs w:val="1"/>
-          <w:sz w:val="24"/>
-          <w:szCs w:val="24"/>
-          <w:u w:val="single" w:color="000000"/>
-          <w:rtl w:val="0"/>
-          <w:lang w:val="en-US"/>
-        </w:rPr>
-        <w:t>married</w:t>
-      </w:r>
-      <w:r>
-        <w:rPr>
-          <w:rFonts w:ascii="Times New Roman" w:hAnsi="Times New Roman"/>
-          <w:b w:val="1"/>
-          <w:bCs w:val="1"/>
-          <w:sz w:val="24"/>
-          <w:szCs w:val="24"/>
-          <w:u w:val="single" w:color="000000"/>
-          <w:rtl w:val="0"/>
-          <w:lang w:val="ru-RU"/>
-        </w:rPr>
-        <w:t>"</w:t>
-      </w:r>
-      <w:r>
-        <w:rPr>
-          <w:rFonts w:ascii="Times New Roman" w:hAnsi="Times New Roman"/>
-          <w:b w:val="1"/>
-          <w:bCs w:val="1"/>
-          <w:sz w:val="24"/>
-          <w:szCs w:val="24"/>
-          <w:u w:val="single" w:color="000000"/>
-          <w:rtl w:val="0"/>
-          <w:lang w:val="en-US"/>
-        </w:rPr>
-        <w:t xml:space="preserve"> else </w:t>
-      </w:r>
-      <w:r>
-        <w:rPr>
-          <w:rFonts w:ascii="Times New Roman" w:hAnsi="Times New Roman"/>
-          <w:b w:val="1"/>
-          <w:bCs w:val="1"/>
-          <w:sz w:val="24"/>
-          <w:szCs w:val="24"/>
-          <w:u w:val="single" w:color="000000"/>
-          <w:rtl w:val="0"/>
-          <w:lang w:val="ru-RU"/>
-        </w:rPr>
-        <w:t>"</w:t>
-      </w:r>
-      <w:r>
-        <w:rPr>
-          <w:rFonts w:ascii="Times New Roman" w:hAnsi="Times New Roman"/>
-          <w:b w:val="1"/>
-          <w:bCs w:val="1"/>
-          <w:sz w:val="24"/>
-          <w:szCs w:val="24"/>
-          <w:u w:val="single" w:color="000000"/>
-          <w:rtl w:val="0"/>
-          <w:lang w:val="en-US"/>
-        </w:rPr>
-        <w:t xml:space="preserve">not </w:t>
-      </w:r>
-      <w:r>
-        <w:rPr>
-          <w:rFonts w:ascii="Times New Roman" w:hAnsi="Times New Roman"/>
-          <w:b w:val="1"/>
-          <w:bCs w:val="1"/>
-          <w:sz w:val="24"/>
-          <w:szCs w:val="24"/>
-          <w:u w:val="single" w:color="000000"/>
-          <w:rtl w:val="0"/>
-          <w:lang w:val="ru-RU"/>
-        </w:rPr>
-        <w:t>"</w:t>
-      </w:r>
-      <w:r>
-        <w:rPr>
-          <w:rFonts w:ascii="Times New Roman" w:hAnsi="Times New Roman"/>
-          <w:b w:val="1"/>
-          <w:bCs w:val="1"/>
-          <w:sz w:val="24"/>
-          <w:szCs w:val="24"/>
-          <w:u w:val="single" w:color="000000"/>
-          <w:rtl w:val="0"/>
-          <w:lang w:val="en-US"/>
-        </w:rPr>
-        <w:t xml:space="preserve">  }}</w:t>
-      </w:r>
-      <w:r>
-        <w:rPr>
-          <w:rFonts w:ascii="Times New Roman" w:hAnsi="Times New Roman"/>
-          <w:sz w:val="24"/>
-          <w:szCs w:val="24"/>
-          <w:u w:val="single" w:color="000000"/>
-          <w:rtl w:val="0"/>
-          <w:lang w:val="en-US"/>
-        </w:rPr>
-        <w:t>married</w:t>
-      </w:r>
-      <w:r>
-        <w:rPr>
-          <w:rFonts w:ascii="Times New Roman" w:hAnsi="Times New Roman"/>
-          <w:sz w:val="24"/>
-          <w:szCs w:val="24"/>
-          <w:u w:color="000000"/>
-          <w:rtl w:val="0"/>
-          <w:lang w:val="en-US"/>
-        </w:rPr>
-        <w:t>, and whose mailing address is:</w:t>
-      </w:r>
-      <w:r>
-        <w:rPr>
-          <w:rFonts w:ascii="Times New Roman" w:hAnsi="Times New Roman"/>
-          <w:sz w:val="24"/>
-          <w:szCs w:val="24"/>
-          <w:u w:color="000000"/>
-          <w:rtl w:val="0"/>
-          <w:lang w:val="en-US"/>
-        </w:rPr>
-        <w:t xml:space="preserve"> </w:t>
-      </w:r>
-      <w:r>
-        <w:rPr>
-          <w:rFonts w:ascii="Times New Roman" w:hAnsi="Times New Roman"/>
-          <w:sz w:val="24"/>
-          <w:szCs w:val="24"/>
-          <w:u w:val="single" w:color="000000"/>
-          <w:rtl w:val="0"/>
-          <w:lang w:val="en-US"/>
-        </w:rPr>
-        <w:t>{{ users[0].address.on_one_line() }}</w:t>
-      </w:r>
-      <w:r>
-        <w:rPr>
-          <w:rFonts w:ascii="Times New Roman" w:hAnsi="Times New Roman"/>
-          <w:sz w:val="24"/>
-          <w:szCs w:val="24"/>
-          <w:u w:color="000000"/>
-          <w:rtl w:val="0"/>
-          <w:lang w:val="en-US"/>
-        </w:rPr>
-        <w:t xml:space="preserve"> </w:t>
-      </w:r>
-      <w:r>
-        <w:rPr>
-          <w:rFonts w:ascii="Times New Roman" w:hAnsi="Times New Roman"/>
-          <w:sz w:val="24"/>
-          <w:szCs w:val="24"/>
-          <w:u w:color="000000"/>
-          <w:rtl w:val="0"/>
-          <w:lang w:val="en-US"/>
-        </w:rPr>
-        <w:t xml:space="preserve">and </w:t>
-      </w:r>
-      <w:r>
-        <w:rPr>
-          <w:rFonts w:ascii="Times New Roman" w:hAnsi="Times New Roman"/>
-          <w:sz w:val="24"/>
-          <w:szCs w:val="24"/>
-          <w:u w:val="single" w:color="000000"/>
-          <w:rtl w:val="0"/>
-          <w:lang w:val="en-US"/>
-        </w:rPr>
-        <w:t>{{ users[1].name.full() }}</w:t>
-      </w:r>
-      <w:r>
-        <w:rPr>
-          <w:rFonts w:ascii="Times New Roman" w:hAnsi="Times New Roman"/>
-          <w:sz w:val="24"/>
-          <w:szCs w:val="24"/>
-          <w:u w:color="000000"/>
-          <w:rtl w:val="0"/>
-        </w:rPr>
-        <w:t xml:space="preserve"> (</w:t>
-      </w:r>
-      <w:r>
-        <w:rPr>
-          <w:rFonts w:ascii="Times New Roman" w:hAnsi="Times New Roman"/>
-          <w:i w:val="1"/>
-          <w:iCs w:val="1"/>
-          <w:sz w:val="24"/>
-          <w:szCs w:val="24"/>
-          <w:u w:color="000000"/>
-          <w:rtl w:val="0"/>
-          <w:lang w:val="it-IT"/>
-        </w:rPr>
-        <w:t>Affiant #2</w:t>
-      </w:r>
-      <w:r>
-        <w:rPr>
-          <w:rFonts w:ascii="Times New Roman" w:hAnsi="Times New Roman" w:hint="default"/>
-          <w:i w:val="1"/>
-          <w:iCs w:val="1"/>
-          <w:sz w:val="24"/>
-          <w:szCs w:val="24"/>
-          <w:u w:color="000000"/>
-          <w:rtl w:val="1"/>
-        </w:rPr>
-        <w:t>’</w:t>
-      </w:r>
-      <w:r>
-        <w:rPr>
-          <w:rFonts w:ascii="Times New Roman" w:hAnsi="Times New Roman"/>
-          <w:i w:val="1"/>
-          <w:iCs w:val="1"/>
-          <w:sz w:val="24"/>
-          <w:szCs w:val="24"/>
-          <w:u w:color="000000"/>
-          <w:rtl w:val="0"/>
-          <w:lang w:val="de-DE"/>
-        </w:rPr>
-        <w:t>s Full Name</w:t>
-      </w:r>
-      <w:r>
-        <w:rPr>
-          <w:rFonts w:ascii="Times New Roman" w:hAnsi="Times New Roman"/>
-          <w:sz w:val="24"/>
-          <w:szCs w:val="24"/>
-          <w:u w:color="000000"/>
-          <w:rtl w:val="0"/>
-          <w:lang w:val="en-US"/>
-        </w:rPr>
-        <w:t xml:space="preserve">), who is presently </w:t>
-      </w:r>
-      <w:r>
-        <w:rPr>
-          <w:rFonts w:ascii="Times New Roman" w:hAnsi="Times New Roman"/>
-          <w:b w:val="1"/>
-          <w:bCs w:val="1"/>
-          <w:sz w:val="24"/>
-          <w:szCs w:val="24"/>
-          <w:u w:val="single" w:color="000000"/>
-          <w:rtl w:val="0"/>
-          <w:lang w:val="en-US"/>
-        </w:rPr>
-        <w:t xml:space="preserve">{{ </w:t>
-      </w:r>
-      <w:r>
-        <w:rPr>
-          <w:rFonts w:ascii="Times New Roman" w:hAnsi="Times New Roman"/>
-          <w:b w:val="1"/>
-          <w:bCs w:val="1"/>
-          <w:sz w:val="24"/>
-          <w:szCs w:val="24"/>
-          <w:u w:val="single" w:color="000000"/>
-          <w:rtl w:val="0"/>
-          <w:lang w:val="ru-RU"/>
-        </w:rPr>
-        <w:t>""</w:t>
-      </w:r>
-      <w:r>
-        <w:rPr>
-          <w:rFonts w:ascii="Times New Roman" w:hAnsi="Times New Roman"/>
-          <w:b w:val="1"/>
-          <w:bCs w:val="1"/>
-          <w:sz w:val="24"/>
-          <w:szCs w:val="24"/>
-          <w:u w:val="single" w:color="000000"/>
-          <w:rtl w:val="0"/>
-          <w:lang w:val="en-US"/>
-        </w:rPr>
-        <w:t xml:space="preserve"> if users[1].marital_status ==  </w:t>
-      </w:r>
-      <w:r>
-        <w:rPr>
-          <w:rFonts w:ascii="Times New Roman" w:hAnsi="Times New Roman"/>
-          <w:b w:val="1"/>
-          <w:bCs w:val="1"/>
-          <w:sz w:val="24"/>
-          <w:szCs w:val="24"/>
-          <w:u w:val="single" w:color="000000"/>
-          <w:rtl w:val="0"/>
-          <w:lang w:val="ru-RU"/>
-        </w:rPr>
-        <w:t>"</w:t>
-      </w:r>
-      <w:r>
-        <w:rPr>
-          <w:rFonts w:ascii="Times New Roman" w:hAnsi="Times New Roman"/>
-          <w:b w:val="1"/>
-          <w:bCs w:val="1"/>
-          <w:sz w:val="24"/>
-          <w:szCs w:val="24"/>
-          <w:u w:val="single" w:color="000000"/>
-          <w:rtl w:val="0"/>
-          <w:lang w:val="en-US"/>
-        </w:rPr>
-        <w:t>married</w:t>
-      </w:r>
-      <w:r>
-        <w:rPr>
-          <w:rFonts w:ascii="Times New Roman" w:hAnsi="Times New Roman"/>
-          <w:b w:val="1"/>
-          <w:bCs w:val="1"/>
-          <w:sz w:val="24"/>
-          <w:szCs w:val="24"/>
-          <w:u w:val="single" w:color="000000"/>
-          <w:rtl w:val="0"/>
-          <w:lang w:val="ru-RU"/>
-        </w:rPr>
-        <w:t>"</w:t>
-      </w:r>
-      <w:r>
-        <w:rPr>
-          <w:rFonts w:ascii="Times New Roman" w:hAnsi="Times New Roman"/>
-          <w:b w:val="1"/>
-          <w:bCs w:val="1"/>
-          <w:sz w:val="24"/>
-          <w:szCs w:val="24"/>
-          <w:u w:val="single" w:color="000000"/>
-          <w:rtl w:val="0"/>
-          <w:lang w:val="en-US"/>
-        </w:rPr>
-        <w:t xml:space="preserve"> else </w:t>
-      </w:r>
-      <w:r>
-        <w:rPr>
-          <w:rFonts w:ascii="Times New Roman" w:hAnsi="Times New Roman"/>
-          <w:b w:val="1"/>
-          <w:bCs w:val="1"/>
-          <w:sz w:val="24"/>
-          <w:szCs w:val="24"/>
-          <w:u w:val="single" w:color="000000"/>
-          <w:rtl w:val="0"/>
-          <w:lang w:val="ru-RU"/>
-        </w:rPr>
-        <w:t>"</w:t>
-      </w:r>
-      <w:r>
-        <w:rPr>
-          <w:rFonts w:ascii="Times New Roman" w:hAnsi="Times New Roman"/>
-          <w:b w:val="1"/>
-          <w:bCs w:val="1"/>
-          <w:sz w:val="24"/>
-          <w:szCs w:val="24"/>
-          <w:u w:val="single" w:color="000000"/>
-          <w:rtl w:val="0"/>
-          <w:lang w:val="en-US"/>
-        </w:rPr>
-        <w:t xml:space="preserve">not </w:t>
-      </w:r>
-      <w:r>
-        <w:rPr>
-          <w:rFonts w:ascii="Times New Roman" w:hAnsi="Times New Roman"/>
-          <w:b w:val="1"/>
-          <w:bCs w:val="1"/>
-          <w:sz w:val="24"/>
-          <w:szCs w:val="24"/>
-          <w:u w:val="single" w:color="000000"/>
-          <w:rtl w:val="0"/>
-          <w:lang w:val="ru-RU"/>
-        </w:rPr>
-        <w:t>"</w:t>
-      </w:r>
-      <w:r>
-        <w:rPr>
-          <w:rFonts w:ascii="Times New Roman" w:hAnsi="Times New Roman"/>
-          <w:b w:val="1"/>
-          <w:bCs w:val="1"/>
-          <w:sz w:val="24"/>
-          <w:szCs w:val="24"/>
-          <w:u w:val="single" w:color="000000"/>
-          <w:rtl w:val="0"/>
-          <w:lang w:val="en-US"/>
-        </w:rPr>
-        <w:t xml:space="preserve">  }}</w:t>
-      </w:r>
-      <w:r>
-        <w:rPr>
-          <w:rFonts w:ascii="Times New Roman" w:hAnsi="Times New Roman"/>
-          <w:sz w:val="24"/>
-          <w:szCs w:val="24"/>
-          <w:u w:val="single" w:color="000000"/>
-          <w:rtl w:val="0"/>
-          <w:lang w:val="en-US"/>
-        </w:rPr>
-        <w:t>married</w:t>
-      </w:r>
-      <w:r>
-        <w:rPr>
-          <w:rFonts w:ascii="Times New Roman" w:hAnsi="Times New Roman"/>
-          <w:sz w:val="24"/>
-          <w:szCs w:val="24"/>
-          <w:u w:color="000000"/>
-          <w:rtl w:val="0"/>
-          <w:lang w:val="en-US"/>
-        </w:rPr>
-        <w:t>, and whose mailing address is</w:t>
-      </w:r>
-      <w:r>
-        <w:rPr>
-          <w:rFonts w:ascii="Times New Roman" w:hAnsi="Times New Roman"/>
-          <w:sz w:val="24"/>
-          <w:szCs w:val="24"/>
-          <w:u w:color="000000"/>
-          <w:rtl w:val="0"/>
-          <w:lang w:val="en-US"/>
-        </w:rPr>
-        <w:t xml:space="preserve">: </w:t>
-      </w:r>
-      <w:r>
-        <w:rPr>
-          <w:rFonts w:ascii="Times New Roman" w:hAnsi="Times New Roman"/>
-          <w:sz w:val="24"/>
-          <w:szCs w:val="24"/>
-          <w:u w:val="single" w:color="000000"/>
-          <w:rtl w:val="0"/>
-          <w:lang w:val="en-US"/>
-        </w:rPr>
-        <w:t>{{ users[0].address.</w:t>
-      </w:r>
-      <w:r>
-        <w:rPr>
-          <w:rFonts w:ascii="Times New Roman" w:hAnsi="Times New Roman"/>
-          <w:sz w:val="24"/>
-          <w:szCs w:val="24"/>
-          <w:u w:val="single" w:color="000000"/>
-          <w:rtl w:val="0"/>
-          <w:lang w:val="en-US"/>
-        </w:rPr>
-        <w:t>on_one_line</w:t>
-      </w:r>
-      <w:r>
-        <w:rPr>
-          <w:rFonts w:ascii="Times New Roman" w:hAnsi="Times New Roman"/>
-          <w:sz w:val="24"/>
-          <w:szCs w:val="24"/>
-          <w:u w:val="single" w:color="000000"/>
-          <w:rtl w:val="0"/>
-          <w:lang w:val="en-US"/>
-        </w:rPr>
-        <w:t>() }}</w:t>
-      </w:r>
     </w:p>
     <w:p>
       <w:pPr>
@@ -1545,6 +1547,237 @@
           <w:rtl w:val="0"/>
         </w:rPr>
       </w:pPr>
+      <w:r>
+        <w:rPr>
+          <w:rFonts w:ascii="Times New Roman" w:hAnsi="Times New Roman"/>
+          <w:sz w:val="24"/>
+          <w:szCs w:val="24"/>
+          <w:u w:color="000000"/>
+          <w:rtl w:val="0"/>
+          <w:lang w:val="en-US"/>
+        </w:rPr>
+        <w:t>And who, by these presents makes, names, constitutes, and appoints</w:t>
+      </w:r>
+      <w:r>
+        <w:rPr>
+          <w:rFonts w:ascii="Times New Roman" w:hAnsi="Times New Roman"/>
+          <w:sz w:val="24"/>
+          <w:szCs w:val="24"/>
+          <w:u w:color="000000"/>
+          <w:rtl w:val="0"/>
+          <w:lang w:val="en-US"/>
+        </w:rPr>
+        <w:t xml:space="preserve"> </w:t>
+      </w:r>
+      <w:r>
+        <w:rPr>
+          <w:rFonts w:ascii="Times New Roman" w:hAnsi="Times New Roman"/>
+          <w:sz w:val="24"/>
+          <w:szCs w:val="24"/>
+          <w:u w:val="single" w:color="000000"/>
+          <w:rtl w:val="0"/>
+          <w:lang w:val="en-US"/>
+        </w:rPr>
+        <w:t>{{ caregivers[0].name.full() }}</w:t>
+      </w:r>
+      <w:r>
+        <w:rPr>
+          <w:rFonts w:ascii="Times New Roman" w:hAnsi="Times New Roman" w:hint="default"/>
+          <w:sz w:val="24"/>
+          <w:szCs w:val="24"/>
+          <w:u w:color="000000"/>
+          <w:rtl w:val="0"/>
+        </w:rPr>
+        <w:t> </w:t>
+      </w:r>
+      <w:r>
+        <w:rPr>
+          <w:rFonts w:ascii="Times New Roman" w:hAnsi="Times New Roman"/>
+          <w:i w:val="1"/>
+          <w:iCs w:val="1"/>
+          <w:sz w:val="24"/>
+          <w:szCs w:val="24"/>
+          <w:u w:color="000000"/>
+          <w:rtl w:val="0"/>
+          <w:lang w:val="en-US"/>
+        </w:rPr>
+        <w:t>(Mandatary's Name</w:t>
+      </w:r>
+      <w:r>
+        <w:rPr>
+          <w:rFonts w:ascii="Times New Roman" w:hAnsi="Times New Roman"/>
+          <w:sz w:val="24"/>
+          <w:szCs w:val="24"/>
+          <w:u w:color="000000"/>
+          <w:rtl w:val="0"/>
+          <w:lang w:val="en-US"/>
+        </w:rPr>
+        <w:t>), whose mailing address is:</w:t>
+      </w:r>
+      <w:r>
+        <w:rPr>
+          <w:rFonts w:ascii="Times New Roman" w:hAnsi="Times New Roman"/>
+          <w:sz w:val="24"/>
+          <w:szCs w:val="24"/>
+          <w:u w:val="single" w:color="000000"/>
+          <w:rtl w:val="0"/>
+        </w:rPr>
+        <w:t xml:space="preserve">{{ </w:t>
+      </w:r>
+      <w:r>
+        <w:rPr>
+          <w:rFonts w:ascii="Times New Roman" w:hAnsi="Times New Roman"/>
+          <w:sz w:val="24"/>
+          <w:szCs w:val="24"/>
+          <w:u w:val="single" w:color="000000"/>
+          <w:rtl w:val="0"/>
+          <w:lang w:val="en-US"/>
+        </w:rPr>
+        <w:t>caregivers</w:t>
+      </w:r>
+      <w:r>
+        <w:rPr>
+          <w:rFonts w:ascii="Times New Roman" w:hAnsi="Times New Roman"/>
+          <w:sz w:val="24"/>
+          <w:szCs w:val="24"/>
+          <w:u w:val="single" w:color="000000"/>
+          <w:rtl w:val="0"/>
+          <w:lang w:val="en-US"/>
+        </w:rPr>
+        <w:t>[0].address.on_one_line() }}</w:t>
+      </w:r>
+      <w:r>
+        <w:rPr>
+          <w:rFonts w:ascii="Times New Roman" w:hAnsi="Times New Roman"/>
+          <w:sz w:val="24"/>
+          <w:szCs w:val="24"/>
+          <w:u w:color="000000"/>
+          <w:rtl w:val="0"/>
+          <w:lang w:val="en-US"/>
+        </w:rPr>
+        <w:t xml:space="preserve"> a</w:t>
+      </w:r>
+      <w:r>
+        <w:rPr>
+          <w:rFonts w:ascii="Times New Roman" w:hAnsi="Times New Roman"/>
+          <w:sz w:val="24"/>
+          <w:szCs w:val="24"/>
+          <w:u w:color="000000"/>
+          <w:rtl w:val="0"/>
+          <w:lang w:val="en-US"/>
+        </w:rPr>
+        <w:t>nd grants provisional custody of</w:t>
+      </w:r>
+      <w:r>
+        <w:rPr>
+          <w:rFonts w:ascii="Times New Roman" w:hAnsi="Times New Roman"/>
+          <w:sz w:val="24"/>
+          <w:szCs w:val="24"/>
+          <w:u w:color="000000"/>
+          <w:rtl w:val="0"/>
+          <w:lang w:val="en-US"/>
+        </w:rPr>
+        <w:t xml:space="preserve"> </w:t>
+      </w:r>
+      <w:r>
+        <w:rPr>
+          <w:rFonts w:ascii="Times New Roman" w:hAnsi="Times New Roman"/>
+          <w:sz w:val="24"/>
+          <w:szCs w:val="24"/>
+          <w:u w:color="000000"/>
+          <w:rtl w:val="0"/>
+          <w:lang w:val="ru-RU"/>
+        </w:rPr>
+        <w:t>{{ "</w:t>
+      </w:r>
+      <w:r>
+        <w:rPr>
+          <w:rFonts w:ascii="Times New Roman" w:hAnsi="Times New Roman"/>
+          <w:sz w:val="24"/>
+          <w:szCs w:val="24"/>
+          <w:u w:color="000000"/>
+          <w:rtl w:val="0"/>
+          <w:lang w:val="en-US"/>
+        </w:rPr>
+        <w:t xml:space="preserve">each of </w:t>
+      </w:r>
+      <w:r>
+        <w:rPr>
+          <w:rFonts w:ascii="Times New Roman" w:hAnsi="Times New Roman"/>
+          <w:sz w:val="24"/>
+          <w:szCs w:val="24"/>
+          <w:u w:color="000000"/>
+          <w:rtl w:val="0"/>
+          <w:lang w:val="en-US"/>
+        </w:rPr>
+        <w:t>the above named children" if parental_delegation_children.number_gathered() &gt; 1 else "</w:t>
+      </w:r>
+      <w:r>
+        <w:rPr>
+          <w:rFonts w:ascii="Times New Roman" w:hAnsi="Times New Roman"/>
+          <w:sz w:val="24"/>
+          <w:szCs w:val="24"/>
+          <w:u w:color="000000"/>
+          <w:rtl w:val="0"/>
+          <w:lang w:val="en-US"/>
+        </w:rPr>
+        <w:t xml:space="preserve">the above named </w:t>
+      </w:r>
+      <w:r>
+        <w:rPr>
+          <w:rFonts w:ascii="Times New Roman" w:hAnsi="Times New Roman"/>
+          <w:sz w:val="24"/>
+          <w:szCs w:val="24"/>
+          <w:u w:color="000000"/>
+          <w:rtl w:val="0"/>
+          <w:lang w:val="en-US"/>
+        </w:rPr>
+        <w:t>child" }}, to provide for the health, education, and welfare of {{ "each" if parental_delegation_children.number_gathered() &gt; 1 else "th</w:t>
+      </w:r>
+      <w:r>
+        <w:rPr>
+          <w:rFonts w:ascii="Times New Roman" w:hAnsi="Times New Roman"/>
+          <w:sz w:val="24"/>
+          <w:szCs w:val="24"/>
+          <w:u w:color="000000"/>
+          <w:rtl w:val="0"/>
+          <w:lang w:val="en-US"/>
+        </w:rPr>
+        <w:t>e</w:t>
+      </w:r>
+      <w:r>
+        <w:rPr>
+          <w:rFonts w:ascii="Times New Roman" w:hAnsi="Times New Roman"/>
+          <w:sz w:val="24"/>
+          <w:szCs w:val="24"/>
+          <w:u w:color="000000"/>
+          <w:rtl w:val="0"/>
+          <w:lang w:val="ru-RU"/>
+        </w:rPr>
+        <w:t>" }}</w:t>
+      </w:r>
+      <w:r>
+        <w:rPr>
+          <w:rFonts w:ascii="Times New Roman" w:hAnsi="Times New Roman"/>
+          <w:sz w:val="24"/>
+          <w:szCs w:val="24"/>
+          <w:u w:color="000000"/>
+          <w:rtl w:val="0"/>
+          <w:lang w:val="en-US"/>
+        </w:rPr>
+        <w:t xml:space="preserve"> child</w:t>
+      </w:r>
+      <w:r>
+        <w:rPr>
+          <w:rFonts w:ascii="Times New Roman" w:hAnsi="Times New Roman"/>
+          <w:sz w:val="24"/>
+          <w:szCs w:val="24"/>
+          <w:u w:color="000000"/>
+          <w:rtl w:val="0"/>
+          <w:lang w:val="en-US"/>
+        </w:rPr>
+        <w:t xml:space="preserve"> as provided by the law on Provisional Custody by Mandate, specifically including the authority to:</w:t>
+      </w:r>
     </w:p>
     <w:p>
       <w:pPr>
@@ -1564,80 +1797,14 @@
       </w:pPr>
       <w:r>
         <w:rPr>
-          <w:rFonts w:ascii="Times New Roman" w:hAnsi="Times New Roman"/>
-          <w:sz w:val="24"/>
-          <w:szCs w:val="24"/>
-          <w:u w:color="000000"/>
-          <w:rtl w:val="0"/>
-          <w:lang w:val="en-US"/>
-        </w:rPr>
-        <w:t>Who is the person(s) having parental authority</w:t>
-      </w:r>
-      <w:r>
-        <w:rPr>
-          <w:rFonts w:ascii="Times New Roman" w:hAnsi="Times New Roman"/>
-          <w:sz w:val="24"/>
-          <w:szCs w:val="24"/>
-          <w:u w:color="000000"/>
-          <w:rtl w:val="0"/>
-          <w:lang w:val="en-US"/>
-        </w:rPr>
-        <w:t xml:space="preserve"> </w:t>
-      </w:r>
-      <w:r>
-        <w:rPr>
-          <w:rFonts w:ascii="Times New Roman" w:hAnsi="Times New Roman"/>
-          <w:sz w:val="24"/>
-          <w:szCs w:val="24"/>
-          <w:u w:color="000000"/>
-          <w:rtl w:val="0"/>
-          <w:lang w:val="en-US"/>
-        </w:rPr>
-        <w:t>of the following {{ "</w:t>
-      </w:r>
-      <w:r>
-        <w:rPr>
-          <w:rFonts w:ascii="Times New Roman" w:hAnsi="Times New Roman"/>
-          <w:sz w:val="24"/>
-          <w:szCs w:val="24"/>
-          <w:u w:color="000000"/>
-          <w:rtl w:val="0"/>
-          <w:lang w:val="en-US"/>
-        </w:rPr>
-        <w:t>children</w:t>
-      </w:r>
-      <w:r>
-        <w:rPr>
-          <w:rFonts w:ascii="Times New Roman" w:hAnsi="Times New Roman"/>
-          <w:sz w:val="24"/>
-          <w:szCs w:val="24"/>
-          <w:u w:color="000000"/>
-          <w:rtl w:val="0"/>
-          <w:lang w:val="en-US"/>
-        </w:rPr>
-        <w:t>" if parental_delegation_children.number_gathered() &gt; 1 else "</w:t>
-      </w:r>
-      <w:r>
-        <w:rPr>
-          <w:rFonts w:ascii="Times New Roman" w:hAnsi="Times New Roman"/>
-          <w:sz w:val="24"/>
-          <w:szCs w:val="24"/>
-          <w:u w:color="000000"/>
-          <w:rtl w:val="0"/>
-          <w:lang w:val="en-US"/>
-        </w:rPr>
-        <w:t>child</w:t>
-      </w:r>
-      <w:r>
-        <w:rPr>
-          <w:rFonts w:ascii="Times New Roman" w:hAnsi="Times New Roman"/>
-          <w:sz w:val="24"/>
-          <w:szCs w:val="24"/>
-          <w:u w:color="000000"/>
-          <w:rtl w:val="0"/>
-          <w:lang w:val="ru-RU"/>
-        </w:rPr>
-        <w:t>" }}:</w:t>
+          <w:rFonts w:ascii="Times New Roman" w:hAnsi="Times New Roman" w:hint="default"/>
+          <w:sz w:val="24"/>
+          <w:szCs w:val="24"/>
+          <w:u w:color="000000"/>
+          <w:rtl w:val="0"/>
+          <w:lang w:val="en-US"/>
+        </w:rPr>
+        <w:t> </w:t>
       </w:r>
     </w:p>
     <w:p>
@@ -1665,29 +1832,7 @@
           <w:rtl w:val="0"/>
           <w:lang w:val="en-US"/>
         </w:rPr>
-        <w:t xml:space="preserve">{%- for child in </w:t>
-      </w:r>
-      <w:r>
-        <w:rPr>
-          <w:rFonts w:ascii="Times New Roman" w:hAnsi="Times New Roman"/>
-          <w:sz w:val="24"/>
-          <w:szCs w:val="24"/>
-          <w:u w:color="000000"/>
-          <w:rtl w:val="0"/>
-          <w:lang w:val="en-US"/>
-        </w:rPr>
-        <w:t>parental_delegation_children</w:t>
-      </w:r>
-      <w:r>
-        <w:rPr>
-          <w:rFonts w:ascii="Times New Roman" w:hAnsi="Times New Roman"/>
-          <w:sz w:val="24"/>
-          <w:szCs w:val="24"/>
-          <w:u w:color="000000"/>
-          <w:rtl w:val="0"/>
-          <w:lang w:val="en-US"/>
-        </w:rPr>
-        <w:t>.complete_elements() -%}</w:t>
+        <w:t>INITIAL ALL APPLICABLE PROVISIONS:</w:t>
       </w:r>
     </w:p>
     <w:p>
@@ -1708,14 +1853,14 @@
       </w:pPr>
       <w:r>
         <w:rPr>
-          <w:rFonts w:ascii="Times New Roman" w:hAnsi="Times New Roman"/>
-          <w:sz w:val="24"/>
-          <w:szCs w:val="24"/>
-          <w:u w:color="000000"/>
-          <w:rtl w:val="0"/>
-          <w:lang w:val="en-US"/>
-        </w:rPr>
-        <w:t>{{- child.name.full() -}}</w:t>
+          <w:rFonts w:ascii="Times New Roman" w:hAnsi="Times New Roman" w:hint="default"/>
+          <w:sz w:val="24"/>
+          <w:szCs w:val="24"/>
+          <w:u w:color="000000"/>
+          <w:rtl w:val="0"/>
+          <w:lang w:val="en-US"/>
+        </w:rPr>
+        <w:t> </w:t>
       </w:r>
     </w:p>
     <w:p>
@@ -1739,11 +1884,121 @@
           <w:rFonts w:ascii="Times New Roman" w:hAnsi="Times New Roman"/>
           <w:sz w:val="24"/>
           <w:szCs w:val="24"/>
-          <w:u w:color="000000"/>
-          <w:rtl w:val="0"/>
-          <w:lang w:val="en-US"/>
-        </w:rPr>
-        <w:t>{%- endfor -%}</w:t>
+          <w:u w:val="single" w:color="000000"/>
+          <w:rtl w:val="0"/>
+          <w:lang w:val="en-US"/>
+        </w:rPr>
+        <w:t xml:space="preserve">{{ users[0].initials if </w:t>
+      </w:r>
+      <w:r>
+        <w:rPr>
+          <w:rFonts w:ascii="Times New Roman" w:hAnsi="Times New Roman"/>
+          <w:sz w:val="24"/>
+          <w:szCs w:val="24"/>
+          <w:u w:val="single" w:color="000000"/>
+          <w:rtl w:val="0"/>
+          <w:lang w:val="en-US"/>
+        </w:rPr>
+        <w:t>parental_delegation_mandates</w:t>
+      </w:r>
+      <w:r>
+        <w:rPr>
+          <w:rFonts w:ascii="Times New Roman" w:hAnsi="Times New Roman"/>
+          <w:sz w:val="24"/>
+          <w:szCs w:val="24"/>
+          <w:u w:val="single" w:color="000000"/>
+          <w:rtl w:val="0"/>
+          <w:lang w:val="en-US"/>
+        </w:rPr>
+        <w:t>[</w:t>
+      </w:r>
+      <w:r>
+        <w:rPr>
+          <w:rFonts w:ascii="Times New Roman" w:hAnsi="Times New Roman"/>
+          <w:sz w:val="24"/>
+          <w:szCs w:val="24"/>
+          <w:u w:val="single" w:color="000000"/>
+          <w:rtl w:val="0"/>
+          <w:lang w:val="ru-RU"/>
+        </w:rPr>
+        <w:t>"</w:t>
+      </w:r>
+      <w:r>
+        <w:rPr>
+          <w:rFonts w:ascii="Times New Roman" w:hAnsi="Times New Roman"/>
+          <w:sz w:val="24"/>
+          <w:szCs w:val="24"/>
+          <w:u w:val="single" w:color="000000"/>
+          <w:rtl w:val="0"/>
+          <w:lang w:val="en-US"/>
+        </w:rPr>
+        <w:t>medical</w:t>
+      </w:r>
+      <w:r>
+        <w:rPr>
+          <w:rFonts w:ascii="Times New Roman" w:hAnsi="Times New Roman"/>
+          <w:sz w:val="24"/>
+          <w:szCs w:val="24"/>
+          <w:u w:val="single" w:color="000000"/>
+          <w:rtl w:val="0"/>
+          <w:lang w:val="ru-RU"/>
+        </w:rPr>
+        <w:t>"</w:t>
+      </w:r>
+      <w:r>
+        <w:rPr>
+          <w:rFonts w:ascii="Times New Roman" w:hAnsi="Times New Roman"/>
+          <w:sz w:val="24"/>
+          <w:szCs w:val="24"/>
+          <w:u w:val="single" w:color="000000"/>
+          <w:rtl w:val="0"/>
+          <w:lang w:val="en-US"/>
+        </w:rPr>
+        <w:t xml:space="preserve">] else </w:t>
+      </w:r>
+      <w:r>
+        <w:rPr>
+          <w:rFonts w:ascii="Times New Roman" w:hAnsi="Times New Roman"/>
+          <w:sz w:val="24"/>
+          <w:szCs w:val="24"/>
+          <w:u w:val="single" w:color="000000"/>
+          <w:rtl w:val="0"/>
+          <w:lang w:val="en-US"/>
+        </w:rPr>
+        <w:t>"_____"</w:t>
+      </w:r>
+      <w:r>
+        <w:rPr>
+          <w:rFonts w:ascii="Times New Roman" w:hAnsi="Times New Roman"/>
+          <w:sz w:val="24"/>
+          <w:szCs w:val="24"/>
+          <w:u w:val="single" w:color="000000"/>
+          <w:rtl w:val="0"/>
+          <w:lang w:val="en-US"/>
+        </w:rPr>
+        <w:t xml:space="preserve"> }}</w:t>
+      </w:r>
+      <w:r>
+        <w:rPr>
+          <w:rFonts w:ascii="Times New Roman" w:hAnsi="Times New Roman"/>
+          <w:sz w:val="24"/>
+          <w:szCs w:val="24"/>
+          <w:u w:color="000000"/>
+          <w:rtl w:val="0"/>
+          <w:lang w:val="en-US"/>
+        </w:rPr>
+        <w:t xml:space="preserve"> </w:t>
+      </w:r>
+      <w:r>
+        <w:rPr>
+          <w:rFonts w:ascii="Times New Roman" w:hAnsi="Times New Roman"/>
+          <w:sz w:val="24"/>
+          <w:szCs w:val="24"/>
+          <w:u w:color="000000"/>
+          <w:rtl w:val="0"/>
+          <w:lang w:val="en-US"/>
+        </w:rPr>
+        <w:t>(1) Consent to and authorize such medical care, treatment, or surgery as may be necessary for the health, safety, and welfare of {{ "each" if parental_delegation_children.number_gathered() &gt; 1 else "the" }} child.</w:t>
       </w:r>
     </w:p>
     <w:p>
@@ -1762,6 +2017,17 @@
           <w:rtl w:val="0"/>
         </w:rPr>
       </w:pPr>
+      <w:r>
+        <w:rPr>
+          <w:rFonts w:ascii="Times New Roman" w:hAnsi="Times New Roman" w:hint="default"/>
+          <w:sz w:val="24"/>
+          <w:szCs w:val="24"/>
+          <w:u w:color="000000"/>
+          <w:rtl w:val="0"/>
+          <w:lang w:val="en-US"/>
+        </w:rPr>
+        <w:t> </w:t>
+      </w:r>
     </w:p>
     <w:p>
       <w:pPr>
@@ -1772,23 +2038,122 @@
         <w:ind w:left="0" w:right="0" w:firstLine="720"/>
         <w:jc w:val="left"/>
         <w:rPr>
-          <w:rFonts w:ascii="Arial" w:cs="Arial" w:hAnsi="Arial" w:eastAsia="Arial"/>
-          <w:sz w:val="24"/>
-          <w:szCs w:val="24"/>
-          <w:u w:color="000000"/>
-          <w:rtl w:val="0"/>
-        </w:rPr>
-      </w:pPr>
-      <w:r>
-        <w:rPr>
-          <w:rFonts w:ascii="Times New Roman" w:hAnsi="Times New Roman"/>
-          <w:sz w:val="24"/>
-          <w:szCs w:val="24"/>
-          <w:u w:color="000000"/>
-          <w:rtl w:val="0"/>
-          <w:lang w:val="en-US"/>
-        </w:rPr>
-        <w:t>And who, by these presents makes, names, constitutes, and appoints</w:t>
+          <w:rFonts w:ascii="Times New Roman" w:cs="Times New Roman" w:hAnsi="Times New Roman" w:eastAsia="Times New Roman"/>
+          <w:sz w:val="24"/>
+          <w:szCs w:val="24"/>
+          <w:u w:color="000000"/>
+          <w:rtl w:val="0"/>
+        </w:rPr>
+      </w:pPr>
+      <w:r>
+        <w:rPr>
+          <w:rFonts w:ascii="Times New Roman" w:hAnsi="Times New Roman"/>
+          <w:sz w:val="24"/>
+          <w:szCs w:val="24"/>
+          <w:u w:val="single" w:color="000000"/>
+          <w:rtl w:val="0"/>
+          <w:lang w:val="en-US"/>
+        </w:rPr>
+        <w:t xml:space="preserve">{{ users[0].initials if </w:t>
+      </w:r>
+      <w:r>
+        <w:rPr>
+          <w:rFonts w:ascii="Times New Roman" w:hAnsi="Times New Roman"/>
+          <w:sz w:val="24"/>
+          <w:szCs w:val="24"/>
+          <w:u w:val="single" w:color="000000"/>
+          <w:rtl w:val="0"/>
+          <w:lang w:val="en-US"/>
+        </w:rPr>
+        <w:t>parental_delegation_mandates</w:t>
+      </w:r>
+      <w:r>
+        <w:rPr>
+          <w:rFonts w:ascii="Times New Roman" w:hAnsi="Times New Roman"/>
+          <w:sz w:val="24"/>
+          <w:szCs w:val="24"/>
+          <w:u w:val="single" w:color="000000"/>
+          <w:rtl w:val="0"/>
+          <w:lang w:val="en-US"/>
+        </w:rPr>
+        <w:t>[</w:t>
+      </w:r>
+      <w:r>
+        <w:rPr>
+          <w:rFonts w:ascii="Times New Roman" w:hAnsi="Times New Roman"/>
+          <w:sz w:val="24"/>
+          <w:szCs w:val="24"/>
+          <w:u w:val="single" w:color="000000"/>
+          <w:rtl w:val="0"/>
+          <w:lang w:val="ru-RU"/>
+        </w:rPr>
+        <w:t>"</w:t>
+      </w:r>
+      <w:r>
+        <w:rPr>
+          <w:rFonts w:ascii="Times New Roman" w:hAnsi="Times New Roman"/>
+          <w:sz w:val="24"/>
+          <w:szCs w:val="24"/>
+          <w:u w:val="single" w:color="000000"/>
+          <w:rtl w:val="0"/>
+          <w:lang w:val="en-US"/>
+        </w:rPr>
+        <w:t>educational</w:t>
+      </w:r>
+      <w:r>
+        <w:rPr>
+          <w:rFonts w:ascii="Times New Roman" w:hAnsi="Times New Roman"/>
+          <w:sz w:val="24"/>
+          <w:szCs w:val="24"/>
+          <w:u w:val="single" w:color="000000"/>
+          <w:rtl w:val="0"/>
+          <w:lang w:val="ru-RU"/>
+        </w:rPr>
+        <w:t>"</w:t>
+      </w:r>
+      <w:r>
+        <w:rPr>
+          <w:rFonts w:ascii="Times New Roman" w:hAnsi="Times New Roman"/>
+          <w:sz w:val="24"/>
+          <w:szCs w:val="24"/>
+          <w:u w:val="single" w:color="000000"/>
+          <w:rtl w:val="0"/>
+          <w:lang w:val="en-US"/>
+        </w:rPr>
+        <w:t xml:space="preserve">] else </w:t>
+      </w:r>
+      <w:r>
+        <w:rPr>
+          <w:rFonts w:ascii="Times New Roman" w:hAnsi="Times New Roman"/>
+          <w:sz w:val="24"/>
+          <w:szCs w:val="24"/>
+          <w:u w:val="single" w:color="000000"/>
+          <w:rtl w:val="0"/>
+          <w:lang w:val="en-US"/>
+        </w:rPr>
+        <w:t>"_____"</w:t>
+      </w:r>
+      <w:r>
+        <w:rPr>
+          <w:rFonts w:ascii="Times New Roman" w:hAnsi="Times New Roman"/>
+          <w:sz w:val="24"/>
+          <w:szCs w:val="24"/>
+          <w:u w:val="single" w:color="000000"/>
+          <w:rtl w:val="0"/>
+          <w:lang w:val="en-US"/>
+        </w:rPr>
+        <w:t xml:space="preserve"> }}</w:t>
+      </w:r>
+      <w:r>
+        <w:rPr>
+          <w:rFonts w:ascii="Times New Roman" w:hAnsi="Times New Roman"/>
+          <w:sz w:val="24"/>
+          <w:szCs w:val="24"/>
+          <w:u w:color="000000"/>
+          <w:rtl w:val="0"/>
+          <w:lang w:val="en-US"/>
+        </w:rPr>
+        <w:t xml:space="preserve"> (2) Enroll {{ "each" if parental_delegation_children.number_gathered() &gt; 1 else "the" }} child in such schools or educational institutions as may be necessary for his</w:t>
       </w:r>
       <w:r>
         <w:rPr>
@@ -1806,209 +2171,11 @@
           <w:rFonts w:ascii="Times New Roman" w:hAnsi="Times New Roman"/>
           <w:sz w:val="24"/>
           <w:szCs w:val="24"/>
-          <w:u w:val="single" w:color="000000"/>
-          <w:rtl w:val="0"/>
-          <w:lang w:val="en-US"/>
-        </w:rPr>
-        <w:t>{{ caregivers[0].name.full() }}</w:t>
-      </w:r>
-      <w:r>
-        <w:rPr>
-          <w:rFonts w:ascii="Times New Roman" w:hAnsi="Times New Roman" w:hint="default"/>
-          <w:sz w:val="24"/>
-          <w:szCs w:val="24"/>
-          <w:u w:color="000000"/>
-          <w:rtl w:val="0"/>
-        </w:rPr>
-        <w:t> </w:t>
-      </w:r>
-      <w:r>
-        <w:rPr>
-          <w:rFonts w:ascii="Times New Roman" w:hAnsi="Times New Roman"/>
-          <w:i w:val="1"/>
-          <w:iCs w:val="1"/>
-          <w:sz w:val="24"/>
-          <w:szCs w:val="24"/>
-          <w:u w:color="000000"/>
-          <w:rtl w:val="0"/>
-          <w:lang w:val="en-US"/>
-        </w:rPr>
-        <w:t>(Mandatary's Name</w:t>
-      </w:r>
-      <w:r>
-        <w:rPr>
-          <w:rFonts w:ascii="Times New Roman" w:hAnsi="Times New Roman"/>
-          <w:sz w:val="24"/>
-          <w:szCs w:val="24"/>
-          <w:u w:color="000000"/>
-          <w:rtl w:val="0"/>
-          <w:lang w:val="en-US"/>
-        </w:rPr>
-        <w:t>), whose mailing address is:</w:t>
-      </w:r>
-      <w:r>
-        <w:rPr>
-          <w:rFonts w:ascii="Times New Roman" w:hAnsi="Times New Roman"/>
-          <w:sz w:val="24"/>
-          <w:szCs w:val="24"/>
-          <w:u w:val="single" w:color="000000"/>
-          <w:rtl w:val="0"/>
-        </w:rPr>
-        <w:t xml:space="preserve">{{ </w:t>
-      </w:r>
-      <w:r>
-        <w:rPr>
-          <w:rFonts w:ascii="Times New Roman" w:hAnsi="Times New Roman"/>
-          <w:sz w:val="24"/>
-          <w:szCs w:val="24"/>
-          <w:u w:val="single" w:color="000000"/>
-          <w:rtl w:val="0"/>
-          <w:lang w:val="en-US"/>
-        </w:rPr>
-        <w:t>caregivers</w:t>
-      </w:r>
-      <w:r>
-        <w:rPr>
-          <w:rFonts w:ascii="Times New Roman" w:hAnsi="Times New Roman"/>
-          <w:sz w:val="24"/>
-          <w:szCs w:val="24"/>
-          <w:u w:val="single" w:color="000000"/>
-          <w:rtl w:val="0"/>
-          <w:lang w:val="en-US"/>
-        </w:rPr>
-        <w:t>[0].address.on_one_line() }}</w:t>
-      </w:r>
-      <w:r>
-        <w:rPr>
-          <w:rFonts w:ascii="Times New Roman" w:hAnsi="Times New Roman"/>
-          <w:sz w:val="24"/>
-          <w:szCs w:val="24"/>
-          <w:u w:color="000000"/>
-          <w:rtl w:val="0"/>
-          <w:lang w:val="en-US"/>
-        </w:rPr>
-        <w:t xml:space="preserve"> a</w:t>
-      </w:r>
-      <w:r>
-        <w:rPr>
-          <w:rFonts w:ascii="Times New Roman" w:hAnsi="Times New Roman"/>
-          <w:sz w:val="24"/>
-          <w:szCs w:val="24"/>
-          <w:u w:color="000000"/>
-          <w:rtl w:val="0"/>
-          <w:lang w:val="en-US"/>
-        </w:rPr>
-        <w:t>nd grants provisional custody of</w:t>
-      </w:r>
-      <w:r>
-        <w:rPr>
-          <w:rFonts w:ascii="Times New Roman" w:hAnsi="Times New Roman"/>
-          <w:sz w:val="24"/>
-          <w:szCs w:val="24"/>
-          <w:u w:color="000000"/>
-          <w:rtl w:val="0"/>
-          <w:lang w:val="en-US"/>
-        </w:rPr>
-        <w:t xml:space="preserve"> </w:t>
-      </w:r>
-      <w:r>
-        <w:rPr>
-          <w:rFonts w:ascii="Times New Roman" w:hAnsi="Times New Roman"/>
-          <w:sz w:val="24"/>
-          <w:szCs w:val="24"/>
-          <w:u w:color="000000"/>
-          <w:rtl w:val="0"/>
-          <w:lang w:val="ru-RU"/>
-        </w:rPr>
-        <w:t>{{ "</w:t>
-      </w:r>
-      <w:r>
-        <w:rPr>
-          <w:rFonts w:ascii="Times New Roman" w:hAnsi="Times New Roman"/>
-          <w:sz w:val="24"/>
-          <w:szCs w:val="24"/>
-          <w:u w:color="000000"/>
-          <w:rtl w:val="0"/>
-          <w:lang w:val="en-US"/>
-        </w:rPr>
-        <w:t xml:space="preserve">each of </w:t>
-      </w:r>
-      <w:r>
-        <w:rPr>
-          <w:rFonts w:ascii="Times New Roman" w:hAnsi="Times New Roman"/>
-          <w:sz w:val="24"/>
-          <w:szCs w:val="24"/>
-          <w:u w:color="000000"/>
-          <w:rtl w:val="0"/>
-          <w:lang w:val="en-US"/>
-        </w:rPr>
-        <w:t>the above named children" if parental_delegation_children.number_gathered() &gt; 1 else "</w:t>
-      </w:r>
-      <w:r>
-        <w:rPr>
-          <w:rFonts w:ascii="Times New Roman" w:hAnsi="Times New Roman"/>
-          <w:sz w:val="24"/>
-          <w:szCs w:val="24"/>
-          <w:u w:color="000000"/>
-          <w:rtl w:val="0"/>
-          <w:lang w:val="en-US"/>
-        </w:rPr>
-        <w:t xml:space="preserve">the above named </w:t>
-      </w:r>
-      <w:r>
-        <w:rPr>
-          <w:rFonts w:ascii="Times New Roman" w:hAnsi="Times New Roman"/>
-          <w:sz w:val="24"/>
-          <w:szCs w:val="24"/>
-          <w:u w:color="000000"/>
-          <w:rtl w:val="0"/>
-          <w:lang w:val="en-US"/>
-        </w:rPr>
-        <w:t>child" }}, to provide for the health, education, and welfare of {{ "each" if parental_delegation_children.number_gathered() &gt; 1 else "th</w:t>
-      </w:r>
-      <w:r>
-        <w:rPr>
-          <w:rFonts w:ascii="Times New Roman" w:hAnsi="Times New Roman"/>
-          <w:sz w:val="24"/>
-          <w:szCs w:val="24"/>
-          <w:u w:color="000000"/>
-          <w:rtl w:val="0"/>
-          <w:lang w:val="en-US"/>
-        </w:rPr>
-        <w:t>e</w:t>
-      </w:r>
-      <w:r>
-        <w:rPr>
-          <w:rFonts w:ascii="Times New Roman" w:hAnsi="Times New Roman"/>
-          <w:sz w:val="24"/>
-          <w:szCs w:val="24"/>
-          <w:u w:color="000000"/>
-          <w:rtl w:val="0"/>
-          <w:lang w:val="ru-RU"/>
-        </w:rPr>
-        <w:t>" }}</w:t>
-      </w:r>
-      <w:r>
-        <w:rPr>
-          <w:rFonts w:ascii="Times New Roman" w:hAnsi="Times New Roman"/>
-          <w:sz w:val="24"/>
-          <w:szCs w:val="24"/>
-          <w:u w:color="000000"/>
-          <w:rtl w:val="0"/>
-          <w:lang w:val="en-US"/>
-        </w:rPr>
-        <w:t xml:space="preserve"> child</w:t>
-      </w:r>
-      <w:r>
-        <w:rPr>
-          <w:rFonts w:ascii="Times New Roman" w:hAnsi="Times New Roman"/>
-          <w:sz w:val="24"/>
-          <w:szCs w:val="24"/>
-          <w:u w:color="000000"/>
-          <w:rtl w:val="0"/>
-          <w:lang w:val="en-US"/>
-        </w:rPr>
-        <w:t xml:space="preserve"> as provided by the law on Provisional Custody by Mandate, specifically including the authority to:</w:t>
+          <w:u w:color="000000"/>
+          <w:rtl w:val="0"/>
+          <w:lang w:val="en-US"/>
+        </w:rPr>
+        <w:t>proper education.</w:t>
       </w:r>
     </w:p>
     <w:p>
@@ -2020,16 +2187,16 @@
         <w:ind w:left="0" w:right="0" w:firstLine="720"/>
         <w:jc w:val="left"/>
         <w:rPr>
-          <w:rFonts w:ascii="Arial" w:cs="Arial" w:hAnsi="Arial" w:eastAsia="Arial"/>
-          <w:sz w:val="24"/>
-          <w:szCs w:val="24"/>
-          <w:u w:color="000000"/>
-          <w:rtl w:val="0"/>
-        </w:rPr>
-      </w:pPr>
-      <w:r>
-        <w:rPr>
-          <w:rFonts w:ascii="Arial" w:hAnsi="Arial" w:hint="default"/>
+          <w:rFonts w:ascii="Times New Roman" w:cs="Times New Roman" w:hAnsi="Times New Roman" w:eastAsia="Times New Roman"/>
+          <w:sz w:val="24"/>
+          <w:szCs w:val="24"/>
+          <w:u w:color="000000"/>
+          <w:rtl w:val="0"/>
+        </w:rPr>
+      </w:pPr>
+      <w:r>
+        <w:rPr>
+          <w:rFonts w:ascii="Times New Roman" w:hAnsi="Times New Roman" w:hint="default"/>
           <w:sz w:val="24"/>
           <w:szCs w:val="24"/>
           <w:u w:color="000000"/>
@@ -2048,23 +2215,144 @@
         <w:ind w:left="0" w:right="0" w:firstLine="720"/>
         <w:jc w:val="left"/>
         <w:rPr>
-          <w:rFonts w:ascii="Arial" w:cs="Arial" w:hAnsi="Arial" w:eastAsia="Arial"/>
-          <w:sz w:val="24"/>
-          <w:szCs w:val="24"/>
-          <w:u w:color="000000"/>
-          <w:rtl w:val="0"/>
-        </w:rPr>
-      </w:pPr>
-      <w:r>
-        <w:rPr>
-          <w:rFonts w:ascii="Times New Roman" w:hAnsi="Times New Roman"/>
-          <w:sz w:val="24"/>
-          <w:szCs w:val="24"/>
-          <w:u w:color="000000"/>
-          <w:rtl w:val="0"/>
-          <w:lang w:val="en-US"/>
-        </w:rPr>
-        <w:t>INITIAL ALL APPLICABLE PROVISIONS:</w:t>
+          <w:rFonts w:ascii="Times New Roman" w:cs="Times New Roman" w:hAnsi="Times New Roman" w:eastAsia="Times New Roman"/>
+          <w:sz w:val="24"/>
+          <w:szCs w:val="24"/>
+          <w:u w:color="000000"/>
+          <w:rtl w:val="0"/>
+        </w:rPr>
+      </w:pPr>
+      <w:r>
+        <w:rPr>
+          <w:rFonts w:ascii="Times New Roman" w:hAnsi="Times New Roman"/>
+          <w:sz w:val="24"/>
+          <w:szCs w:val="24"/>
+          <w:u w:val="single" w:color="000000"/>
+          <w:rtl w:val="0"/>
+          <w:lang w:val="en-US"/>
+        </w:rPr>
+        <w:t xml:space="preserve">{{ users[0].initials if </w:t>
+      </w:r>
+      <w:r>
+        <w:rPr>
+          <w:rFonts w:ascii="Times New Roman" w:hAnsi="Times New Roman"/>
+          <w:sz w:val="24"/>
+          <w:szCs w:val="24"/>
+          <w:u w:val="single" w:color="000000"/>
+          <w:rtl w:val="0"/>
+          <w:lang w:val="en-US"/>
+        </w:rPr>
+        <w:t>parental_delegation_mandates</w:t>
+      </w:r>
+      <w:r>
+        <w:rPr>
+          <w:rFonts w:ascii="Times New Roman" w:hAnsi="Times New Roman"/>
+          <w:sz w:val="24"/>
+          <w:szCs w:val="24"/>
+          <w:u w:val="single" w:color="000000"/>
+          <w:rtl w:val="0"/>
+          <w:lang w:val="en-US"/>
+        </w:rPr>
+        <w:t>[</w:t>
+      </w:r>
+      <w:r>
+        <w:rPr>
+          <w:rFonts w:ascii="Times New Roman" w:hAnsi="Times New Roman"/>
+          <w:sz w:val="24"/>
+          <w:szCs w:val="24"/>
+          <w:u w:val="single" w:color="000000"/>
+          <w:rtl w:val="0"/>
+          <w:lang w:val="ru-RU"/>
+        </w:rPr>
+        <w:t>"</w:t>
+      </w:r>
+      <w:r>
+        <w:rPr>
+          <w:rFonts w:ascii="Times New Roman" w:hAnsi="Times New Roman"/>
+          <w:sz w:val="24"/>
+          <w:szCs w:val="24"/>
+          <w:u w:val="single" w:color="000000"/>
+          <w:rtl w:val="0"/>
+          <w:lang w:val="en-US"/>
+        </w:rPr>
+        <w:t>discipline</w:t>
+      </w:r>
+      <w:r>
+        <w:rPr>
+          <w:rFonts w:ascii="Times New Roman" w:hAnsi="Times New Roman"/>
+          <w:sz w:val="24"/>
+          <w:szCs w:val="24"/>
+          <w:u w:val="single" w:color="000000"/>
+          <w:rtl w:val="0"/>
+          <w:lang w:val="ru-RU"/>
+        </w:rPr>
+        <w:t>"</w:t>
+      </w:r>
+      <w:r>
+        <w:rPr>
+          <w:rFonts w:ascii="Times New Roman" w:hAnsi="Times New Roman"/>
+          <w:sz w:val="24"/>
+          <w:szCs w:val="24"/>
+          <w:u w:val="single" w:color="000000"/>
+          <w:rtl w:val="0"/>
+          <w:lang w:val="en-US"/>
+        </w:rPr>
+        <w:t xml:space="preserve">] else </w:t>
+      </w:r>
+      <w:r>
+        <w:rPr>
+          <w:rFonts w:ascii="Times New Roman" w:hAnsi="Times New Roman"/>
+          <w:sz w:val="24"/>
+          <w:szCs w:val="24"/>
+          <w:u w:val="single" w:color="000000"/>
+          <w:rtl w:val="0"/>
+          <w:lang w:val="en-US"/>
+        </w:rPr>
+        <w:t>"_____"</w:t>
+      </w:r>
+      <w:r>
+        <w:rPr>
+          <w:rFonts w:ascii="Times New Roman" w:hAnsi="Times New Roman"/>
+          <w:sz w:val="24"/>
+          <w:szCs w:val="24"/>
+          <w:u w:val="single" w:color="000000"/>
+          <w:rtl w:val="0"/>
+          <w:lang w:val="en-US"/>
+        </w:rPr>
+        <w:t xml:space="preserve"> }}</w:t>
+      </w:r>
+      <w:r>
+        <w:rPr>
+          <w:rFonts w:ascii="Times New Roman" w:hAnsi="Times New Roman"/>
+          <w:sz w:val="24"/>
+          <w:szCs w:val="24"/>
+          <w:u w:color="000000"/>
+          <w:rtl w:val="0"/>
+          <w:lang w:val="en-US"/>
+        </w:rPr>
+        <w:t xml:space="preserve"> (3) Discipline {{ "each" if parental_delegation_children.number_gathered() &gt; 1 else "the" }} child in such reasonable manner as may be necessary for his</w:t>
+      </w:r>
+      <w:r>
+        <w:rPr>
+          <w:rFonts w:ascii="Times New Roman" w:hAnsi="Times New Roman"/>
+          <w:sz w:val="24"/>
+          <w:szCs w:val="24"/>
+          <w:u w:color="000000"/>
+          <w:rtl w:val="0"/>
+          <w:lang w:val="en-US"/>
+        </w:rPr>
+        <w:t xml:space="preserve"> </w:t>
+      </w:r>
+      <w:r>
+        <w:rPr>
+          <w:rFonts w:ascii="Times New Roman" w:hAnsi="Times New Roman"/>
+          <w:sz w:val="24"/>
+          <w:szCs w:val="24"/>
+          <w:u w:color="000000"/>
+          <w:rtl w:val="0"/>
+          <w:lang w:val="en-US"/>
+        </w:rPr>
+        <w:t>proper rearing, supervision, and training.</w:t>
       </w:r>
     </w:p>
     <w:p>
@@ -2076,16 +2364,16 @@
         <w:ind w:left="0" w:right="0" w:firstLine="720"/>
         <w:jc w:val="left"/>
         <w:rPr>
-          <w:rFonts w:ascii="Arial" w:cs="Arial" w:hAnsi="Arial" w:eastAsia="Arial"/>
-          <w:sz w:val="24"/>
-          <w:szCs w:val="24"/>
-          <w:u w:color="000000"/>
-          <w:rtl w:val="0"/>
-        </w:rPr>
-      </w:pPr>
-      <w:r>
-        <w:rPr>
-          <w:rFonts w:ascii="Arial" w:hAnsi="Arial" w:hint="default"/>
+          <w:rFonts w:ascii="Times New Roman" w:cs="Times New Roman" w:hAnsi="Times New Roman" w:eastAsia="Times New Roman"/>
+          <w:sz w:val="24"/>
+          <w:szCs w:val="24"/>
+          <w:u w:color="000000"/>
+          <w:rtl w:val="0"/>
+        </w:rPr>
+      </w:pPr>
+      <w:r>
+        <w:rPr>
+          <w:rFonts w:ascii="Times New Roman" w:hAnsi="Times New Roman" w:hint="default"/>
           <w:sz w:val="24"/>
           <w:szCs w:val="24"/>
           <w:u w:color="000000"/>
@@ -2104,7 +2392,7 @@
         <w:ind w:left="0" w:right="0" w:firstLine="720"/>
         <w:jc w:val="left"/>
         <w:rPr>
-          <w:rFonts w:ascii="Arial" w:cs="Arial" w:hAnsi="Arial" w:eastAsia="Arial"/>
+          <w:rFonts w:ascii="Times New Roman" w:cs="Times New Roman" w:hAnsi="Times New Roman" w:eastAsia="Times New Roman"/>
           <w:sz w:val="24"/>
           <w:szCs w:val="24"/>
           <w:u w:color="000000"/>
@@ -2164,7 +2452,7 @@
           <w:rtl w:val="0"/>
           <w:lang w:val="en-US"/>
         </w:rPr>
-        <w:t>medical</w:t>
+        <w:t>general</w:t>
       </w:r>
       <w:r>
         <w:rPr>
@@ -2219,19 +2507,24 @@
           <w:rtl w:val="0"/>
           <w:lang w:val="en-US"/>
         </w:rPr>
-        <w:t xml:space="preserve">_____ </w:t>
-      </w:r>
-      <w:r>
-        <w:rPr>
-          <w:rFonts w:ascii="Times New Roman" w:hAnsi="Times New Roman"/>
-          <w:sz w:val="24"/>
-          <w:szCs w:val="24"/>
-          <w:u w:color="000000"/>
-          <w:rtl w:val="0"/>
-          <w:lang w:val="en-US"/>
-        </w:rPr>
-        <w:t>(1) Consent to and authorize such medical care, treatment, or surgery as may be necessary for the health, safety, and welfare of {{ "each" if parental_delegation_children.number_gathered() &gt; 1 else "the" }} child.</w:t>
-      </w:r>
+        <w:t xml:space="preserve"> (4) Do and perform all other such acts as may be necessary for the shelter, support, and general welfare of {{ "each" if parental_delegation_children.number_gathered() &gt; 1 else "the" }} child.</w:t>
+      </w:r>
+    </w:p>
+    <w:p>
+      <w:pPr>
+        <w:pStyle w:val="Body"/>
+        <w:bidi w:val="0"/>
+        <w:spacing w:line="276" w:lineRule="auto"/>
+        <w:ind w:left="0" w:right="0" w:firstLine="720"/>
+        <w:jc w:val="left"/>
+        <w:rPr>
+          <w:rFonts w:ascii="Times New Roman" w:cs="Times New Roman" w:hAnsi="Times New Roman" w:eastAsia="Times New Roman"/>
+          <w:sz w:val="24"/>
+          <w:szCs w:val="24"/>
+          <w:u w:color="000000"/>
+          <w:rtl w:val="0"/>
+        </w:rPr>
+      </w:pPr>
     </w:p>
     <w:p>
       <w:pPr>
@@ -2242,23 +2535,23 @@
         <w:ind w:left="0" w:right="0" w:firstLine="720"/>
         <w:jc w:val="left"/>
         <w:rPr>
-          <w:rFonts w:ascii="Arial" w:cs="Arial" w:hAnsi="Arial" w:eastAsia="Arial"/>
-          <w:sz w:val="24"/>
-          <w:szCs w:val="24"/>
-          <w:u w:color="000000"/>
-          <w:rtl w:val="0"/>
-        </w:rPr>
-      </w:pPr>
-      <w:r>
-        <w:rPr>
-          <w:rFonts w:ascii="Arial" w:hAnsi="Arial" w:hint="default"/>
-          <w:sz w:val="24"/>
-          <w:szCs w:val="24"/>
-          <w:u w:color="000000"/>
-          <w:rtl w:val="0"/>
-          <w:lang w:val="en-US"/>
-        </w:rPr>
-        <w:t> </w:t>
+          <w:rFonts w:ascii="Times New Roman" w:cs="Times New Roman" w:hAnsi="Times New Roman" w:eastAsia="Times New Roman"/>
+          <w:sz w:val="24"/>
+          <w:szCs w:val="24"/>
+          <w:u w:color="000000"/>
+          <w:rtl w:val="0"/>
+        </w:rPr>
+      </w:pPr>
+      <w:r>
+        <w:rPr>
+          <w:rFonts w:ascii="Times New Roman" w:hAnsi="Times New Roman"/>
+          <w:sz w:val="24"/>
+          <w:szCs w:val="24"/>
+          <w:u w:color="000000"/>
+          <w:rtl w:val="0"/>
+          <w:lang w:val="en-US"/>
+        </w:rPr>
+        <w:t>This Provisional Custody by Mandate will continue to be effective until</w:t>
       </w:r>
     </w:p>
     <w:p>
@@ -2270,155 +2563,89 @@
         <w:ind w:left="0" w:right="0" w:firstLine="720"/>
         <w:jc w:val="left"/>
         <w:rPr>
-          <w:rFonts w:ascii="Arial" w:cs="Arial" w:hAnsi="Arial" w:eastAsia="Arial"/>
-          <w:sz w:val="24"/>
-          <w:szCs w:val="24"/>
-          <w:u w:color="000000"/>
-          <w:rtl w:val="0"/>
-        </w:rPr>
-      </w:pPr>
-      <w:r>
-        <w:rPr>
-          <w:rFonts w:ascii="Times New Roman" w:hAnsi="Times New Roman"/>
-          <w:sz w:val="24"/>
-          <w:szCs w:val="24"/>
-          <w:u w:val="single" w:color="000000"/>
-          <w:rtl w:val="0"/>
-          <w:lang w:val="en-US"/>
-        </w:rPr>
-        <w:t xml:space="preserve">{{ users[0].initials if </w:t>
-      </w:r>
-      <w:r>
-        <w:rPr>
-          <w:rFonts w:ascii="Times New Roman" w:hAnsi="Times New Roman"/>
-          <w:sz w:val="24"/>
-          <w:szCs w:val="24"/>
-          <w:u w:val="single" w:color="000000"/>
-          <w:rtl w:val="0"/>
-          <w:lang w:val="en-US"/>
-        </w:rPr>
-        <w:t>parental_delegation_mandates</w:t>
-      </w:r>
-      <w:r>
-        <w:rPr>
-          <w:rFonts w:ascii="Times New Roman" w:hAnsi="Times New Roman"/>
-          <w:sz w:val="24"/>
-          <w:szCs w:val="24"/>
-          <w:u w:val="single" w:color="000000"/>
-          <w:rtl w:val="0"/>
-          <w:lang w:val="en-US"/>
-        </w:rPr>
-        <w:t>[</w:t>
-      </w:r>
-      <w:r>
-        <w:rPr>
-          <w:rFonts w:ascii="Times New Roman" w:hAnsi="Times New Roman"/>
-          <w:sz w:val="24"/>
-          <w:szCs w:val="24"/>
-          <w:u w:val="single" w:color="000000"/>
-          <w:rtl w:val="0"/>
-          <w:lang w:val="ru-RU"/>
-        </w:rPr>
-        <w:t>"</w:t>
-      </w:r>
-      <w:r>
-        <w:rPr>
-          <w:rFonts w:ascii="Times New Roman" w:hAnsi="Times New Roman"/>
-          <w:sz w:val="24"/>
-          <w:szCs w:val="24"/>
-          <w:u w:val="single" w:color="000000"/>
-          <w:rtl w:val="0"/>
-          <w:lang w:val="en-US"/>
-        </w:rPr>
-        <w:t>educational</w:t>
-      </w:r>
-      <w:r>
-        <w:rPr>
-          <w:rFonts w:ascii="Times New Roman" w:hAnsi="Times New Roman"/>
-          <w:sz w:val="24"/>
-          <w:szCs w:val="24"/>
-          <w:u w:val="single" w:color="000000"/>
-          <w:rtl w:val="0"/>
-          <w:lang w:val="ru-RU"/>
-        </w:rPr>
-        <w:t>"</w:t>
-      </w:r>
-      <w:r>
-        <w:rPr>
-          <w:rFonts w:ascii="Times New Roman" w:hAnsi="Times New Roman"/>
-          <w:sz w:val="24"/>
-          <w:szCs w:val="24"/>
-          <w:u w:val="single" w:color="000000"/>
-          <w:rtl w:val="0"/>
-          <w:lang w:val="en-US"/>
-        </w:rPr>
-        <w:t xml:space="preserve">] else </w:t>
-      </w:r>
-      <w:r>
-        <w:rPr>
-          <w:rFonts w:ascii="Times New Roman" w:hAnsi="Times New Roman"/>
-          <w:sz w:val="24"/>
-          <w:szCs w:val="24"/>
-          <w:u w:val="single" w:color="000000"/>
-          <w:rtl w:val="0"/>
-          <w:lang w:val="en-US"/>
-        </w:rPr>
-        <w:t>"_____"</w:t>
-      </w:r>
-      <w:r>
-        <w:rPr>
-          <w:rFonts w:ascii="Times New Roman" w:hAnsi="Times New Roman"/>
-          <w:sz w:val="24"/>
-          <w:szCs w:val="24"/>
-          <w:u w:val="single" w:color="000000"/>
-          <w:rtl w:val="0"/>
-          <w:lang w:val="en-US"/>
-        </w:rPr>
-        <w:t xml:space="preserve"> }}</w:t>
-      </w:r>
-      <w:r>
-        <w:rPr>
-          <w:rFonts w:ascii="Times New Roman" w:hAnsi="Times New Roman"/>
-          <w:sz w:val="24"/>
-          <w:szCs w:val="24"/>
-          <w:u w:color="000000"/>
-          <w:rtl w:val="0"/>
-          <w:lang w:val="en-US"/>
-        </w:rPr>
-        <w:t>_____</w:t>
-      </w:r>
-      <w:r>
-        <w:rPr>
-          <w:rFonts w:ascii="Times New Roman" w:hAnsi="Times New Roman"/>
-          <w:sz w:val="24"/>
-          <w:szCs w:val="24"/>
-          <w:u w:color="000000"/>
-          <w:rtl w:val="0"/>
-          <w:lang w:val="en-US"/>
-        </w:rPr>
-        <w:t xml:space="preserve"> (2) Enroll {{ "each" if parental_delegation_children.number_gathered() &gt; 1 else "the" }} child in such schools or educational institutions as may be necessary for his</w:t>
-      </w:r>
-      <w:r>
-        <w:rPr>
-          <w:rFonts w:ascii="Times New Roman" w:hAnsi="Times New Roman"/>
-          <w:sz w:val="24"/>
-          <w:szCs w:val="24"/>
-          <w:u w:color="000000"/>
-          <w:rtl w:val="0"/>
-          <w:lang w:val="en-US"/>
-        </w:rPr>
-        <w:t xml:space="preserve"> </w:t>
-      </w:r>
-      <w:r>
-        <w:rPr>
-          <w:rFonts w:ascii="Times New Roman" w:hAnsi="Times New Roman"/>
-          <w:sz w:val="24"/>
-          <w:szCs w:val="24"/>
-          <w:u w:color="000000"/>
-          <w:rtl w:val="0"/>
-          <w:lang w:val="en-US"/>
-        </w:rPr>
-        <w:t>proper education.</w:t>
+          <w:rFonts w:ascii="Times New Roman" w:cs="Times New Roman" w:hAnsi="Times New Roman" w:eastAsia="Times New Roman"/>
+          <w:sz w:val="24"/>
+          <w:szCs w:val="24"/>
+          <w:u w:color="000000"/>
+          <w:rtl w:val="0"/>
+        </w:rPr>
+      </w:pPr>
+      <w:r>
+        <w:rPr>
+          <w:rFonts w:ascii="Times New Roman" w:hAnsi="Times New Roman"/>
+          <w:sz w:val="24"/>
+          <w:szCs w:val="24"/>
+          <w:u w:color="000000"/>
+          <w:rtl w:val="0"/>
+          <w:lang w:val="en-US"/>
+        </w:rPr>
+        <w:t xml:space="preserve">{%- if </w:t>
+      </w:r>
+      <w:r>
+        <w:rPr>
+          <w:rFonts w:ascii="Times New Roman" w:hAnsi="Times New Roman"/>
+          <w:sz w:val="24"/>
+          <w:szCs w:val="24"/>
+          <w:u w:color="000000"/>
+          <w:rtl w:val="0"/>
+          <w:lang w:val="en-US"/>
+        </w:rPr>
+        <w:t>decide_delegation_dates_later</w:t>
+      </w:r>
+      <w:r>
+        <w:rPr>
+          <w:rFonts w:ascii="Times New Roman" w:hAnsi="Times New Roman"/>
+          <w:sz w:val="24"/>
+          <w:szCs w:val="24"/>
+          <w:u w:color="000000"/>
+          <w:rtl w:val="0"/>
+          <w:lang w:val="en-US"/>
+        </w:rPr>
+        <w:t xml:space="preserve"> or not </w:t>
+      </w:r>
+      <w:r>
+        <w:rPr>
+          <w:rFonts w:ascii="Times New Roman" w:hAnsi="Times New Roman"/>
+          <w:sz w:val="24"/>
+          <w:szCs w:val="24"/>
+          <w:u w:color="000000"/>
+          <w:rtl w:val="0"/>
+          <w:lang w:val="en-US"/>
+        </w:rPr>
+        <w:t>delegation_</w:t>
+      </w:r>
+      <w:r>
+        <w:rPr>
+          <w:rFonts w:ascii="Times New Roman" w:hAnsi="Times New Roman"/>
+          <w:sz w:val="24"/>
+          <w:szCs w:val="24"/>
+          <w:u w:color="000000"/>
+          <w:rtl w:val="0"/>
+          <w:lang w:val="en-US"/>
+        </w:rPr>
+        <w:t>end</w:t>
+      </w:r>
+      <w:r>
+        <w:rPr>
+          <w:rFonts w:ascii="Times New Roman" w:hAnsi="Times New Roman"/>
+          <w:sz w:val="24"/>
+          <w:szCs w:val="24"/>
+          <w:u w:color="000000"/>
+          <w:rtl w:val="0"/>
+          <w:lang w:val="en-US"/>
+        </w:rPr>
+        <w:t>_date</w:t>
+      </w:r>
+      <w:r>
+        <w:rPr>
+          <w:rFonts w:ascii="Times New Roman" w:hAnsi="Times New Roman"/>
+          <w:sz w:val="24"/>
+          <w:szCs w:val="24"/>
+          <w:u w:color="000000"/>
+          <w:rtl w:val="0"/>
+          <w:lang w:val="en-US"/>
+        </w:rPr>
+        <w:t xml:space="preserve"> -%}</w:t>
       </w:r>
     </w:p>
     <w:p>
@@ -2430,24 +2657,13 @@
         <w:ind w:left="0" w:right="0" w:firstLine="720"/>
         <w:jc w:val="left"/>
         <w:rPr>
-          <w:rFonts w:ascii="Arial" w:cs="Arial" w:hAnsi="Arial" w:eastAsia="Arial"/>
-          <w:sz w:val="24"/>
-          <w:szCs w:val="24"/>
-          <w:u w:color="000000"/>
-          <w:rtl w:val="0"/>
-        </w:rPr>
-      </w:pPr>
-      <w:r>
-        <w:rPr>
-          <w:rFonts w:ascii="Arial" w:hAnsi="Arial" w:hint="default"/>
-          <w:sz w:val="24"/>
-          <w:szCs w:val="24"/>
-          <w:u w:color="000000"/>
-          <w:rtl w:val="0"/>
-          <w:lang w:val="en-US"/>
-        </w:rPr>
-        <w:t> </w:t>
-      </w:r>
+          <w:rFonts w:ascii="Times New Roman" w:cs="Times New Roman" w:hAnsi="Times New Roman" w:eastAsia="Times New Roman"/>
+          <w:sz w:val="24"/>
+          <w:szCs w:val="24"/>
+          <w:u w:color="000000"/>
+          <w:rtl w:val="0"/>
+        </w:rPr>
+      </w:pPr>
     </w:p>
     <w:p>
       <w:pPr>
@@ -2458,156 +2674,13 @@
         <w:ind w:left="0" w:right="0" w:firstLine="720"/>
         <w:jc w:val="left"/>
         <w:rPr>
-          <w:rFonts w:ascii="Arial" w:cs="Arial" w:hAnsi="Arial" w:eastAsia="Arial"/>
-          <w:sz w:val="24"/>
-          <w:szCs w:val="24"/>
-          <w:u w:color="000000"/>
-          <w:rtl w:val="0"/>
-        </w:rPr>
-      </w:pPr>
-      <w:r>
-        <w:rPr>
-          <w:rFonts w:ascii="Times New Roman" w:hAnsi="Times New Roman"/>
-          <w:sz w:val="24"/>
-          <w:szCs w:val="24"/>
-          <w:u w:val="single" w:color="000000"/>
-          <w:rtl w:val="0"/>
-          <w:lang w:val="en-US"/>
-        </w:rPr>
-        <w:t xml:space="preserve">{{ users[0].initials if </w:t>
-      </w:r>
-      <w:r>
-        <w:rPr>
-          <w:rFonts w:ascii="Times New Roman" w:hAnsi="Times New Roman"/>
-          <w:sz w:val="24"/>
-          <w:szCs w:val="24"/>
-          <w:u w:val="single" w:color="000000"/>
-          <w:rtl w:val="0"/>
-          <w:lang w:val="en-US"/>
-        </w:rPr>
-        <w:t>parental_delegation_mandates</w:t>
-      </w:r>
-      <w:r>
-        <w:rPr>
-          <w:rFonts w:ascii="Times New Roman" w:hAnsi="Times New Roman"/>
-          <w:sz w:val="24"/>
-          <w:szCs w:val="24"/>
-          <w:u w:val="single" w:color="000000"/>
-          <w:rtl w:val="0"/>
-          <w:lang w:val="en-US"/>
-        </w:rPr>
-        <w:t>[</w:t>
-      </w:r>
-      <w:r>
-        <w:rPr>
-          <w:rFonts w:ascii="Times New Roman" w:hAnsi="Times New Roman"/>
-          <w:sz w:val="24"/>
-          <w:szCs w:val="24"/>
-          <w:u w:val="single" w:color="000000"/>
-          <w:rtl w:val="0"/>
-          <w:lang w:val="ru-RU"/>
-        </w:rPr>
-        <w:t>"</w:t>
-      </w:r>
-      <w:r>
-        <w:rPr>
-          <w:rFonts w:ascii="Times New Roman" w:hAnsi="Times New Roman"/>
-          <w:sz w:val="24"/>
-          <w:szCs w:val="24"/>
-          <w:u w:val="single" w:color="000000"/>
-          <w:rtl w:val="0"/>
-          <w:lang w:val="en-US"/>
-        </w:rPr>
-        <w:t>discipline</w:t>
-      </w:r>
-      <w:r>
-        <w:rPr>
-          <w:rFonts w:ascii="Times New Roman" w:hAnsi="Times New Roman"/>
-          <w:sz w:val="24"/>
-          <w:szCs w:val="24"/>
-          <w:u w:val="single" w:color="000000"/>
-          <w:rtl w:val="0"/>
-          <w:lang w:val="ru-RU"/>
-        </w:rPr>
-        <w:t>"</w:t>
-      </w:r>
-      <w:r>
-        <w:rPr>
-          <w:rFonts w:ascii="Times New Roman" w:hAnsi="Times New Roman"/>
-          <w:sz w:val="24"/>
-          <w:szCs w:val="24"/>
-          <w:u w:val="single" w:color="000000"/>
-          <w:rtl w:val="0"/>
-          <w:lang w:val="en-US"/>
-        </w:rPr>
-        <w:t xml:space="preserve">] else </w:t>
-      </w:r>
-      <w:r>
-        <w:rPr>
-          <w:rFonts w:ascii="Times New Roman" w:hAnsi="Times New Roman"/>
-          <w:sz w:val="24"/>
-          <w:szCs w:val="24"/>
-          <w:u w:val="single" w:color="000000"/>
-          <w:rtl w:val="0"/>
-          <w:lang w:val="en-US"/>
-        </w:rPr>
-        <w:t>"_____"</w:t>
-      </w:r>
-      <w:r>
-        <w:rPr>
-          <w:rFonts w:ascii="Times New Roman" w:hAnsi="Times New Roman"/>
-          <w:sz w:val="24"/>
-          <w:szCs w:val="24"/>
-          <w:u w:val="single" w:color="000000"/>
-          <w:rtl w:val="0"/>
-          <w:lang w:val="en-US"/>
-        </w:rPr>
-        <w:t xml:space="preserve"> }}</w:t>
-      </w:r>
-      <w:r>
-        <w:rPr>
-          <w:rFonts w:ascii="Times New Roman" w:hAnsi="Times New Roman"/>
-          <w:sz w:val="24"/>
-          <w:szCs w:val="24"/>
-          <w:u w:color="000000"/>
-          <w:rtl w:val="0"/>
-          <w:lang w:val="en-US"/>
-        </w:rPr>
-        <w:t>_____</w:t>
-      </w:r>
-      <w:r>
-        <w:rPr>
-          <w:rFonts w:ascii="Times New Roman" w:hAnsi="Times New Roman"/>
-          <w:sz w:val="24"/>
-          <w:szCs w:val="24"/>
-          <w:u w:color="000000"/>
-          <w:rtl w:val="0"/>
-          <w:lang w:val="en-US"/>
-        </w:rPr>
-        <w:t xml:space="preserve"> (3) Discipline {{ "each" if parental_delegation_children.number_gathered() &gt; 1 else "the" }} child in such reasonable manner as may be necessary for his</w:t>
-      </w:r>
-      <w:r>
-        <w:rPr>
-          <w:rFonts w:ascii="Times New Roman" w:hAnsi="Times New Roman"/>
-          <w:sz w:val="24"/>
-          <w:szCs w:val="24"/>
-          <w:u w:color="000000"/>
-          <w:rtl w:val="0"/>
-          <w:lang w:val="en-US"/>
-        </w:rPr>
-        <w:t xml:space="preserve"> </w:t>
-      </w:r>
-      <w:r>
-        <w:rPr>
-          <w:rFonts w:ascii="Times New Roman" w:hAnsi="Times New Roman"/>
-          <w:sz w:val="24"/>
-          <w:szCs w:val="24"/>
-          <w:u w:color="000000"/>
-          <w:rtl w:val="0"/>
-          <w:lang w:val="en-US"/>
-        </w:rPr>
-        <w:t>proper rearing, supervision, and training.</w:t>
-      </w:r>
+          <w:rFonts w:ascii="Times New Roman" w:cs="Times New Roman" w:hAnsi="Times New Roman" w:eastAsia="Times New Roman"/>
+          <w:sz w:val="24"/>
+          <w:szCs w:val="24"/>
+          <w:u w:color="000000"/>
+          <w:rtl w:val="0"/>
+        </w:rPr>
+      </w:pPr>
     </w:p>
     <w:p>
       <w:pPr>
@@ -2618,23 +2691,111 @@
         <w:ind w:left="0" w:right="0" w:firstLine="720"/>
         <w:jc w:val="left"/>
         <w:rPr>
-          <w:rFonts w:ascii="Arial" w:cs="Arial" w:hAnsi="Arial" w:eastAsia="Arial"/>
-          <w:sz w:val="24"/>
-          <w:szCs w:val="24"/>
-          <w:u w:color="000000"/>
-          <w:rtl w:val="0"/>
-        </w:rPr>
-      </w:pPr>
-      <w:r>
-        <w:rPr>
-          <w:rFonts w:ascii="Arial" w:hAnsi="Arial" w:hint="default"/>
-          <w:sz w:val="24"/>
-          <w:szCs w:val="24"/>
-          <w:u w:color="000000"/>
-          <w:rtl w:val="0"/>
-          <w:lang w:val="en-US"/>
-        </w:rPr>
-        <w:t> </w:t>
+          <w:rFonts w:ascii="Times New Roman" w:cs="Times New Roman" w:hAnsi="Times New Roman" w:eastAsia="Times New Roman"/>
+          <w:sz w:val="24"/>
+          <w:szCs w:val="24"/>
+          <w:u w:val="single" w:color="000000"/>
+          <w:rtl w:val="0"/>
+        </w:rPr>
+      </w:pPr>
+      <w:r>
+        <w:rPr>
+          <w:rFonts w:ascii="Times New Roman" w:hAnsi="Times New Roman"/>
+          <w:sz w:val="24"/>
+          <w:szCs w:val="24"/>
+          <w:u w:color="000000"/>
+          <w:rtl w:val="0"/>
+          <w:lang w:val="en-US"/>
+        </w:rPr>
+        <w:t>{{ "" }} ___</w:t>
+      </w:r>
+      <w:r>
+        <w:rPr>
+          <w:rFonts w:ascii="Times New Roman" w:hAnsi="Times New Roman"/>
+          <w:sz w:val="24"/>
+          <w:szCs w:val="24"/>
+          <w:u w:color="000000"/>
+          <w:rtl w:val="0"/>
+          <w:lang w:val="en-US"/>
+        </w:rPr>
+        <w:t>______</w:t>
+      </w:r>
+      <w:r>
+        <w:rPr>
+          <w:rFonts w:ascii="Times New Roman" w:hAnsi="Times New Roman"/>
+          <w:sz w:val="24"/>
+          <w:szCs w:val="24"/>
+          <w:u w:color="000000"/>
+          <w:rtl w:val="0"/>
+          <w:lang w:val="en-US"/>
+        </w:rPr>
+        <w:t>____________________________,</w:t>
+      </w:r>
+      <w:r>
+        <w:rPr>
+          <w:rFonts w:ascii="Times New Roman" w:hAnsi="Times New Roman"/>
+          <w:sz w:val="24"/>
+          <w:szCs w:val="24"/>
+          <w:u w:color="000000"/>
+          <w:rtl w:val="0"/>
+          <w:lang w:val="en-US"/>
+        </w:rPr>
+        <w:t xml:space="preserve"> </w:t>
+      </w:r>
+      <w:r>
+        <w:rPr>
+          <w:rFonts w:ascii="Times New Roman" w:hAnsi="Times New Roman"/>
+          <w:sz w:val="24"/>
+          <w:szCs w:val="24"/>
+          <w:u w:color="000000"/>
+          <w:rtl w:val="0"/>
+          <w:lang w:val="en-US"/>
+        </w:rPr>
+        <w:t>_</w:t>
+      </w:r>
+      <w:r>
+        <w:rPr>
+          <w:rFonts w:ascii="Times New Roman" w:hAnsi="Times New Roman"/>
+          <w:sz w:val="24"/>
+          <w:szCs w:val="24"/>
+          <w:u w:val="single" w:color="000000"/>
+          <w:rtl w:val="0"/>
+          <w:lang w:val="en-US"/>
+        </w:rPr>
+        <w:t>20</w:t>
+      </w:r>
+      <w:r>
+        <w:rPr>
+          <w:rFonts w:ascii="Times New Roman" w:hAnsi="Times New Roman"/>
+          <w:sz w:val="24"/>
+          <w:szCs w:val="24"/>
+          <w:u w:color="000000"/>
+          <w:rtl w:val="0"/>
+          <w:lang w:val="en-US"/>
+        </w:rPr>
+        <w:t>___</w:t>
+      </w:r>
+      <w:r>
+        <w:rPr>
+          <w:rFonts w:ascii="Times New Roman" w:hAnsi="Times New Roman"/>
+          <w:sz w:val="24"/>
+          <w:szCs w:val="24"/>
+          <w:u w:color="000000"/>
+          <w:rtl w:val="0"/>
+          <w:lang w:val="en-US"/>
+        </w:rPr>
+        <w:t>___</w:t>
+      </w:r>
+      <w:r>
+        <w:rPr>
+          <w:rFonts w:ascii="Times New Roman" w:hAnsi="Times New Roman"/>
+          <w:sz w:val="24"/>
+          <w:szCs w:val="24"/>
+          <w:u w:color="000000"/>
+          <w:rtl w:val="0"/>
+          <w:lang w:val="en-US"/>
+        </w:rPr>
+        <w:t>__,</w:t>
       </w:r>
     </w:p>
     <w:p>
@@ -2646,160 +2807,24 @@
         <w:ind w:left="0" w:right="0" w:firstLine="720"/>
         <w:jc w:val="left"/>
         <w:rPr>
-          <w:rFonts w:ascii="Arial" w:cs="Arial" w:hAnsi="Arial" w:eastAsia="Arial"/>
-          <w:sz w:val="24"/>
-          <w:szCs w:val="24"/>
-          <w:u w:color="000000"/>
-          <w:rtl w:val="0"/>
-        </w:rPr>
-      </w:pPr>
-      <w:r>
-        <w:rPr>
-          <w:rFonts w:ascii="Times New Roman" w:hAnsi="Times New Roman"/>
-          <w:sz w:val="24"/>
-          <w:szCs w:val="24"/>
-          <w:u w:val="single" w:color="000000"/>
-          <w:rtl w:val="0"/>
-          <w:lang w:val="en-US"/>
-        </w:rPr>
-        <w:t xml:space="preserve">{{ users[0].initials if </w:t>
-      </w:r>
-      <w:r>
-        <w:rPr>
-          <w:rFonts w:ascii="Times New Roman" w:hAnsi="Times New Roman"/>
-          <w:sz w:val="24"/>
-          <w:szCs w:val="24"/>
-          <w:u w:val="single" w:color="000000"/>
-          <w:rtl w:val="0"/>
-          <w:lang w:val="en-US"/>
-        </w:rPr>
-        <w:t>parental_delegation_mandates</w:t>
-      </w:r>
-      <w:r>
-        <w:rPr>
-          <w:rFonts w:ascii="Times New Roman" w:hAnsi="Times New Roman"/>
-          <w:sz w:val="24"/>
-          <w:szCs w:val="24"/>
-          <w:u w:val="single" w:color="000000"/>
-          <w:rtl w:val="0"/>
-          <w:lang w:val="en-US"/>
-        </w:rPr>
-        <w:t>[</w:t>
-      </w:r>
-      <w:r>
-        <w:rPr>
-          <w:rFonts w:ascii="Times New Roman" w:hAnsi="Times New Roman"/>
-          <w:sz w:val="24"/>
-          <w:szCs w:val="24"/>
-          <w:u w:val="single" w:color="000000"/>
-          <w:rtl w:val="0"/>
-          <w:lang w:val="ru-RU"/>
-        </w:rPr>
-        <w:t>"</w:t>
-      </w:r>
-      <w:r>
-        <w:rPr>
-          <w:rFonts w:ascii="Times New Roman" w:hAnsi="Times New Roman"/>
-          <w:sz w:val="24"/>
-          <w:szCs w:val="24"/>
-          <w:u w:val="single" w:color="000000"/>
-          <w:rtl w:val="0"/>
-          <w:lang w:val="en-US"/>
-        </w:rPr>
-        <w:t>general</w:t>
-      </w:r>
-      <w:r>
-        <w:rPr>
-          <w:rFonts w:ascii="Times New Roman" w:hAnsi="Times New Roman"/>
-          <w:sz w:val="24"/>
-          <w:szCs w:val="24"/>
-          <w:u w:val="single" w:color="000000"/>
-          <w:rtl w:val="0"/>
-          <w:lang w:val="ru-RU"/>
-        </w:rPr>
-        <w:t>"</w:t>
-      </w:r>
-      <w:r>
-        <w:rPr>
-          <w:rFonts w:ascii="Times New Roman" w:hAnsi="Times New Roman"/>
-          <w:sz w:val="24"/>
-          <w:szCs w:val="24"/>
-          <w:u w:val="single" w:color="000000"/>
-          <w:rtl w:val="0"/>
-          <w:lang w:val="en-US"/>
-        </w:rPr>
-        <w:t xml:space="preserve">] else </w:t>
-      </w:r>
-      <w:r>
-        <w:rPr>
-          <w:rFonts w:ascii="Times New Roman" w:hAnsi="Times New Roman"/>
-          <w:sz w:val="24"/>
-          <w:szCs w:val="24"/>
-          <w:u w:val="single" w:color="000000"/>
-          <w:rtl w:val="0"/>
-          <w:lang w:val="en-US"/>
-        </w:rPr>
-        <w:t>"_____"</w:t>
-      </w:r>
-      <w:r>
-        <w:rPr>
-          <w:rFonts w:ascii="Times New Roman" w:hAnsi="Times New Roman"/>
-          <w:sz w:val="24"/>
-          <w:szCs w:val="24"/>
-          <w:u w:val="single" w:color="000000"/>
-          <w:rtl w:val="0"/>
-          <w:lang w:val="en-US"/>
-        </w:rPr>
-        <w:t xml:space="preserve"> }}</w:t>
-      </w:r>
-      <w:r>
-        <w:rPr>
-          <w:rFonts w:ascii="Times New Roman" w:hAnsi="Times New Roman"/>
-          <w:sz w:val="24"/>
-          <w:szCs w:val="24"/>
-          <w:u w:color="000000"/>
-          <w:rtl w:val="0"/>
-        </w:rPr>
-        <w:t xml:space="preserve"> </w:t>
-      </w:r>
-      <w:r>
-        <w:rPr>
-          <w:rFonts w:ascii="Times New Roman" w:hAnsi="Times New Roman"/>
-          <w:sz w:val="24"/>
-          <w:szCs w:val="24"/>
-          <w:u w:color="000000"/>
-          <w:rtl w:val="0"/>
-          <w:lang w:val="en-US"/>
-        </w:rPr>
-        <w:t>_____</w:t>
-      </w:r>
-      <w:r>
-        <w:rPr>
-          <w:rFonts w:ascii="Times New Roman" w:hAnsi="Times New Roman"/>
-          <w:sz w:val="24"/>
-          <w:szCs w:val="24"/>
-          <w:u w:color="000000"/>
-          <w:rtl w:val="0"/>
-          <w:lang w:val="en-US"/>
-        </w:rPr>
-        <w:t xml:space="preserve"> (4) Do and perform all other such acts as may be necessary for the shelter, support, and general welfare of {{ "each" if parental_delegation_children.number_gathered() &gt; 1 else "the" }} child.</w:t>
-      </w:r>
-    </w:p>
-    <w:p>
-      <w:pPr>
-        <w:pStyle w:val="Body"/>
-        <w:bidi w:val="0"/>
-        <w:spacing w:line="276" w:lineRule="auto"/>
-        <w:ind w:left="0" w:right="0" w:firstLine="720"/>
-        <w:jc w:val="left"/>
-        <w:rPr>
-          <w:rFonts w:ascii="Times New Roman" w:cs="Times New Roman" w:hAnsi="Times New Roman" w:eastAsia="Times New Roman"/>
-          <w:sz w:val="24"/>
-          <w:szCs w:val="24"/>
-          <w:u w:color="000000"/>
-          <w:rtl w:val="0"/>
-        </w:rPr>
-      </w:pPr>
+          <w:rFonts w:ascii="Times New Roman" w:cs="Times New Roman" w:hAnsi="Times New Roman" w:eastAsia="Times New Roman"/>
+          <w:sz w:val="24"/>
+          <w:szCs w:val="24"/>
+          <w:u w:color="000000"/>
+          <w:rtl w:val="0"/>
+        </w:rPr>
+      </w:pPr>
+      <w:r>
+        <w:rPr>
+          <w:rFonts w:ascii="Times New Roman" w:hAnsi="Times New Roman"/>
+          <w:sz w:val="24"/>
+          <w:szCs w:val="24"/>
+          <w:u w:color="000000"/>
+          <w:rtl w:val="0"/>
+          <w:lang w:val="en-US"/>
+        </w:rPr>
+        <w:t>{%- else -%}</w:t>
+      </w:r>
     </w:p>
     <w:p>
       <w:pPr>
@@ -2813,20 +2838,140 @@
           <w:rFonts w:ascii="Times New Roman" w:cs="Times New Roman" w:hAnsi="Times New Roman" w:eastAsia="Times New Roman"/>
           <w:sz w:val="24"/>
           <w:szCs w:val="24"/>
-          <w:u w:color="000000"/>
-          <w:rtl w:val="0"/>
-        </w:rPr>
-      </w:pPr>
-      <w:r>
-        <w:rPr>
-          <w:rFonts w:ascii="Times New Roman" w:hAnsi="Times New Roman"/>
-          <w:sz w:val="24"/>
-          <w:szCs w:val="24"/>
-          <w:u w:color="000000"/>
-          <w:rtl w:val="0"/>
-          <w:lang w:val="en-US"/>
-        </w:rPr>
-        <w:t>This Provisional Custody by Mandate will continue to be effective until</w:t>
+          <w:u w:val="single" w:color="000000"/>
+          <w:rtl w:val="0"/>
+        </w:rPr>
+      </w:pPr>
+      <w:r>
+        <w:rPr>
+          <w:rFonts w:ascii="Times New Roman" w:hAnsi="Times New Roman"/>
+          <w:sz w:val="24"/>
+          <w:szCs w:val="24"/>
+          <w:u w:val="none" w:color="000000"/>
+          <w:rtl w:val="0"/>
+        </w:rPr>
+        <w:t>{{</w:t>
+      </w:r>
+      <w:r>
+        <w:rPr>
+          <w:rFonts w:ascii="Times New Roman" w:hAnsi="Times New Roman"/>
+          <w:sz w:val="24"/>
+          <w:szCs w:val="24"/>
+          <w:u w:val="none" w:color="000000"/>
+          <w:rtl w:val="0"/>
+          <w:lang w:val="en-US"/>
+        </w:rPr>
+        <w:t>-</w:t>
+      </w:r>
+      <w:r>
+        <w:rPr>
+          <w:rFonts w:ascii="Times New Roman" w:hAnsi="Times New Roman"/>
+          <w:sz w:val="24"/>
+          <w:szCs w:val="24"/>
+          <w:u w:val="none" w:color="000000"/>
+          <w:rtl w:val="0"/>
+          <w:lang w:val="ru-RU"/>
+        </w:rPr>
+        <w:t xml:space="preserve"> "" }}</w:t>
+      </w:r>
+      <w:r>
+        <w:rPr>
+          <w:rFonts w:ascii="Times New Roman" w:hAnsi="Times New Roman"/>
+          <w:sz w:val="24"/>
+          <w:szCs w:val="24"/>
+          <w:u w:val="none" w:color="000000"/>
+          <w:rtl w:val="0"/>
+          <w:lang w:val="en-US"/>
+        </w:rPr>
+        <w:t xml:space="preserve"> </w:t>
+      </w:r>
+      <w:r>
+        <w:rPr>
+          <w:rFonts w:ascii="Times New Roman" w:hAnsi="Times New Roman"/>
+          <w:sz w:val="24"/>
+          <w:szCs w:val="24"/>
+          <w:u w:val="single" w:color="000000"/>
+          <w:rtl w:val="0"/>
+          <w:lang w:val="en-US"/>
+        </w:rPr>
+        <w:t xml:space="preserve">{{ </w:t>
+      </w:r>
+      <w:r>
+        <w:rPr>
+          <w:rFonts w:ascii="Times New Roman" w:hAnsi="Times New Roman"/>
+          <w:sz w:val="24"/>
+          <w:szCs w:val="24"/>
+          <w:u w:val="single" w:color="000000"/>
+          <w:rtl w:val="0"/>
+          <w:lang w:val="en-US"/>
+        </w:rPr>
+        <w:t>delegation_end_date</w:t>
+      </w:r>
+      <w:r>
+        <w:rPr>
+          <w:rFonts w:ascii="Times New Roman" w:hAnsi="Times New Roman"/>
+          <w:sz w:val="24"/>
+          <w:szCs w:val="24"/>
+          <w:u w:val="single" w:color="000000"/>
+          <w:rtl w:val="0"/>
+          <w:lang w:val="en-US"/>
+        </w:rPr>
+        <w:t xml:space="preserve">.format( </w:t>
+      </w:r>
+      <w:r>
+        <w:rPr>
+          <w:rFonts w:ascii="Times New Roman" w:hAnsi="Times New Roman"/>
+          <w:sz w:val="24"/>
+          <w:szCs w:val="24"/>
+          <w:u w:val="single" w:color="000000"/>
+          <w:rtl w:val="0"/>
+          <w:lang w:val="ru-RU"/>
+        </w:rPr>
+        <w:t>"</w:t>
+      </w:r>
+      <w:r>
+        <w:rPr>
+          <w:rFonts w:ascii="Times New Roman" w:hAnsi="Times New Roman"/>
+          <w:sz w:val="24"/>
+          <w:szCs w:val="24"/>
+          <w:u w:val="single" w:color="000000"/>
+          <w:rtl w:val="0"/>
+          <w:lang w:val="en-US"/>
+        </w:rPr>
+        <w:t>MMMM dd, yyyy</w:t>
+      </w:r>
+      <w:r>
+        <w:rPr>
+          <w:rFonts w:ascii="Times New Roman" w:hAnsi="Times New Roman"/>
+          <w:sz w:val="24"/>
+          <w:szCs w:val="24"/>
+          <w:u w:val="single" w:color="000000"/>
+          <w:rtl w:val="0"/>
+          <w:lang w:val="ru-RU"/>
+        </w:rPr>
+        <w:t>"</w:t>
+      </w:r>
+      <w:r>
+        <w:rPr>
+          <w:rFonts w:ascii="Times New Roman" w:hAnsi="Times New Roman"/>
+          <w:sz w:val="24"/>
+          <w:szCs w:val="24"/>
+          <w:u w:val="single" w:color="000000"/>
+          <w:rtl w:val="0"/>
+          <w:lang w:val="en-US"/>
+        </w:rPr>
+        <w:t xml:space="preserve"> ) -}}</w:t>
+      </w:r>
+      <w:r>
+        <w:rPr>
+          <w:rFonts w:ascii="Times New Roman" w:hAnsi="Times New Roman"/>
+          <w:sz w:val="24"/>
+          <w:szCs w:val="24"/>
+          <w:u w:val="none" w:color="000000"/>
+          <w:rtl w:val="0"/>
+          <w:lang w:val="en-US"/>
+        </w:rPr>
+        <w:t>,</w:t>
       </w:r>
     </w:p>
     <w:p>
@@ -2841,86 +2986,20 @@
           <w:rFonts w:ascii="Times New Roman" w:cs="Times New Roman" w:hAnsi="Times New Roman" w:eastAsia="Times New Roman"/>
           <w:sz w:val="24"/>
           <w:szCs w:val="24"/>
-          <w:u w:color="000000"/>
-          <w:rtl w:val="0"/>
-        </w:rPr>
-      </w:pPr>
-      <w:r>
-        <w:rPr>
-          <w:rFonts w:ascii="Times New Roman" w:hAnsi="Times New Roman"/>
-          <w:sz w:val="24"/>
-          <w:szCs w:val="24"/>
-          <w:u w:color="000000"/>
-          <w:rtl w:val="0"/>
-          <w:lang w:val="en-US"/>
-        </w:rPr>
-        <w:t xml:space="preserve">{% if </w:t>
-      </w:r>
-      <w:r>
-        <w:rPr>
-          <w:rFonts w:ascii="Times New Roman" w:hAnsi="Times New Roman"/>
-          <w:sz w:val="24"/>
-          <w:szCs w:val="24"/>
-          <w:u w:color="000000"/>
-          <w:rtl w:val="0"/>
-          <w:lang w:val="en-US"/>
-        </w:rPr>
-        <w:t>decide_delegation_dates_later</w:t>
-      </w:r>
-      <w:r>
-        <w:rPr>
-          <w:rFonts w:ascii="Times New Roman" w:hAnsi="Times New Roman"/>
-          <w:sz w:val="24"/>
-          <w:szCs w:val="24"/>
-          <w:u w:color="000000"/>
-          <w:rtl w:val="0"/>
-          <w:lang w:val="en-US"/>
-        </w:rPr>
-        <w:t xml:space="preserve"> or not </w:t>
-      </w:r>
-      <w:r>
-        <w:rPr>
-          <w:rFonts w:ascii="Times New Roman" w:hAnsi="Times New Roman"/>
-          <w:sz w:val="24"/>
-          <w:szCs w:val="24"/>
-          <w:u w:color="000000"/>
-          <w:rtl w:val="0"/>
-          <w:lang w:val="en-US"/>
-        </w:rPr>
-        <w:t>delegation_</w:t>
-      </w:r>
-      <w:r>
-        <w:rPr>
-          <w:rFonts w:ascii="Times New Roman" w:hAnsi="Times New Roman"/>
-          <w:sz w:val="24"/>
-          <w:szCs w:val="24"/>
-          <w:u w:color="000000"/>
-          <w:rtl w:val="0"/>
-          <w:lang w:val="en-US"/>
-        </w:rPr>
-        <w:t>end</w:t>
-      </w:r>
-      <w:r>
-        <w:rPr>
-          <w:rFonts w:ascii="Times New Roman" w:hAnsi="Times New Roman"/>
-          <w:sz w:val="24"/>
-          <w:szCs w:val="24"/>
-          <w:u w:color="000000"/>
-          <w:rtl w:val="0"/>
-          <w:lang w:val="en-US"/>
-        </w:rPr>
-        <w:t>_date</w:t>
-      </w:r>
-      <w:r>
-        <w:rPr>
-          <w:rFonts w:ascii="Times New Roman" w:hAnsi="Times New Roman"/>
-          <w:sz w:val="24"/>
-          <w:szCs w:val="24"/>
-          <w:u w:color="000000"/>
-          <w:rtl w:val="0"/>
-          <w:lang w:val="en-US"/>
-        </w:rPr>
-        <w:t xml:space="preserve"> %}</w:t>
+          <w:u w:val="single" w:color="000000"/>
+          <w:rtl w:val="0"/>
+        </w:rPr>
+      </w:pPr>
+      <w:r>
+        <w:rPr>
+          <w:rFonts w:ascii="Times New Roman" w:hAnsi="Times New Roman"/>
+          <w:sz w:val="24"/>
+          <w:szCs w:val="24"/>
+          <w:u w:color="000000"/>
+          <w:rtl w:val="0"/>
+          <w:lang w:val="en-US"/>
+        </w:rPr>
+        <w:t>{%- endif -%}</w:t>
       </w:r>
     </w:p>
     <w:p>
@@ -2939,6 +3018,39 @@
           <w:rtl w:val="0"/>
         </w:rPr>
       </w:pPr>
+      <w:r>
+        <w:rPr>
+          <w:rFonts w:ascii="Times New Roman" w:hAnsi="Times New Roman"/>
+          <w:sz w:val="24"/>
+          <w:szCs w:val="24"/>
+          <w:u w:color="000000"/>
+          <w:rtl w:val="0"/>
+          <w:lang w:val="ru-RU"/>
+        </w:rPr>
+        <w:t>{{ "" }} or</w:t>
+      </w:r>
+      <w:r>
+        <w:rPr>
+          <w:rFonts w:ascii="Times New Roman" w:hAnsi="Times New Roman"/>
+          <w:sz w:val="24"/>
+          <w:szCs w:val="24"/>
+          <w:u w:color="000000"/>
+          <w:rtl w:val="0"/>
+          <w:lang w:val="en-US"/>
+        </w:rPr>
+        <w:t xml:space="preserve"> one year</w:t>
+      </w:r>
+      <w:r>
+        <w:rPr>
+          <w:rFonts w:ascii="Times New Roman" w:hAnsi="Times New Roman"/>
+          <w:sz w:val="24"/>
+          <w:szCs w:val="24"/>
+          <w:u w:color="000000"/>
+          <w:rtl w:val="0"/>
+          <w:lang w:val="en-US"/>
+        </w:rPr>
+        <w:t xml:space="preserve"> from date hereof, whichever period is shorter.</w:t>
+      </w:r>
     </w:p>
     <w:p>
       <w:pPr>
@@ -2952,163 +3064,42 @@
           <w:rFonts w:ascii="Times New Roman" w:cs="Times New Roman" w:hAnsi="Times New Roman" w:eastAsia="Times New Roman"/>
           <w:sz w:val="24"/>
           <w:szCs w:val="24"/>
-          <w:u w:val="single" w:color="000000"/>
-          <w:rtl w:val="0"/>
-        </w:rPr>
-      </w:pPr>
-      <w:r>
-        <w:rPr>
-          <w:rFonts w:ascii="Times New Roman" w:hAnsi="Times New Roman"/>
-          <w:sz w:val="24"/>
-          <w:szCs w:val="24"/>
-          <w:u w:color="000000"/>
-          <w:rtl w:val="0"/>
-          <w:lang w:val="en-US"/>
-        </w:rPr>
-        <w:t xml:space="preserve">{{ </w:t>
-      </w:r>
-      <w:r>
-        <w:rPr>
-          <w:rFonts w:ascii="Times New Roman" w:hAnsi="Times New Roman"/>
-          <w:sz w:val="24"/>
-          <w:szCs w:val="24"/>
-          <w:u w:color="000000"/>
-          <w:rtl w:val="0"/>
-          <w:lang w:val="ru-RU"/>
-        </w:rPr>
-        <w:t>"</w:t>
-      </w:r>
-      <w:r>
-        <w:rPr>
-          <w:rFonts w:ascii="Times New Roman" w:hAnsi="Times New Roman"/>
-          <w:sz w:val="24"/>
-          <w:szCs w:val="24"/>
-          <w:u w:color="000000"/>
-          <w:rtl w:val="0"/>
-          <w:lang w:val="en-US"/>
-        </w:rPr>
-        <w:t xml:space="preserve"> </w:t>
-      </w:r>
-      <w:r>
-        <w:rPr>
-          <w:rFonts w:ascii="Times New Roman" w:hAnsi="Times New Roman"/>
-          <w:sz w:val="24"/>
-          <w:szCs w:val="24"/>
-          <w:u w:color="000000"/>
-          <w:rtl w:val="0"/>
-          <w:lang w:val="ru-RU"/>
-        </w:rPr>
-        <w:t>"</w:t>
-      </w:r>
-      <w:r>
-        <w:rPr>
-          <w:rFonts w:ascii="Times New Roman" w:hAnsi="Times New Roman"/>
-          <w:sz w:val="24"/>
-          <w:szCs w:val="24"/>
-          <w:u w:color="000000"/>
-          <w:rtl w:val="0"/>
-          <w:lang w:val="en-US"/>
-        </w:rPr>
-        <w:t xml:space="preserve"> }}</w:t>
-      </w:r>
-      <w:r>
-        <w:rPr>
-          <w:rFonts w:ascii="Times New Roman" w:hAnsi="Times New Roman"/>
-          <w:sz w:val="24"/>
-          <w:szCs w:val="24"/>
-          <w:u w:color="000000"/>
-          <w:rtl w:val="0"/>
-          <w:lang w:val="en-US"/>
-        </w:rPr>
-        <w:t xml:space="preserve"> ___</w:t>
-      </w:r>
-      <w:r>
-        <w:rPr>
-          <w:rFonts w:ascii="Times New Roman" w:hAnsi="Times New Roman"/>
-          <w:sz w:val="24"/>
-          <w:szCs w:val="24"/>
-          <w:u w:color="000000"/>
-          <w:rtl w:val="0"/>
-          <w:lang w:val="en-US"/>
-        </w:rPr>
-        <w:t>______</w:t>
-      </w:r>
-      <w:r>
-        <w:rPr>
-          <w:rFonts w:ascii="Times New Roman" w:hAnsi="Times New Roman"/>
-          <w:sz w:val="24"/>
-          <w:szCs w:val="24"/>
-          <w:u w:color="000000"/>
-          <w:rtl w:val="0"/>
-          <w:lang w:val="en-US"/>
-        </w:rPr>
-        <w:t>____________________________,</w:t>
-      </w:r>
-      <w:r>
-        <w:rPr>
-          <w:rFonts w:ascii="Times New Roman" w:hAnsi="Times New Roman"/>
-          <w:sz w:val="24"/>
-          <w:szCs w:val="24"/>
-          <w:u w:color="000000"/>
-          <w:rtl w:val="0"/>
-          <w:lang w:val="en-US"/>
-        </w:rPr>
-        <w:t xml:space="preserve"> </w:t>
-      </w:r>
-      <w:r>
-        <w:rPr>
-          <w:rFonts w:ascii="Times New Roman" w:hAnsi="Times New Roman"/>
-          <w:sz w:val="24"/>
-          <w:szCs w:val="24"/>
-          <w:u w:color="000000"/>
-          <w:rtl w:val="0"/>
-          <w:lang w:val="en-US"/>
-        </w:rPr>
-        <w:t>_</w:t>
-      </w:r>
-      <w:r>
-        <w:rPr>
-          <w:rFonts w:ascii="Times New Roman" w:hAnsi="Times New Roman"/>
-          <w:sz w:val="24"/>
-          <w:szCs w:val="24"/>
-          <w:u w:val="single" w:color="000000"/>
-          <w:rtl w:val="0"/>
-          <w:lang w:val="en-US"/>
-        </w:rPr>
-        <w:t>20</w:t>
-      </w:r>
-      <w:r>
-        <w:rPr>
-          <w:rFonts w:ascii="Times New Roman" w:hAnsi="Times New Roman"/>
-          <w:sz w:val="24"/>
-          <w:szCs w:val="24"/>
-          <w:u w:color="000000"/>
-          <w:rtl w:val="0"/>
-          <w:lang w:val="en-US"/>
-        </w:rPr>
-        <w:t>___</w:t>
-      </w:r>
-      <w:r>
-        <w:rPr>
-          <w:rFonts w:ascii="Times New Roman" w:hAnsi="Times New Roman"/>
-          <w:sz w:val="24"/>
-          <w:szCs w:val="24"/>
-          <w:u w:color="000000"/>
-          <w:rtl w:val="0"/>
-          <w:lang w:val="en-US"/>
-        </w:rPr>
-        <w:t>___</w:t>
-      </w:r>
-      <w:r>
-        <w:rPr>
-          <w:rFonts w:ascii="Times New Roman" w:hAnsi="Times New Roman"/>
-          <w:sz w:val="24"/>
-          <w:szCs w:val="24"/>
-          <w:u w:color="000000"/>
-          <w:rtl w:val="0"/>
-          <w:lang w:val="en-US"/>
-        </w:rPr>
-        <w:t>__,</w:t>
+          <w:u w:color="000000"/>
+          <w:rtl w:val="0"/>
+        </w:rPr>
+      </w:pPr>
+      <w:r>
+        <w:rPr>
+          <w:rFonts w:ascii="Times New Roman" w:hAnsi="Times New Roman"/>
+          <w:sz w:val="24"/>
+          <w:szCs w:val="24"/>
+          <w:u w:color="000000"/>
+          <w:rtl w:val="0"/>
+          <w:lang w:val="en-US"/>
+        </w:rPr>
+        <w:t>I agree that any third party who receives a copy of this document may rely upon the authority granted the mandatary as indicated herein and may act in reliance on such authority. I agree to indemnify and hold harmless the third party for any claims that arise against</w:t>
+      </w:r>
+      <w:r>
+        <w:rPr>
+          <w:rFonts w:ascii="Times New Roman" w:hAnsi="Times New Roman"/>
+          <w:sz w:val="24"/>
+          <w:szCs w:val="24"/>
+          <w:u w:color="000000"/>
+          <w:rtl w:val="0"/>
+          <w:lang w:val="en-US"/>
+        </w:rPr>
+        <w:t xml:space="preserve"> him </w:t>
+      </w:r>
+      <w:r>
+        <w:rPr>
+          <w:rFonts w:ascii="Times New Roman" w:hAnsi="Times New Roman"/>
+          <w:sz w:val="24"/>
+          <w:szCs w:val="24"/>
+          <w:u w:color="000000"/>
+          <w:rtl w:val="0"/>
+          <w:lang w:val="en-US"/>
+        </w:rPr>
+        <w:t>because of reliance on this Provisional Custody by Mandate.</w:t>
       </w:r>
     </w:p>
     <w:p>
@@ -3121,321 +3112,6 @@
         <w:jc w:val="left"/>
         <w:rPr>
           <w:rFonts w:ascii="Times New Roman" w:cs="Times New Roman" w:hAnsi="Times New Roman" w:eastAsia="Times New Roman"/>
-          <w:sz w:val="24"/>
-          <w:szCs w:val="24"/>
-          <w:u w:color="000000"/>
-          <w:rtl w:val="0"/>
-        </w:rPr>
-      </w:pPr>
-      <w:r>
-        <w:rPr>
-          <w:rFonts w:ascii="Times New Roman" w:hAnsi="Times New Roman"/>
-          <w:sz w:val="24"/>
-          <w:szCs w:val="24"/>
-          <w:u w:color="000000"/>
-          <w:rtl w:val="0"/>
-          <w:lang w:val="en-US"/>
-        </w:rPr>
-        <w:t>{%- else -%}</w:t>
-      </w:r>
-    </w:p>
-    <w:p>
-      <w:pPr>
-        <w:pStyle w:val="Body"/>
-        <w:shd w:val="clear" w:color="auto" w:fill="ffffff"/>
-        <w:bidi w:val="0"/>
-        <w:spacing w:after="15" w:line="276" w:lineRule="auto"/>
-        <w:ind w:left="0" w:right="0" w:firstLine="720"/>
-        <w:jc w:val="left"/>
-        <w:rPr>
-          <w:rFonts w:ascii="Times New Roman" w:cs="Times New Roman" w:hAnsi="Times New Roman" w:eastAsia="Times New Roman"/>
-          <w:sz w:val="24"/>
-          <w:szCs w:val="24"/>
-          <w:u w:val="single" w:color="000000"/>
-          <w:rtl w:val="0"/>
-        </w:rPr>
-      </w:pPr>
-      <w:r>
-        <w:rPr>
-          <w:rFonts w:ascii="Times New Roman" w:hAnsi="Times New Roman"/>
-          <w:sz w:val="24"/>
-          <w:szCs w:val="24"/>
-          <w:u w:val="single" w:color="000000"/>
-          <w:rtl w:val="0"/>
-          <w:lang w:val="en-US"/>
-        </w:rPr>
-        <w:t xml:space="preserve">{{ </w:t>
-      </w:r>
-      <w:r>
-        <w:rPr>
-          <w:rFonts w:ascii="Times New Roman" w:hAnsi="Times New Roman"/>
-          <w:sz w:val="24"/>
-          <w:szCs w:val="24"/>
-          <w:u w:val="single" w:color="000000"/>
-          <w:rtl w:val="0"/>
-          <w:lang w:val="en-US"/>
-        </w:rPr>
-        <w:t>delegation_end_date</w:t>
-      </w:r>
-      <w:r>
-        <w:rPr>
-          <w:rFonts w:ascii="Times New Roman" w:hAnsi="Times New Roman"/>
-          <w:sz w:val="24"/>
-          <w:szCs w:val="24"/>
-          <w:u w:val="single" w:color="000000"/>
-          <w:rtl w:val="0"/>
-          <w:lang w:val="en-US"/>
-        </w:rPr>
-        <w:t xml:space="preserve">.format( </w:t>
-      </w:r>
-      <w:r>
-        <w:rPr>
-          <w:rFonts w:ascii="Times New Roman" w:hAnsi="Times New Roman"/>
-          <w:sz w:val="24"/>
-          <w:szCs w:val="24"/>
-          <w:u w:val="single" w:color="000000"/>
-          <w:rtl w:val="0"/>
-          <w:lang w:val="ru-RU"/>
-        </w:rPr>
-        <w:t>"</w:t>
-      </w:r>
-      <w:r>
-        <w:rPr>
-          <w:rFonts w:ascii="Times New Roman" w:hAnsi="Times New Roman"/>
-          <w:sz w:val="24"/>
-          <w:szCs w:val="24"/>
-          <w:u w:val="single" w:color="000000"/>
-          <w:rtl w:val="0"/>
-          <w:lang w:val="en-US"/>
-        </w:rPr>
-        <w:t>MMMM dd, yyyy</w:t>
-      </w:r>
-      <w:r>
-        <w:rPr>
-          <w:rFonts w:ascii="Times New Roman" w:hAnsi="Times New Roman"/>
-          <w:sz w:val="24"/>
-          <w:szCs w:val="24"/>
-          <w:u w:val="single" w:color="000000"/>
-          <w:rtl w:val="0"/>
-          <w:lang w:val="ru-RU"/>
-        </w:rPr>
-        <w:t>"</w:t>
-      </w:r>
-      <w:r>
-        <w:rPr>
-          <w:rFonts w:ascii="Times New Roman" w:hAnsi="Times New Roman"/>
-          <w:sz w:val="24"/>
-          <w:szCs w:val="24"/>
-          <w:u w:val="single" w:color="000000"/>
-          <w:rtl w:val="0"/>
-          <w:lang w:val="en-US"/>
-        </w:rPr>
-        <w:t xml:space="preserve"> ) }}</w:t>
-      </w:r>
-      <w:r>
-        <w:rPr>
-          <w:rFonts w:ascii="Times New Roman" w:hAnsi="Times New Roman"/>
-          <w:sz w:val="24"/>
-          <w:szCs w:val="24"/>
-          <w:u w:val="none" w:color="000000"/>
-          <w:rtl w:val="0"/>
-          <w:lang w:val="en-US"/>
-        </w:rPr>
-        <w:t>,</w:t>
-      </w:r>
-    </w:p>
-    <w:p>
-      <w:pPr>
-        <w:pStyle w:val="Body"/>
-        <w:shd w:val="clear" w:color="auto" w:fill="ffffff"/>
-        <w:bidi w:val="0"/>
-        <w:spacing w:after="15" w:line="276" w:lineRule="auto"/>
-        <w:ind w:left="0" w:right="0" w:firstLine="720"/>
-        <w:jc w:val="left"/>
-        <w:rPr>
-          <w:rFonts w:ascii="Times New Roman" w:cs="Times New Roman" w:hAnsi="Times New Roman" w:eastAsia="Times New Roman"/>
-          <w:sz w:val="24"/>
-          <w:szCs w:val="24"/>
-          <w:u w:val="single" w:color="000000"/>
-          <w:rtl w:val="0"/>
-        </w:rPr>
-      </w:pPr>
-      <w:r>
-        <w:rPr>
-          <w:rFonts w:ascii="Times New Roman" w:hAnsi="Times New Roman"/>
-          <w:sz w:val="24"/>
-          <w:szCs w:val="24"/>
-          <w:u w:val="single" w:color="000000"/>
-          <w:rtl w:val="0"/>
-          <w:lang w:val="en-US"/>
-        </w:rPr>
-        <w:t>{%- endif -%}</w:t>
-      </w:r>
-    </w:p>
-    <w:p>
-      <w:pPr>
-        <w:pStyle w:val="Body"/>
-        <w:shd w:val="clear" w:color="auto" w:fill="ffffff"/>
-        <w:bidi w:val="0"/>
-        <w:spacing w:after="15" w:line="276" w:lineRule="auto"/>
-        <w:ind w:left="0" w:right="0" w:firstLine="720"/>
-        <w:jc w:val="left"/>
-        <w:rPr>
-          <w:rFonts w:ascii="Times New Roman" w:cs="Times New Roman" w:hAnsi="Times New Roman" w:eastAsia="Times New Roman"/>
-          <w:sz w:val="24"/>
-          <w:szCs w:val="24"/>
-          <w:u w:color="000000"/>
-          <w:rtl w:val="0"/>
-        </w:rPr>
-      </w:pPr>
-      <w:r>
-        <w:rPr>
-          <w:rFonts w:ascii="Times New Roman" w:hAnsi="Times New Roman"/>
-          <w:sz w:val="24"/>
-          <w:szCs w:val="24"/>
-          <w:u w:color="000000"/>
-          <w:rtl w:val="0"/>
-          <w:lang w:val="en-US"/>
-        </w:rPr>
-        <w:t xml:space="preserve">{{ </w:t>
-      </w:r>
-      <w:r>
-        <w:rPr>
-          <w:rFonts w:ascii="Times New Roman" w:hAnsi="Times New Roman"/>
-          <w:sz w:val="24"/>
-          <w:szCs w:val="24"/>
-          <w:u w:color="000000"/>
-          <w:rtl w:val="0"/>
-          <w:lang w:val="ru-RU"/>
-        </w:rPr>
-        <w:t>"</w:t>
-      </w:r>
-      <w:r>
-        <w:rPr>
-          <w:rFonts w:ascii="Times New Roman" w:hAnsi="Times New Roman"/>
-          <w:sz w:val="24"/>
-          <w:szCs w:val="24"/>
-          <w:u w:color="000000"/>
-          <w:rtl w:val="0"/>
-          <w:lang w:val="en-US"/>
-        </w:rPr>
-        <w:t xml:space="preserve"> </w:t>
-      </w:r>
-      <w:r>
-        <w:rPr>
-          <w:rFonts w:ascii="Times New Roman" w:hAnsi="Times New Roman"/>
-          <w:sz w:val="24"/>
-          <w:szCs w:val="24"/>
-          <w:u w:color="000000"/>
-          <w:rtl w:val="0"/>
-          <w:lang w:val="ru-RU"/>
-        </w:rPr>
-        <w:t>"</w:t>
-      </w:r>
-      <w:r>
-        <w:rPr>
-          <w:rFonts w:ascii="Times New Roman" w:hAnsi="Times New Roman"/>
-          <w:sz w:val="24"/>
-          <w:szCs w:val="24"/>
-          <w:u w:color="000000"/>
-          <w:rtl w:val="0"/>
-          <w:lang w:val="en-US"/>
-        </w:rPr>
-        <w:t xml:space="preserve"> }}</w:t>
-      </w:r>
-      <w:r>
-        <w:rPr>
-          <w:rFonts w:ascii="Times New Roman" w:hAnsi="Times New Roman"/>
-          <w:sz w:val="24"/>
-          <w:szCs w:val="24"/>
-          <w:u w:color="000000"/>
-          <w:rtl w:val="0"/>
-        </w:rPr>
-        <w:t>or</w:t>
-      </w:r>
-      <w:r>
-        <w:rPr>
-          <w:rFonts w:ascii="Times New Roman" w:hAnsi="Times New Roman"/>
-          <w:sz w:val="24"/>
-          <w:szCs w:val="24"/>
-          <w:u w:color="000000"/>
-          <w:rtl w:val="0"/>
-          <w:lang w:val="en-US"/>
-        </w:rPr>
-        <w:t xml:space="preserve"> one year</w:t>
-      </w:r>
-      <w:r>
-        <w:rPr>
-          <w:rFonts w:ascii="Times New Roman" w:hAnsi="Times New Roman"/>
-          <w:sz w:val="24"/>
-          <w:szCs w:val="24"/>
-          <w:u w:color="000000"/>
-          <w:rtl w:val="0"/>
-          <w:lang w:val="en-US"/>
-        </w:rPr>
-        <w:t xml:space="preserve"> from date hereof, whichever period is shorter.</w:t>
-      </w:r>
-    </w:p>
-    <w:p>
-      <w:pPr>
-        <w:pStyle w:val="Body"/>
-        <w:shd w:val="clear" w:color="auto" w:fill="ffffff"/>
-        <w:bidi w:val="0"/>
-        <w:spacing w:after="15" w:line="276" w:lineRule="auto"/>
-        <w:ind w:left="0" w:right="0" w:firstLine="720"/>
-        <w:jc w:val="left"/>
-        <w:rPr>
-          <w:rFonts w:ascii="Times New Roman" w:cs="Times New Roman" w:hAnsi="Times New Roman" w:eastAsia="Times New Roman"/>
-          <w:sz w:val="24"/>
-          <w:szCs w:val="24"/>
-          <w:u w:color="000000"/>
-          <w:rtl w:val="0"/>
-        </w:rPr>
-      </w:pPr>
-      <w:r>
-        <w:rPr>
-          <w:rFonts w:ascii="Times New Roman" w:hAnsi="Times New Roman"/>
-          <w:sz w:val="24"/>
-          <w:szCs w:val="24"/>
-          <w:u w:color="000000"/>
-          <w:rtl w:val="0"/>
-          <w:lang w:val="en-US"/>
-        </w:rPr>
-        <w:t>I agree that any third party who receives a copy of this document may rely upon the authority granted the mandatary as indicated herein and may act in reliance on such authority. I agree to indemnify and hold harmless the third party for any claims that arise against</w:t>
-      </w:r>
-      <w:r>
-        <w:rPr>
-          <w:rFonts w:ascii="Times New Roman" w:hAnsi="Times New Roman"/>
-          <w:sz w:val="24"/>
-          <w:szCs w:val="24"/>
-          <w:u w:color="000000"/>
-          <w:rtl w:val="0"/>
-          <w:lang w:val="en-US"/>
-        </w:rPr>
-        <w:t xml:space="preserve"> him </w:t>
-      </w:r>
-      <w:r>
-        <w:rPr>
-          <w:rFonts w:ascii="Times New Roman" w:hAnsi="Times New Roman"/>
-          <w:sz w:val="24"/>
-          <w:szCs w:val="24"/>
-          <w:u w:color="000000"/>
-          <w:rtl w:val="0"/>
-          <w:lang w:val="en-US"/>
-        </w:rPr>
-        <w:t>because of reliance on this Provisional Custody by Mandate.</w:t>
-      </w:r>
-    </w:p>
-    <w:p>
-      <w:pPr>
-        <w:pStyle w:val="Body"/>
-        <w:shd w:val="clear" w:color="auto" w:fill="ffffff"/>
-        <w:bidi w:val="0"/>
-        <w:spacing w:after="15" w:line="276" w:lineRule="auto"/>
-        <w:ind w:left="0" w:right="0" w:firstLine="720"/>
-        <w:jc w:val="left"/>
-        <w:rPr>
-          <w:rFonts w:ascii="Arial" w:cs="Arial" w:hAnsi="Arial" w:eastAsia="Arial"/>
           <w:sz w:val="24"/>
           <w:szCs w:val="24"/>
           <w:u w:color="000000"/>
@@ -3648,7 +3324,7 @@
               <w:bottom w:type="dxa" w:w="0"/>
               <w:right w:type="dxa" w:w="0"/>
             </w:tcMar>
-            <w:vAlign w:val="top"/>
+            <w:vAlign w:val="bottom"/>
           </w:tcPr>
           <w:p>
             <w:pPr>
@@ -3662,7 +3338,7 @@
                 <w:szCs w:val="24"/>
                 <w:rtl w:val="0"/>
               </w:rPr>
-              <w:t>{% if knows_signing_date and signature_date  -%}</w:t>
+              <w:t>{% if not decide_delegation_dates_later and delegation_start_date  -%}</w:t>
             </w:r>
             <w:r>
               <w:rPr>
@@ -3680,7 +3356,7 @@
                 <w:szCs w:val="24"/>
                 <w:rtl w:val="0"/>
               </w:rPr>
-              <w:t>{{ signature_date.format( "MM/dd/yyyy" ) }}</w:t>
+              <w:t>{{ delegation_start_date.format( "MM/dd/yyyy" ) }}</w:t>
             </w:r>
             <w:r>
               <w:rPr>
@@ -3718,7 +3394,7 @@
               <w:bottom w:type="dxa" w:w="0"/>
               <w:right w:type="dxa" w:w="0"/>
             </w:tcMar>
-            <w:vAlign w:val="top"/>
+            <w:vAlign w:val="bottom"/>
           </w:tcPr>
           <w:p/>
         </w:tc>
@@ -3738,7 +3414,7 @@
               <w:bottom w:type="dxa" w:w="0"/>
               <w:right w:type="dxa" w:w="0"/>
             </w:tcMar>
-            <w:vAlign w:val="top"/>
+            <w:vAlign w:val="bottom"/>
           </w:tcPr>
           <w:p/>
         </w:tc>
@@ -3833,6 +3509,7 @@
                 <w:sz w:val="24"/>
                 <w:szCs w:val="24"/>
                 <w:rtl w:val="0"/>
+                <w:lang w:val="en-US"/>
               </w:rPr>
               <w:t xml:space="preserve">{{ users[0].name.full() }} </w:t>
             </w:r>
@@ -3848,11 +3525,14 @@
             <w:r>
               <w:rPr>
                 <w:rFonts w:ascii="Times New Roman" w:hAnsi="Times New Roman"/>
+                <w:i w:val="1"/>
+                <w:iCs w:val="1"/>
                 <w:sz w:val="24"/>
                 <w:szCs w:val="24"/>
                 <w:rtl w:val="0"/>
+                <w:lang w:val="en-US"/>
               </w:rPr>
-              <w:t>(Person having parental authority)</w:t>
+              <w:t>Person having parental authority</w:t>
             </w:r>
           </w:p>
         </w:tc>
@@ -3880,7 +3560,7 @@
               <w:bottom w:type="dxa" w:w="0"/>
               <w:right w:type="dxa" w:w="0"/>
             </w:tcMar>
-            <w:vAlign w:val="top"/>
+            <w:vAlign w:val="bottom"/>
           </w:tcPr>
           <w:p>
             <w:pPr>
@@ -3894,7 +3574,7 @@
                 <w:szCs w:val="24"/>
                 <w:rtl w:val="0"/>
               </w:rPr>
-              <w:t>{% if knows_signing_date and signature_date  -%}</w:t>
+              <w:t>{% if not decide_delegation_dates_later and delegation_start_date  -%}</w:t>
             </w:r>
             <w:r>
               <w:rPr>
@@ -3912,7 +3592,7 @@
                 <w:szCs w:val="24"/>
                 <w:rtl w:val="0"/>
               </w:rPr>
-              <w:t>{{ signature_date.format( "MM/dd/yyyy" ) }}</w:t>
+              <w:t>{{ delegation_start_date.format( "MM/dd/yyyy" ) }}</w:t>
             </w:r>
             <w:r>
               <w:rPr>
@@ -3950,7 +3630,7 @@
               <w:bottom w:type="dxa" w:w="0"/>
               <w:right w:type="dxa" w:w="0"/>
             </w:tcMar>
-            <w:vAlign w:val="top"/>
+            <w:vAlign w:val="bottom"/>
           </w:tcPr>
           <w:p/>
         </w:tc>
@@ -3970,7 +3650,7 @@
               <w:bottom w:type="dxa" w:w="0"/>
               <w:right w:type="dxa" w:w="0"/>
             </w:tcMar>
-            <w:vAlign w:val="top"/>
+            <w:vAlign w:val="bottom"/>
           </w:tcPr>
           <w:p/>
         </w:tc>
@@ -4065,6 +3745,7 @@
                 <w:sz w:val="24"/>
                 <w:szCs w:val="24"/>
                 <w:rtl w:val="0"/>
+                <w:lang w:val="en-US"/>
               </w:rPr>
               <w:t xml:space="preserve">{{ users[1].name.full() }} </w:t>
             </w:r>
@@ -4080,11 +3761,14 @@
             <w:r>
               <w:rPr>
                 <w:rFonts w:ascii="Times New Roman" w:hAnsi="Times New Roman"/>
+                <w:i w:val="1"/>
+                <w:iCs w:val="1"/>
                 <w:sz w:val="24"/>
                 <w:szCs w:val="24"/>
                 <w:rtl w:val="0"/>
+                <w:lang w:val="en-US"/>
               </w:rPr>
-              <w:t>(Other person having parental authority)</w:t>
+              <w:t>Other person having parental authority</w:t>
             </w:r>
           </w:p>
         </w:tc>
@@ -4579,7 +4263,7 @@
         <w:ind w:left="0" w:right="0" w:firstLine="720"/>
         <w:jc w:val="center"/>
         <w:rPr>
-          <w:rFonts w:ascii="Times Roman" w:cs="Times Roman" w:hAnsi="Times Roman" w:eastAsia="Times Roman"/>
+          <w:rFonts w:ascii="Times New Roman" w:cs="Times New Roman" w:hAnsi="Times New Roman" w:eastAsia="Times New Roman"/>
           <w:shd w:val="clear" w:color="auto" w:fill="fefb00"/>
           <w:rtl w:val="0"/>
         </w:rPr>
@@ -4658,7 +4342,7 @@
         <w:ind w:left="0" w:right="0" w:firstLine="720"/>
         <w:jc w:val="left"/>
         <w:rPr>
-          <w:rFonts w:ascii="Times Roman" w:cs="Times Roman" w:hAnsi="Times Roman" w:eastAsia="Times Roman"/>
+          <w:rFonts w:ascii="Times New Roman" w:cs="Times New Roman" w:hAnsi="Times New Roman" w:eastAsia="Times New Roman"/>
           <w:rtl w:val="0"/>
         </w:rPr>
       </w:pPr>
@@ -4692,7 +4376,7 @@
         <w:ind w:left="0" w:right="0" w:firstLine="720"/>
         <w:jc w:val="left"/>
         <w:rPr>
-          <w:rFonts w:ascii="Times Roman" w:cs="Times Roman" w:hAnsi="Times Roman" w:eastAsia="Times Roman"/>
+          <w:rFonts w:ascii="Times New Roman" w:cs="Times New Roman" w:hAnsi="Times New Roman" w:eastAsia="Times New Roman"/>
           <w:rtl w:val="0"/>
         </w:rPr>
       </w:pPr>
@@ -4717,6 +4401,267 @@
         </w:rPr>
         <w:t>BE IT KNOWN THAT on this</w:t>
       </w:r>
+      <w:r>
+        <w:rPr>
+          <w:rFonts w:ascii="Times New Roman" w:hAnsi="Times New Roman"/>
+          <w:rtl w:val="0"/>
+          <w:lang w:val="en-US"/>
+        </w:rPr>
+        <w:t xml:space="preserve"> </w:t>
+      </w:r>
+      <w:r>
+        <w:rPr>
+          <w:rFonts w:ascii="Times New Roman" w:hAnsi="Times New Roman"/>
+          <w:rtl w:val="0"/>
+        </w:rPr>
+        <w:t xml:space="preserve">{% </w:t>
+      </w:r>
+      <w:r>
+        <w:rPr>
+          <w:rFonts w:ascii="Times New Roman" w:hAnsi="Times New Roman"/>
+          <w:rtl w:val="0"/>
+          <w:lang w:val="en-US"/>
+        </w:rPr>
+        <w:t xml:space="preserve">if </w:t>
+      </w:r>
+      <w:r>
+        <w:rPr>
+          <w:rFonts w:ascii="Times New Roman" w:hAnsi="Times New Roman"/>
+          <w:rtl w:val="0"/>
+          <w:lang w:val="en-US"/>
+        </w:rPr>
+        <w:t>not decide_delegation_dates_later</w:t>
+      </w:r>
+      <w:r>
+        <w:rPr>
+          <w:rFonts w:ascii="Times New Roman" w:hAnsi="Times New Roman"/>
+          <w:rtl w:val="0"/>
+          <w:lang w:val="en-US"/>
+        </w:rPr>
+        <w:t xml:space="preserve"> </w:t>
+      </w:r>
+      <w:r>
+        <w:rPr>
+          <w:rFonts w:ascii="Times New Roman" w:hAnsi="Times New Roman"/>
+          <w:rtl w:val="0"/>
+        </w:rPr>
+        <w:t xml:space="preserve"> </w:t>
+      </w:r>
+      <w:r>
+        <w:rPr>
+          <w:rFonts w:ascii="Times New Roman" w:hAnsi="Times New Roman"/>
+          <w:rtl w:val="0"/>
+          <w:lang w:val="en-US"/>
+        </w:rPr>
+        <w:t>-</w:t>
+      </w:r>
+      <w:r>
+        <w:rPr>
+          <w:rFonts w:ascii="Times New Roman" w:hAnsi="Times New Roman"/>
+          <w:rtl w:val="0"/>
+        </w:rPr>
+        <w:t>%}</w:t>
+      </w:r>
+      <w:r>
+        <w:rPr>
+          <w:rFonts w:ascii="Times New Roman" w:hAnsi="Times New Roman"/>
+          <w:rtl w:val="0"/>
+          <w:lang w:val="en-US"/>
+        </w:rPr>
+        <w:t xml:space="preserve">{{ </w:t>
+      </w:r>
+      <w:r>
+        <w:rPr>
+          <w:rFonts w:ascii="Times New Roman" w:hAnsi="Times New Roman"/>
+          <w:rtl w:val="0"/>
+          <w:lang w:val="en-US"/>
+        </w:rPr>
+        <w:t>ordinal_number(</w:t>
+      </w:r>
+      <w:r>
+        <w:rPr>
+          <w:rFonts w:ascii="Times New Roman" w:hAnsi="Times New Roman"/>
+          <w:rtl w:val="0"/>
+          <w:lang w:val="en-US"/>
+        </w:rPr>
+        <w:t xml:space="preserve"> (int(</w:t>
+      </w:r>
+      <w:r>
+        <w:rPr>
+          <w:rFonts w:ascii="Times New Roman" w:hAnsi="Times New Roman"/>
+          <w:rtl w:val="0"/>
+          <w:lang w:val="en-US"/>
+        </w:rPr>
+        <w:t>delegation_start_date.format(</w:t>
+      </w:r>
+      <w:r>
+        <w:rPr>
+          <w:rFonts w:ascii="Times New Roman" w:hAnsi="Times New Roman" w:hint="default"/>
+          <w:rtl w:val="0"/>
+          <w:lang w:val="en-US"/>
+        </w:rPr>
+        <w:t>“</w:t>
+      </w:r>
+      <w:r>
+        <w:rPr>
+          <w:rFonts w:ascii="Times New Roman" w:hAnsi="Times New Roman"/>
+          <w:rtl w:val="0"/>
+          <w:lang w:val="en-US"/>
+        </w:rPr>
+        <w:t>d</w:t>
+      </w:r>
+      <w:r>
+        <w:rPr>
+          <w:rFonts w:ascii="Times New Roman" w:hAnsi="Times New Roman" w:hint="default"/>
+          <w:rtl w:val="0"/>
+          <w:lang w:val="en-US"/>
+        </w:rPr>
+        <w:t>”</w:t>
+      </w:r>
+      <w:r>
+        <w:rPr>
+          <w:rFonts w:ascii="Times New Roman" w:hAnsi="Times New Roman"/>
+          <w:rtl w:val="0"/>
+        </w:rPr>
+        <w:t>)</w:t>
+      </w:r>
+      <w:r>
+        <w:rPr>
+          <w:rFonts w:ascii="Times New Roman" w:hAnsi="Times New Roman"/>
+          <w:rtl w:val="0"/>
+          <w:lang w:val="en-US"/>
+        </w:rPr>
+        <w:t>) + 1)</w:t>
+      </w:r>
+      <w:r>
+        <w:rPr>
+          <w:rFonts w:ascii="Times New Roman" w:hAnsi="Times New Roman"/>
+          <w:rtl w:val="0"/>
+          <w:lang w:val="en-US"/>
+        </w:rPr>
+        <w:t>, use_word=False)</w:t>
+      </w:r>
+      <w:r>
+        <w:rPr>
+          <w:rFonts w:ascii="Times New Roman" w:hAnsi="Times New Roman"/>
+          <w:rtl w:val="0"/>
+          <w:lang w:val="en-US"/>
+        </w:rPr>
+        <w:t xml:space="preserve"> }}</w:t>
+      </w:r>
+      <w:r>
+        <w:rPr>
+          <w:rFonts w:ascii="Times New Roman" w:hAnsi="Times New Roman"/>
+          <w:u w:val="none"/>
+          <w:rtl w:val="0"/>
+          <w:lang w:val="en-US"/>
+        </w:rPr>
+        <w:t xml:space="preserve"> day of </w:t>
+      </w:r>
+      <w:r>
+        <w:rPr>
+          <w:rFonts w:ascii="Times New Roman" w:hAnsi="Times New Roman"/>
+          <w:rtl w:val="0"/>
+          <w:lang w:val="en-US"/>
+        </w:rPr>
+        <w:t xml:space="preserve">{{ </w:t>
+      </w:r>
+      <w:r>
+        <w:rPr>
+          <w:rFonts w:ascii="Times New Roman" w:hAnsi="Times New Roman"/>
+          <w:rtl w:val="0"/>
+          <w:lang w:val="en-US"/>
+        </w:rPr>
+        <w:t>delegation_start_date.format</w:t>
+      </w:r>
+      <w:r>
+        <w:rPr>
+          <w:rFonts w:ascii="Times New Roman" w:hAnsi="Times New Roman"/>
+          <w:rtl w:val="0"/>
+          <w:lang w:val="en-US"/>
+        </w:rPr>
+        <w:t>(</w:t>
+      </w:r>
+      <w:r>
+        <w:rPr>
+          <w:rFonts w:ascii="Times New Roman" w:hAnsi="Times New Roman"/>
+          <w:rtl w:val="0"/>
+          <w:lang w:val="ru-RU"/>
+        </w:rPr>
+        <w:t>"</w:t>
+      </w:r>
+      <w:r>
+        <w:rPr>
+          <w:rFonts w:ascii="Times New Roman" w:hAnsi="Times New Roman"/>
+          <w:rtl w:val="0"/>
+          <w:lang w:val="en-US"/>
+        </w:rPr>
+        <w:t>MMMM</w:t>
+      </w:r>
+      <w:r>
+        <w:rPr>
+          <w:rFonts w:ascii="Times New Roman" w:hAnsi="Times New Roman"/>
+          <w:rtl w:val="0"/>
+          <w:lang w:val="ru-RU"/>
+        </w:rPr>
+        <w:t>"</w:t>
+      </w:r>
+      <w:r>
+        <w:rPr>
+          <w:rFonts w:ascii="Times New Roman" w:hAnsi="Times New Roman"/>
+          <w:rtl w:val="0"/>
+          <w:lang w:val="en-US"/>
+        </w:rPr>
+        <w:t>) }}</w:t>
+      </w:r>
+      <w:r>
+        <w:rPr>
+          <w:rFonts w:ascii="Times New Roman" w:hAnsi="Times New Roman"/>
+          <w:u w:val="none"/>
+          <w:rtl w:val="0"/>
+          <w:lang w:val="en-US"/>
+        </w:rPr>
+        <w:t xml:space="preserve">, </w:t>
+      </w:r>
+      <w:r>
+        <w:rPr>
+          <w:rFonts w:ascii="Times New Roman" w:hAnsi="Times New Roman"/>
+          <w:rtl w:val="0"/>
+          <w:lang w:val="en-US"/>
+        </w:rPr>
+        <w:t xml:space="preserve">{{ </w:t>
+      </w:r>
+      <w:r>
+        <w:rPr>
+          <w:rFonts w:ascii="Times New Roman" w:hAnsi="Times New Roman"/>
+          <w:rtl w:val="0"/>
+          <w:lang w:val="en-US"/>
+        </w:rPr>
+        <w:t>delegation_start_date.format("</w:t>
+      </w:r>
+      <w:r>
+        <w:rPr>
+          <w:rFonts w:ascii="Times New Roman" w:hAnsi="Times New Roman"/>
+          <w:rtl w:val="0"/>
+          <w:lang w:val="en-US"/>
+        </w:rPr>
+        <w:t>yyyy</w:t>
+      </w:r>
+      <w:r>
+        <w:rPr>
+          <w:rFonts w:ascii="Times New Roman" w:hAnsi="Times New Roman"/>
+          <w:rtl w:val="0"/>
+        </w:rPr>
+        <w:t>")</w:t>
+      </w:r>
+      <w:r>
+        <w:rPr>
+          <w:rFonts w:ascii="Times New Roman" w:hAnsi="Times New Roman"/>
+          <w:rtl w:val="0"/>
+          <w:lang w:val="en-US"/>
+        </w:rPr>
+        <w:t xml:space="preserve"> }}</w:t>
+      </w:r>
     </w:p>
     <w:p>
       <w:pPr>
@@ -4741,93 +4686,9 @@
           <w:szCs w:val="24"/>
           <w:u w:color="000000"/>
           <w:rtl w:val="0"/>
-        </w:rPr>
-        <w:t>{%</w:t>
-      </w:r>
-      <w:r>
-        <w:rPr>
-          <w:rFonts w:ascii="Times New Roman" w:hAnsi="Times New Roman"/>
-          <w:sz w:val="24"/>
-          <w:szCs w:val="24"/>
-          <w:u w:color="000000"/>
-          <w:rtl w:val="0"/>
-          <w:lang w:val="en-US"/>
-        </w:rPr>
-        <w:t>-</w:t>
-      </w:r>
-      <w:r>
-        <w:rPr>
-          <w:rFonts w:ascii="Times New Roman" w:hAnsi="Times New Roman"/>
-          <w:sz w:val="24"/>
-          <w:szCs w:val="24"/>
-          <w:u w:color="000000"/>
-          <w:rtl w:val="0"/>
-        </w:rPr>
-        <w:t xml:space="preserve"> </w:t>
-      </w:r>
-      <w:r>
-        <w:rPr>
-          <w:rFonts w:ascii="Times New Roman" w:hAnsi="Times New Roman"/>
-          <w:sz w:val="24"/>
-          <w:szCs w:val="24"/>
-          <w:u w:color="000000"/>
-          <w:rtl w:val="0"/>
-          <w:lang w:val="en-US"/>
-        </w:rPr>
-        <w:t xml:space="preserve">if </w:t>
-      </w:r>
-      <w:r>
-        <w:rPr>
-          <w:rFonts w:ascii="Times New Roman" w:hAnsi="Times New Roman"/>
-          <w:sz w:val="24"/>
-          <w:szCs w:val="24"/>
-          <w:u w:color="000000"/>
-          <w:rtl w:val="0"/>
-          <w:lang w:val="en-US"/>
-        </w:rPr>
-        <w:t>not decide_delegation_dates_later</w:t>
-      </w:r>
-      <w:r>
-        <w:rPr>
-          <w:rFonts w:ascii="Times New Roman" w:hAnsi="Times New Roman"/>
-          <w:sz w:val="24"/>
-          <w:szCs w:val="24"/>
-          <w:u w:color="000000"/>
-          <w:rtl w:val="0"/>
-          <w:lang w:val="en-US"/>
-        </w:rPr>
-        <w:t xml:space="preserve"> </w:t>
-      </w:r>
-      <w:r>
-        <w:rPr>
-          <w:rFonts w:ascii="Times New Roman" w:hAnsi="Times New Roman"/>
-          <w:sz w:val="24"/>
-          <w:szCs w:val="24"/>
-          <w:u w:color="000000"/>
-          <w:rtl w:val="0"/>
-        </w:rPr>
-        <w:t xml:space="preserve"> </w:t>
-      </w:r>
-      <w:r>
-        <w:rPr>
-          <w:rFonts w:ascii="Times New Roman" w:hAnsi="Times New Roman"/>
-          <w:sz w:val="24"/>
-          <w:szCs w:val="24"/>
-          <w:u w:color="000000"/>
-          <w:rtl w:val="0"/>
-          <w:lang w:val="en-US"/>
-        </w:rPr>
-        <w:t>-</w:t>
-      </w:r>
-      <w:r>
-        <w:rPr>
-          <w:rFonts w:ascii="Times New Roman" w:hAnsi="Times New Roman"/>
-          <w:sz w:val="24"/>
-          <w:szCs w:val="24"/>
-          <w:u w:color="000000"/>
-          <w:rtl w:val="0"/>
-        </w:rPr>
-        <w:t>%}</w:t>
+          <w:lang w:val="en-US"/>
+        </w:rPr>
+        <w:t>{%- else -%}</w:t>
       </w:r>
     </w:p>
     <w:p>
@@ -4842,16 +4703,16 @@
           <w:rFonts w:ascii="Times New Roman" w:cs="Times New Roman" w:hAnsi="Times New Roman" w:eastAsia="Times New Roman"/>
           <w:sz w:val="24"/>
           <w:szCs w:val="24"/>
-          <w:u w:val="single" w:color="000000"/>
-          <w:rtl w:val="0"/>
-        </w:rPr>
-      </w:pPr>
-      <w:r>
-        <w:rPr>
-          <w:rFonts w:ascii="Times New Roman" w:hAnsi="Times New Roman"/>
-          <w:sz w:val="24"/>
-          <w:szCs w:val="24"/>
-          <w:u w:val="none" w:color="000000"/>
+          <w:u w:color="000000"/>
+          <w:rtl w:val="0"/>
+        </w:rPr>
+      </w:pPr>
+      <w:r>
+        <w:rPr>
+          <w:rFonts w:ascii="Times New Roman" w:hAnsi="Times New Roman"/>
+          <w:sz w:val="24"/>
+          <w:szCs w:val="24"/>
+          <w:u w:color="000000"/>
           <w:rtl w:val="0"/>
           <w:lang w:val="en-US"/>
         </w:rPr>
@@ -4862,18 +4723,61 @@
           <w:rFonts w:ascii="Times New Roman" w:hAnsi="Times New Roman"/>
           <w:sz w:val="24"/>
           <w:szCs w:val="24"/>
-          <w:u w:val="none" w:color="000000"/>
+          <w:u w:color="000000"/>
           <w:rtl w:val="0"/>
           <w:lang w:val="ru-RU"/>
         </w:rPr>
-        <w:t>"</w:t>
-      </w:r>
-      <w:r>
-        <w:rPr>
-          <w:rFonts w:ascii="Times New Roman" w:hAnsi="Times New Roman"/>
-          <w:sz w:val="24"/>
-          <w:szCs w:val="24"/>
-          <w:u w:val="none" w:color="000000"/>
+        <w:t>""</w:t>
+      </w:r>
+      <w:r>
+        <w:rPr>
+          <w:rFonts w:ascii="Times New Roman" w:hAnsi="Times New Roman"/>
+          <w:sz w:val="24"/>
+          <w:szCs w:val="24"/>
+          <w:u w:color="000000"/>
+          <w:rtl w:val="0"/>
+          <w:lang w:val="en-US"/>
+        </w:rPr>
+        <w:t xml:space="preserve"> }} ________ </w:t>
+      </w:r>
+      <w:r>
+        <w:rPr>
+          <w:rFonts w:ascii="Times New Roman" w:hAnsi="Times New Roman"/>
+          <w:sz w:val="24"/>
+          <w:szCs w:val="24"/>
+          <w:u w:color="000000"/>
+          <w:rtl w:val="0"/>
+          <w:lang w:val="en-US"/>
+        </w:rPr>
+        <w:t xml:space="preserve">day of </w:t>
+      </w:r>
+      <w:r>
+        <w:rPr>
+          <w:rFonts w:ascii="Times New Roman" w:hAnsi="Times New Roman"/>
+          <w:sz w:val="24"/>
+          <w:szCs w:val="24"/>
+          <w:u w:color="000000"/>
+          <w:rtl w:val="0"/>
+          <w:lang w:val="en-US"/>
+        </w:rPr>
+        <w:t>_______________________________</w:t>
+      </w:r>
+      <w:r>
+        <w:rPr>
+          <w:rFonts w:ascii="Times New Roman" w:hAnsi="Times New Roman"/>
+          <w:sz w:val="24"/>
+          <w:szCs w:val="24"/>
+          <w:u w:color="000000"/>
+          <w:rtl w:val="0"/>
+        </w:rPr>
+        <w:t>,</w:t>
+      </w:r>
+      <w:r>
+        <w:rPr>
+          <w:rFonts w:ascii="Times New Roman" w:hAnsi="Times New Roman"/>
+          <w:sz w:val="24"/>
+          <w:szCs w:val="24"/>
+          <w:u w:val="single" w:color="000000"/>
           <w:rtl w:val="0"/>
           <w:lang w:val="en-US"/>
         </w:rPr>
@@ -4884,284 +4788,11 @@
           <w:rFonts w:ascii="Times New Roman" w:hAnsi="Times New Roman"/>
           <w:sz w:val="24"/>
           <w:szCs w:val="24"/>
-          <w:u w:val="none" w:color="000000"/>
-          <w:rtl w:val="0"/>
-          <w:lang w:val="ru-RU"/>
-        </w:rPr>
-        <w:t>"</w:t>
-      </w:r>
-      <w:r>
-        <w:rPr>
-          <w:rFonts w:ascii="Times New Roman" w:hAnsi="Times New Roman"/>
-          <w:sz w:val="24"/>
-          <w:szCs w:val="24"/>
-          <w:u w:val="none" w:color="000000"/>
-          <w:rtl w:val="0"/>
-          <w:lang w:val="en-US"/>
-        </w:rPr>
-        <w:t xml:space="preserve"> }}</w:t>
-      </w:r>
-      <w:r>
-        <w:rPr>
-          <w:rFonts w:ascii="Times New Roman" w:hAnsi="Times New Roman"/>
-          <w:sz w:val="24"/>
-          <w:szCs w:val="24"/>
-          <w:u w:val="single" w:color="000000"/>
-          <w:rtl w:val="0"/>
-          <w:lang w:val="en-US"/>
-        </w:rPr>
-        <w:t xml:space="preserve">{{ </w:t>
-      </w:r>
-      <w:r>
-        <w:rPr>
-          <w:rFonts w:ascii="Times New Roman" w:hAnsi="Times New Roman"/>
-          <w:sz w:val="24"/>
-          <w:szCs w:val="24"/>
-          <w:u w:val="single" w:color="000000"/>
-          <w:rtl w:val="0"/>
-          <w:lang w:val="en-US"/>
-        </w:rPr>
-        <w:t>ordinal_number(</w:t>
-      </w:r>
-      <w:r>
-        <w:rPr>
-          <w:rFonts w:ascii="Times New Roman" w:hAnsi="Times New Roman"/>
-          <w:sz w:val="24"/>
-          <w:szCs w:val="24"/>
-          <w:u w:val="single" w:color="000000"/>
-          <w:rtl w:val="0"/>
-          <w:lang w:val="en-US"/>
-        </w:rPr>
-        <w:t>int(</w:t>
-      </w:r>
-      <w:r>
-        <w:rPr>
-          <w:rFonts w:ascii="Times New Roman" w:hAnsi="Times New Roman"/>
-          <w:sz w:val="24"/>
-          <w:szCs w:val="24"/>
-          <w:u w:val="single" w:color="000000"/>
-          <w:rtl w:val="0"/>
-          <w:lang w:val="en-US"/>
-        </w:rPr>
-        <w:t>delegation_start_date.format("</w:t>
-      </w:r>
-      <w:r>
-        <w:rPr>
-          <w:rFonts w:ascii="Times New Roman" w:hAnsi="Times New Roman"/>
-          <w:sz w:val="24"/>
-          <w:szCs w:val="24"/>
-          <w:u w:val="single" w:color="000000"/>
-          <w:rtl w:val="0"/>
-          <w:lang w:val="en-US"/>
-        </w:rPr>
-        <w:t>d</w:t>
-      </w:r>
-      <w:r>
-        <w:rPr>
-          <w:rFonts w:ascii="Times New Roman" w:hAnsi="Times New Roman"/>
-          <w:sz w:val="24"/>
-          <w:szCs w:val="24"/>
-          <w:u w:val="single" w:color="000000"/>
-          <w:rtl w:val="0"/>
-        </w:rPr>
-        <w:t>")</w:t>
-      </w:r>
-      <w:r>
-        <w:rPr>
-          <w:rFonts w:ascii="Times New Roman" w:hAnsi="Times New Roman"/>
-          <w:sz w:val="24"/>
-          <w:szCs w:val="24"/>
-          <w:u w:val="single" w:color="000000"/>
-          <w:rtl w:val="0"/>
-          <w:lang w:val="en-US"/>
-        </w:rPr>
-        <w:t>)</w:t>
-      </w:r>
-      <w:r>
-        <w:rPr>
-          <w:rFonts w:ascii="Times New Roman" w:hAnsi="Times New Roman"/>
-          <w:sz w:val="24"/>
-          <w:szCs w:val="24"/>
-          <w:u w:val="single" w:color="000000"/>
-          <w:rtl w:val="0"/>
-          <w:lang w:val="en-US"/>
-        </w:rPr>
-        <w:t>, use_word=False)</w:t>
-      </w:r>
-      <w:r>
-        <w:rPr>
-          <w:rFonts w:ascii="Times New Roman" w:hAnsi="Times New Roman"/>
-          <w:sz w:val="24"/>
-          <w:szCs w:val="24"/>
-          <w:u w:val="single" w:color="000000"/>
-          <w:rtl w:val="0"/>
-          <w:lang w:val="en-US"/>
-        </w:rPr>
-        <w:t xml:space="preserve"> }}</w:t>
-      </w:r>
-      <w:r>
-        <w:rPr>
-          <w:rFonts w:ascii="Times New Roman" w:hAnsi="Times New Roman"/>
-          <w:sz w:val="24"/>
-          <w:szCs w:val="24"/>
-          <w:u w:val="none" w:color="000000"/>
-          <w:rtl w:val="0"/>
-          <w:lang w:val="en-US"/>
-        </w:rPr>
-        <w:t xml:space="preserve"> day of </w:t>
-      </w:r>
-      <w:r>
-        <w:rPr>
-          <w:rFonts w:ascii="Times New Roman" w:hAnsi="Times New Roman"/>
-          <w:sz w:val="24"/>
-          <w:szCs w:val="24"/>
-          <w:u w:val="single" w:color="000000"/>
-          <w:rtl w:val="0"/>
-          <w:lang w:val="en-US"/>
-        </w:rPr>
-        <w:t xml:space="preserve">{{ </w:t>
-      </w:r>
-      <w:r>
-        <w:rPr>
-          <w:rFonts w:ascii="Times New Roman" w:hAnsi="Times New Roman"/>
-          <w:sz w:val="24"/>
-          <w:szCs w:val="24"/>
-          <w:u w:val="single" w:color="000000"/>
-          <w:rtl w:val="0"/>
-          <w:lang w:val="en-US"/>
-        </w:rPr>
-        <w:t>delegation_start_date.format</w:t>
-      </w:r>
-      <w:r>
-        <w:rPr>
-          <w:rFonts w:ascii="Times New Roman" w:hAnsi="Times New Roman"/>
-          <w:sz w:val="24"/>
-          <w:szCs w:val="24"/>
-          <w:u w:val="single" w:color="000000"/>
-          <w:rtl w:val="0"/>
-          <w:lang w:val="en-US"/>
-        </w:rPr>
-        <w:t>(</w:t>
-      </w:r>
-      <w:r>
-        <w:rPr>
-          <w:rFonts w:ascii="Times New Roman" w:hAnsi="Times New Roman"/>
-          <w:sz w:val="24"/>
-          <w:szCs w:val="24"/>
-          <w:u w:val="single" w:color="000000"/>
-          <w:rtl w:val="0"/>
-          <w:lang w:val="ru-RU"/>
-        </w:rPr>
-        <w:t>"</w:t>
-      </w:r>
-      <w:r>
-        <w:rPr>
-          <w:rFonts w:ascii="Times New Roman" w:hAnsi="Times New Roman"/>
-          <w:sz w:val="24"/>
-          <w:szCs w:val="24"/>
-          <w:u w:val="single" w:color="000000"/>
-          <w:rtl w:val="0"/>
-          <w:lang w:val="en-US"/>
-        </w:rPr>
-        <w:t>MMMM</w:t>
-      </w:r>
-      <w:r>
-        <w:rPr>
-          <w:rFonts w:ascii="Times New Roman" w:hAnsi="Times New Roman"/>
-          <w:sz w:val="24"/>
-          <w:szCs w:val="24"/>
-          <w:u w:val="single" w:color="000000"/>
-          <w:rtl w:val="0"/>
-          <w:lang w:val="ru-RU"/>
-        </w:rPr>
-        <w:t>"</w:t>
-      </w:r>
-      <w:r>
-        <w:rPr>
-          <w:rFonts w:ascii="Times New Roman" w:hAnsi="Times New Roman"/>
-          <w:sz w:val="24"/>
-          <w:szCs w:val="24"/>
-          <w:u w:val="single" w:color="000000"/>
-          <w:rtl w:val="0"/>
-          <w:lang w:val="en-US"/>
-        </w:rPr>
-        <w:t>) }}</w:t>
-      </w:r>
-      <w:r>
-        <w:rPr>
-          <w:rFonts w:ascii="Times New Roman" w:hAnsi="Times New Roman"/>
-          <w:sz w:val="24"/>
-          <w:szCs w:val="24"/>
-          <w:u w:val="none" w:color="000000"/>
-          <w:rtl w:val="0"/>
-          <w:lang w:val="en-US"/>
-        </w:rPr>
-        <w:t xml:space="preserve">, </w:t>
-      </w:r>
-      <w:r>
-        <w:rPr>
-          <w:rFonts w:ascii="Times New Roman" w:hAnsi="Times New Roman"/>
-          <w:sz w:val="24"/>
-          <w:szCs w:val="24"/>
-          <w:u w:val="single" w:color="000000"/>
-          <w:rtl w:val="0"/>
-          <w:lang w:val="en-US"/>
-        </w:rPr>
-        <w:t xml:space="preserve">{{ </w:t>
-      </w:r>
-      <w:r>
-        <w:rPr>
-          <w:rFonts w:ascii="Times New Roman" w:hAnsi="Times New Roman"/>
-          <w:sz w:val="24"/>
-          <w:szCs w:val="24"/>
-          <w:u w:val="single" w:color="000000"/>
-          <w:rtl w:val="0"/>
-          <w:lang w:val="en-US"/>
-        </w:rPr>
-        <w:t>delegation_start_date.format("</w:t>
-      </w:r>
-      <w:r>
-        <w:rPr>
-          <w:rFonts w:ascii="Times New Roman" w:hAnsi="Times New Roman"/>
-          <w:sz w:val="24"/>
-          <w:szCs w:val="24"/>
-          <w:u w:val="single" w:color="000000"/>
-          <w:rtl w:val="0"/>
-          <w:lang w:val="en-US"/>
-        </w:rPr>
-        <w:t>yyyy</w:t>
-      </w:r>
-      <w:r>
-        <w:rPr>
-          <w:rFonts w:ascii="Times New Roman" w:hAnsi="Times New Roman"/>
-          <w:sz w:val="24"/>
-          <w:szCs w:val="24"/>
-          <w:u w:val="single" w:color="000000"/>
-          <w:rtl w:val="0"/>
-        </w:rPr>
-        <w:t>")</w:t>
-      </w:r>
-      <w:r>
-        <w:rPr>
-          <w:rFonts w:ascii="Times New Roman" w:hAnsi="Times New Roman"/>
-          <w:sz w:val="24"/>
-          <w:szCs w:val="24"/>
-          <w:u w:val="single" w:color="000000"/>
-          <w:rtl w:val="0"/>
-          <w:lang w:val="en-US"/>
-        </w:rPr>
-        <w:t xml:space="preserve"> }}</w:t>
-      </w:r>
-      <w:r>
-        <w:rPr>
-          <w:rFonts w:ascii="Times New Roman" w:hAnsi="Times New Roman"/>
-          <w:sz w:val="24"/>
-          <w:szCs w:val="24"/>
-          <w:u w:val="none" w:color="000000"/>
-          <w:rtl w:val="0"/>
-          <w:lang w:val="en-US"/>
-        </w:rPr>
-        <w:t>,</w:t>
+          <w:u w:color="000000"/>
+          <w:rtl w:val="0"/>
+          <w:lang w:val="en-US"/>
+        </w:rPr>
+        <w:t>20____</w:t>
       </w:r>
     </w:p>
     <w:p>
@@ -5189,243 +4820,7 @@
           <w:rtl w:val="0"/>
           <w:lang w:val="en-US"/>
         </w:rPr>
-        <w:t>{%- else -%}</w:t>
-      </w:r>
-    </w:p>
-    <w:p>
-      <w:pPr>
-        <w:pStyle w:val="Body"/>
-        <w:shd w:val="clear" w:color="auto" w:fill="ffffff"/>
-        <w:bidi w:val="0"/>
-        <w:spacing w:after="15" w:line="276" w:lineRule="auto"/>
-        <w:ind w:left="0" w:right="0" w:firstLine="720"/>
-        <w:jc w:val="left"/>
-        <w:rPr>
-          <w:rFonts w:ascii="Times New Roman" w:cs="Times New Roman" w:hAnsi="Times New Roman" w:eastAsia="Times New Roman"/>
-          <w:sz w:val="24"/>
-          <w:szCs w:val="24"/>
-          <w:u w:color="000000"/>
-          <w:rtl w:val="0"/>
-        </w:rPr>
-      </w:pPr>
-      <w:r>
-        <w:rPr>
-          <w:rFonts w:ascii="Times New Roman" w:hAnsi="Times New Roman"/>
-          <w:sz w:val="24"/>
-          <w:szCs w:val="24"/>
-          <w:u w:color="000000"/>
-          <w:rtl w:val="0"/>
-          <w:lang w:val="en-US"/>
-        </w:rPr>
-        <w:t xml:space="preserve">{{ </w:t>
-      </w:r>
-      <w:r>
-        <w:rPr>
-          <w:rFonts w:ascii="Times New Roman" w:hAnsi="Times New Roman"/>
-          <w:sz w:val="24"/>
-          <w:szCs w:val="24"/>
-          <w:u w:color="000000"/>
-          <w:rtl w:val="0"/>
-          <w:lang w:val="ru-RU"/>
-        </w:rPr>
-        <w:t>"</w:t>
-      </w:r>
-      <w:r>
-        <w:rPr>
-          <w:rFonts w:ascii="Times New Roman" w:hAnsi="Times New Roman"/>
-          <w:sz w:val="24"/>
-          <w:szCs w:val="24"/>
-          <w:u w:color="000000"/>
-          <w:rtl w:val="0"/>
-          <w:lang w:val="en-US"/>
-        </w:rPr>
-        <w:t xml:space="preserve"> </w:t>
-      </w:r>
-      <w:r>
-        <w:rPr>
-          <w:rFonts w:ascii="Times New Roman" w:hAnsi="Times New Roman"/>
-          <w:sz w:val="24"/>
-          <w:szCs w:val="24"/>
-          <w:u w:color="000000"/>
-          <w:rtl w:val="0"/>
-          <w:lang w:val="ru-RU"/>
-        </w:rPr>
-        <w:t>"</w:t>
-      </w:r>
-      <w:r>
-        <w:rPr>
-          <w:rFonts w:ascii="Times New Roman" w:hAnsi="Times New Roman"/>
-          <w:sz w:val="24"/>
-          <w:szCs w:val="24"/>
-          <w:u w:color="000000"/>
-          <w:rtl w:val="0"/>
-          <w:lang w:val="en-US"/>
-        </w:rPr>
-        <w:t xml:space="preserve"> }}________ </w:t>
-      </w:r>
-      <w:r>
-        <w:rPr>
-          <w:rFonts w:ascii="Times New Roman" w:hAnsi="Times New Roman"/>
-          <w:sz w:val="24"/>
-          <w:szCs w:val="24"/>
-          <w:u w:color="000000"/>
-          <w:rtl w:val="0"/>
-          <w:lang w:val="en-US"/>
-        </w:rPr>
-        <w:t xml:space="preserve">day of </w:t>
-      </w:r>
-      <w:r>
-        <w:rPr>
-          <w:rFonts w:ascii="Times New Roman" w:hAnsi="Times New Roman"/>
-          <w:sz w:val="24"/>
-          <w:szCs w:val="24"/>
-          <w:u w:color="000000"/>
-          <w:rtl w:val="0"/>
-          <w:lang w:val="en-US"/>
-        </w:rPr>
-        <w:t>_______________________________</w:t>
-      </w:r>
-      <w:r>
-        <w:rPr>
-          <w:rFonts w:ascii="Times New Roman" w:hAnsi="Times New Roman"/>
-          <w:sz w:val="24"/>
-          <w:szCs w:val="24"/>
-          <w:u w:color="000000"/>
-          <w:rtl w:val="0"/>
-        </w:rPr>
-        <w:t>,</w:t>
-      </w:r>
-      <w:r>
-        <w:rPr>
-          <w:rFonts w:ascii="Times New Roman" w:hAnsi="Times New Roman"/>
-          <w:sz w:val="24"/>
-          <w:szCs w:val="24"/>
-          <w:u w:val="single" w:color="000000"/>
-          <w:rtl w:val="0"/>
-          <w:lang w:val="en-US"/>
-        </w:rPr>
-        <w:t xml:space="preserve"> </w:t>
-      </w:r>
-      <w:r>
-        <w:rPr>
-          <w:rFonts w:ascii="Times New Roman" w:hAnsi="Times New Roman"/>
-          <w:sz w:val="24"/>
-          <w:szCs w:val="24"/>
-          <w:u w:color="000000"/>
-          <w:rtl w:val="0"/>
-          <w:lang w:val="en-US"/>
-        </w:rPr>
-        <w:t>20____</w:t>
-      </w:r>
-      <w:r>
-        <w:rPr>
-          <w:rFonts w:ascii="Times New Roman" w:hAnsi="Times New Roman"/>
-          <w:sz w:val="24"/>
-          <w:szCs w:val="24"/>
-          <w:u w:color="000000"/>
-          <w:rtl w:val="0"/>
-        </w:rPr>
-        <w:t>,</w:t>
-      </w:r>
-    </w:p>
-    <w:p>
-      <w:pPr>
-        <w:pStyle w:val="Body"/>
-        <w:shd w:val="clear" w:color="auto" w:fill="ffffff"/>
-        <w:bidi w:val="0"/>
-        <w:spacing w:after="15" w:line="276" w:lineRule="auto"/>
-        <w:ind w:left="0" w:right="0" w:firstLine="720"/>
-        <w:jc w:val="left"/>
-        <w:rPr>
-          <w:rFonts w:ascii="Times New Roman" w:cs="Times New Roman" w:hAnsi="Times New Roman" w:eastAsia="Times New Roman"/>
-          <w:sz w:val="24"/>
-          <w:szCs w:val="24"/>
-          <w:u w:color="000000"/>
-          <w:rtl w:val="0"/>
-        </w:rPr>
-      </w:pPr>
-      <w:r>
-        <w:rPr>
-          <w:rFonts w:ascii="Times New Roman" w:hAnsi="Times New Roman"/>
-          <w:sz w:val="24"/>
-          <w:szCs w:val="24"/>
-          <w:u w:color="000000"/>
-          <w:rtl w:val="0"/>
-          <w:lang w:val="en-US"/>
-        </w:rPr>
-        <w:t>{%- endif -%}</w:t>
-      </w:r>
-    </w:p>
-    <w:p>
-      <w:pPr>
-        <w:pStyle w:val="Body"/>
-        <w:shd w:val="clear" w:color="auto" w:fill="ffffff"/>
-        <w:bidi w:val="0"/>
-        <w:spacing w:after="15" w:line="276" w:lineRule="auto"/>
-        <w:ind w:left="0" w:right="0" w:firstLine="720"/>
-        <w:jc w:val="left"/>
-        <w:rPr>
-          <w:rFonts w:ascii="Times New Roman" w:cs="Times New Roman" w:hAnsi="Times New Roman" w:eastAsia="Times New Roman"/>
-          <w:sz w:val="24"/>
-          <w:szCs w:val="24"/>
-          <w:u w:color="000000"/>
-          <w:rtl w:val="0"/>
-        </w:rPr>
-      </w:pPr>
-      <w:r>
-        <w:rPr>
-          <w:rFonts w:ascii="Times New Roman" w:hAnsi="Times New Roman"/>
-          <w:sz w:val="24"/>
-          <w:szCs w:val="24"/>
-          <w:u w:color="000000"/>
-          <w:rtl w:val="0"/>
-          <w:lang w:val="en-US"/>
-        </w:rPr>
-        <w:t xml:space="preserve">{{ </w:t>
-      </w:r>
-      <w:r>
-        <w:rPr>
-          <w:rFonts w:ascii="Times New Roman" w:hAnsi="Times New Roman"/>
-          <w:sz w:val="24"/>
-          <w:szCs w:val="24"/>
-          <w:u w:color="000000"/>
-          <w:rtl w:val="0"/>
-          <w:lang w:val="ru-RU"/>
-        </w:rPr>
-        <w:t>"</w:t>
-      </w:r>
-      <w:r>
-        <w:rPr>
-          <w:rFonts w:ascii="Times New Roman" w:hAnsi="Times New Roman"/>
-          <w:sz w:val="24"/>
-          <w:szCs w:val="24"/>
-          <w:u w:color="000000"/>
-          <w:rtl w:val="0"/>
-          <w:lang w:val="en-US"/>
-        </w:rPr>
-        <w:t xml:space="preserve"> </w:t>
-      </w:r>
-      <w:r>
-        <w:rPr>
-          <w:rFonts w:ascii="Times New Roman" w:hAnsi="Times New Roman"/>
-          <w:sz w:val="24"/>
-          <w:szCs w:val="24"/>
-          <w:u w:color="000000"/>
-          <w:rtl w:val="0"/>
-          <w:lang w:val="ru-RU"/>
-        </w:rPr>
-        <w:t>"</w:t>
-      </w:r>
-      <w:r>
-        <w:rPr>
-          <w:rFonts w:ascii="Times New Roman" w:hAnsi="Times New Roman"/>
-          <w:sz w:val="24"/>
-          <w:szCs w:val="24"/>
-          <w:u w:color="000000"/>
-          <w:rtl w:val="0"/>
-          <w:lang w:val="en-US"/>
-        </w:rPr>
-        <w:t xml:space="preserve"> }}</w:t>
+        <w:t xml:space="preserve">{%- endif %}, </w:t>
       </w:r>
       <w:r>
         <w:rPr>
@@ -5730,31 +5125,15 @@
           <w:rtl w:val="0"/>
           <w:lang w:val="ru-RU"/>
         </w:rPr>
-        <w:t>"</w:t>
-      </w:r>
-      <w:r>
-        <w:rPr>
-          <w:rFonts w:ascii="Times New Roman" w:hAnsi="Times New Roman"/>
-          <w:rtl w:val="0"/>
-          <w:lang w:val="en-US"/>
-        </w:rPr>
-        <w:t xml:space="preserve"> </w:t>
-      </w:r>
-      <w:r>
-        <w:rPr>
-          <w:rFonts w:ascii="Times New Roman" w:hAnsi="Times New Roman"/>
-          <w:rtl w:val="0"/>
-          <w:lang w:val="ru-RU"/>
-        </w:rPr>
-        <w:t>"</w:t>
-      </w:r>
-      <w:r>
-        <w:rPr>
-          <w:rFonts w:ascii="Times New Roman" w:hAnsi="Times New Roman"/>
-          <w:rtl w:val="0"/>
-          <w:lang w:val="en-US"/>
-        </w:rPr>
-        <w:t xml:space="preserve"> }}</w:t>
+        <w:t>""</w:t>
+      </w:r>
+      <w:r>
+        <w:rPr>
+          <w:rFonts w:ascii="Times New Roman" w:hAnsi="Times New Roman"/>
+          <w:rtl w:val="0"/>
+          <w:lang w:val="en-US"/>
+        </w:rPr>
+        <w:t xml:space="preserve"> }} </w:t>
       </w:r>
       <w:r>
         <w:rPr>
@@ -6161,53 +5540,20 @@
           <w:szCs w:val="24"/>
           <w:u w:color="000000"/>
           <w:rtl w:val="0"/>
-          <w:lang w:val="en-US"/>
-        </w:rPr>
-        <w:t xml:space="preserve">{{ </w:t>
-      </w:r>
-      <w:r>
-        <w:rPr>
-          <w:rFonts w:ascii="Times New Roman" w:hAnsi="Times New Roman"/>
-          <w:sz w:val="24"/>
-          <w:szCs w:val="24"/>
-          <w:u w:color="000000"/>
-          <w:rtl w:val="0"/>
           <w:lang w:val="ru-RU"/>
         </w:rPr>
-        <w:t>"</w:t>
-      </w:r>
-      <w:r>
-        <w:rPr>
-          <w:rFonts w:ascii="Times New Roman" w:hAnsi="Times New Roman"/>
-          <w:sz w:val="24"/>
-          <w:szCs w:val="24"/>
-          <w:u w:color="000000"/>
-          <w:rtl w:val="0"/>
-          <w:lang w:val="en-US"/>
-        </w:rPr>
-        <w:t xml:space="preserve"> </w:t>
-      </w:r>
-      <w:r>
-        <w:rPr>
-          <w:rFonts w:ascii="Times New Roman" w:hAnsi="Times New Roman"/>
-          <w:sz w:val="24"/>
-          <w:szCs w:val="24"/>
-          <w:u w:color="000000"/>
-          <w:rtl w:val="0"/>
-          <w:lang w:val="ru-RU"/>
-        </w:rPr>
-        <w:t>"</w:t>
-      </w:r>
-      <w:r>
-        <w:rPr>
-          <w:rFonts w:ascii="Times New Roman" w:hAnsi="Times New Roman"/>
-          <w:sz w:val="24"/>
-          <w:szCs w:val="24"/>
-          <w:u w:color="000000"/>
-          <w:rtl w:val="0"/>
-          <w:lang w:val="en-US"/>
-        </w:rPr>
-        <w:t xml:space="preserve"> }}having parental authority</w:t>
+        <w:t xml:space="preserve">{{ "" }} </w:t>
+      </w:r>
+      <w:r>
+        <w:rPr>
+          <w:rFonts w:ascii="Times New Roman" w:hAnsi="Times New Roman"/>
+          <w:sz w:val="24"/>
+          <w:szCs w:val="24"/>
+          <w:u w:color="000000"/>
+          <w:rtl w:val="0"/>
+          <w:lang w:val="en-US"/>
+        </w:rPr>
+        <w:t>having parental authority</w:t>
       </w:r>
       <w:r>
         <w:rPr>
@@ -6383,7 +5729,7 @@
         <w:ind w:left="0" w:right="0" w:firstLine="720"/>
         <w:jc w:val="left"/>
         <w:rPr>
-          <w:rFonts w:ascii="Times Roman" w:cs="Times Roman" w:hAnsi="Times Roman" w:eastAsia="Times Roman"/>
+          <w:rFonts w:ascii="Times New Roman" w:cs="Times New Roman" w:hAnsi="Times New Roman" w:eastAsia="Times New Roman"/>
           <w:rtl w:val="0"/>
         </w:rPr>
       </w:pPr>
@@ -6404,22 +5750,22 @@
         <w:ind w:left="0" w:right="0" w:firstLine="720"/>
         <w:jc w:val="left"/>
         <w:rPr>
-          <w:rFonts w:ascii="Times Roman" w:cs="Times Roman" w:hAnsi="Times Roman" w:eastAsia="Times Roman"/>
-          <w:rtl w:val="0"/>
-        </w:rPr>
-      </w:pPr>
-      <w:r>
-        <w:rPr>
-          <w:rFonts w:ascii="Times Roman" w:hAnsi="Times Roman"/>
+          <w:rFonts w:ascii="Times New Roman" w:cs="Times New Roman" w:hAnsi="Times New Roman" w:eastAsia="Times New Roman"/>
+          <w:rtl w:val="0"/>
+        </w:rPr>
+      </w:pPr>
+      <w:r>
+        <w:rPr>
+          <w:rFonts w:ascii="Times New Roman" w:hAnsi="Times New Roman"/>
           <w:u w:val="single"/>
           <w:rtl w:val="0"/>
           <w:lang w:val="en-US"/>
         </w:rPr>
-        <w:t xml:space="preserve">{{ users[0].initials if </w:t>
-      </w:r>
-      <w:r>
-        <w:rPr>
-          <w:rFonts w:ascii="Times Roman" w:hAnsi="Times Roman"/>
+        <w:t xml:space="preserve"> {{ users[0].initials if </w:t>
+      </w:r>
+      <w:r>
+        <w:rPr>
+          <w:rFonts w:ascii="Times New Roman" w:hAnsi="Times New Roman"/>
           <w:u w:val="single"/>
           <w:rtl w:val="0"/>
           <w:lang w:val="en-US"/>
@@ -6428,7 +5774,7 @@
       </w:r>
       <w:r>
         <w:rPr>
-          <w:rFonts w:ascii="Times Roman" w:hAnsi="Times Roman"/>
+          <w:rFonts w:ascii="Times New Roman" w:hAnsi="Times New Roman"/>
           <w:u w:val="single"/>
           <w:rtl w:val="0"/>
           <w:lang w:val="en-US"/>
@@ -6437,7 +5783,7 @@
       </w:r>
       <w:r>
         <w:rPr>
-          <w:rFonts w:ascii="Times Roman" w:hAnsi="Times Roman"/>
+          <w:rFonts w:ascii="Times New Roman" w:hAnsi="Times New Roman"/>
           <w:u w:val="single"/>
           <w:rtl w:val="0"/>
           <w:lang w:val="ru-RU"/>
@@ -6446,7 +5792,7 @@
       </w:r>
       <w:r>
         <w:rPr>
-          <w:rFonts w:ascii="Times Roman" w:hAnsi="Times Roman"/>
+          <w:rFonts w:ascii="Times New Roman" w:hAnsi="Times New Roman"/>
           <w:u w:val="single"/>
           <w:rtl w:val="0"/>
           <w:lang w:val="en-US"/>
@@ -6455,7 +5801,7 @@
       </w:r>
       <w:r>
         <w:rPr>
-          <w:rFonts w:ascii="Times Roman" w:hAnsi="Times Roman"/>
+          <w:rFonts w:ascii="Times New Roman" w:hAnsi="Times New Roman"/>
           <w:u w:val="single"/>
           <w:rtl w:val="0"/>
           <w:lang w:val="ru-RU"/>
@@ -6464,7 +5810,7 @@
       </w:r>
       <w:r>
         <w:rPr>
-          <w:rFonts w:ascii="Times Roman" w:hAnsi="Times Roman"/>
+          <w:rFonts w:ascii="Times New Roman" w:hAnsi="Times New Roman"/>
           <w:u w:val="single"/>
           <w:rtl w:val="0"/>
           <w:lang w:val="en-US"/>
@@ -6473,7 +5819,7 @@
       </w:r>
       <w:r>
         <w:rPr>
-          <w:rFonts w:ascii="Times Roman" w:hAnsi="Times Roman"/>
+          <w:rFonts w:ascii="Times New Roman" w:hAnsi="Times New Roman"/>
           <w:u w:val="single"/>
           <w:rtl w:val="0"/>
           <w:lang w:val="en-US"/>
@@ -6482,16 +5828,16 @@
       </w:r>
       <w:r>
         <w:rPr>
-          <w:rFonts w:ascii="Times Roman" w:hAnsi="Times Roman"/>
+          <w:rFonts w:ascii="Times New Roman" w:hAnsi="Times New Roman"/>
           <w:u w:val="single"/>
           <w:rtl w:val="0"/>
           <w:lang w:val="en-US"/>
         </w:rPr>
-        <w:t xml:space="preserve"> }}</w:t>
-      </w:r>
-      <w:r>
-        <w:rPr>
-          <w:rFonts w:ascii="Times Roman" w:hAnsi="Times Roman"/>
+        <w:t xml:space="preserve"> }} </w:t>
+      </w:r>
+      <w:r>
+        <w:rPr>
+          <w:rFonts w:ascii="Times New Roman" w:hAnsi="Times New Roman"/>
           <w:rtl w:val="0"/>
           <w:lang w:val="en-US"/>
         </w:rPr>
@@ -6499,7 +5845,7 @@
       </w:r>
       <w:r>
         <w:rPr>
-          <w:rFonts w:ascii="Times Roman" w:hAnsi="Times Roman"/>
+          <w:rFonts w:ascii="Times New Roman" w:hAnsi="Times New Roman"/>
           <w:rtl w:val="0"/>
           <w:lang w:val="en-US"/>
         </w:rPr>
@@ -6507,7 +5853,7 @@
       </w:r>
       <w:r>
         <w:rPr>
-          <w:rFonts w:ascii="Times Roman" w:hAnsi="Times Roman"/>
+          <w:rFonts w:ascii="Times New Roman" w:hAnsi="Times New Roman"/>
           <w:rtl w:val="0"/>
         </w:rPr>
         <w:t>.</w:t>
@@ -6532,7 +5878,7 @@
           <w:rtl w:val="0"/>
           <w:lang w:val="en-US"/>
         </w:rPr>
-        <w:t xml:space="preserve">{{ users[0].initials if </w:t>
+        <w:t xml:space="preserve"> {{ users[0].initials if </w:t>
       </w:r>
       <w:r>
         <w:rPr>
@@ -6604,7 +5950,7 @@
           <w:rtl w:val="0"/>
           <w:lang w:val="en-US"/>
         </w:rPr>
-        <w:t xml:space="preserve"> }}</w:t>
+        <w:t xml:space="preserve"> }} </w:t>
       </w:r>
       <w:r>
         <w:rPr>
@@ -6639,7 +5985,7 @@
         <w:ind w:left="0" w:right="0" w:firstLine="720"/>
         <w:jc w:val="left"/>
         <w:rPr>
-          <w:rFonts w:ascii="Times Roman" w:cs="Times Roman" w:hAnsi="Times Roman" w:eastAsia="Times Roman"/>
+          <w:rFonts w:ascii="Times New Roman" w:cs="Times New Roman" w:hAnsi="Times New Roman" w:eastAsia="Times New Roman"/>
           <w:rtl w:val="0"/>
         </w:rPr>
       </w:pPr>
@@ -6650,7 +5996,7 @@
           <w:rtl w:val="0"/>
           <w:lang w:val="en-US"/>
         </w:rPr>
-        <w:t xml:space="preserve">{{ users[0].initials if </w:t>
+        <w:t xml:space="preserve"> {{ users[0].initials if </w:t>
       </w:r>
       <w:r>
         <w:rPr>
@@ -6722,7 +6068,7 @@
           <w:rtl w:val="0"/>
           <w:lang w:val="en-US"/>
         </w:rPr>
-        <w:t xml:space="preserve"> }}</w:t>
+        <w:t xml:space="preserve"> }} </w:t>
       </w:r>
       <w:r>
         <w:rPr>
@@ -6757,7 +6103,7 @@
         <w:ind w:left="0" w:right="0" w:firstLine="720"/>
         <w:jc w:val="left"/>
         <w:rPr>
-          <w:rFonts w:ascii="Times Roman" w:cs="Times Roman" w:hAnsi="Times Roman" w:eastAsia="Times Roman"/>
+          <w:rFonts w:ascii="Times New Roman" w:cs="Times New Roman" w:hAnsi="Times New Roman" w:eastAsia="Times New Roman"/>
           <w:rtl w:val="0"/>
         </w:rPr>
       </w:pPr>
@@ -6768,7 +6114,7 @@
           <w:rtl w:val="0"/>
           <w:lang w:val="en-US"/>
         </w:rPr>
-        <w:t xml:space="preserve">{{ users[0].initials if </w:t>
+        <w:t xml:space="preserve"> {{ users[0].initials if </w:t>
       </w:r>
       <w:r>
         <w:rPr>
@@ -6840,7 +6186,7 @@
           <w:rtl w:val="0"/>
           <w:lang w:val="en-US"/>
         </w:rPr>
-        <w:t xml:space="preserve"> }}</w:t>
+        <w:t xml:space="preserve"> }} </w:t>
       </w:r>
       <w:r>
         <w:rPr>
@@ -6912,7 +6258,7 @@
           <w:rtl w:val="0"/>
           <w:lang w:val="en-US"/>
         </w:rPr>
-        <w:t xml:space="preserve">{% if </w:t>
+        <w:t xml:space="preserve">{%- if </w:t>
       </w:r>
       <w:r>
         <w:rPr>
@@ -6978,7 +6324,7 @@
           <w:rtl w:val="0"/>
           <w:lang w:val="en-US"/>
         </w:rPr>
-        <w:t xml:space="preserve"> %}</w:t>
+        <w:t xml:space="preserve"> -%}</w:t>
       </w:r>
     </w:p>
     <w:p>
@@ -7010,175 +6356,10 @@
           <w:rFonts w:ascii="Times New Roman" w:cs="Times New Roman" w:hAnsi="Times New Roman" w:eastAsia="Times New Roman"/>
           <w:sz w:val="24"/>
           <w:szCs w:val="24"/>
-          <w:u w:val="single" w:color="000000"/>
-          <w:rtl w:val="0"/>
-        </w:rPr>
-      </w:pPr>
-      <w:r>
-        <w:rPr>
-          <w:rFonts w:ascii="Times New Roman" w:hAnsi="Times New Roman"/>
-          <w:sz w:val="24"/>
-          <w:szCs w:val="24"/>
-          <w:u w:color="000000"/>
-          <w:rtl w:val="0"/>
-          <w:lang w:val="en-US"/>
-        </w:rPr>
-        <w:t xml:space="preserve">{{ </w:t>
-      </w:r>
-      <w:r>
-        <w:rPr>
-          <w:rFonts w:ascii="Times New Roman" w:hAnsi="Times New Roman"/>
-          <w:sz w:val="24"/>
-          <w:szCs w:val="24"/>
-          <w:u w:color="000000"/>
-          <w:rtl w:val="0"/>
-          <w:lang w:val="ru-RU"/>
-        </w:rPr>
-        <w:t>"</w:t>
-      </w:r>
-      <w:r>
-        <w:rPr>
-          <w:rFonts w:ascii="Times New Roman" w:hAnsi="Times New Roman"/>
-          <w:sz w:val="24"/>
-          <w:szCs w:val="24"/>
-          <w:u w:color="000000"/>
-          <w:rtl w:val="0"/>
-          <w:lang w:val="en-US"/>
-        </w:rPr>
-        <w:t xml:space="preserve"> </w:t>
-      </w:r>
-      <w:r>
-        <w:rPr>
-          <w:rFonts w:ascii="Times New Roman" w:hAnsi="Times New Roman"/>
-          <w:sz w:val="24"/>
-          <w:szCs w:val="24"/>
-          <w:u w:color="000000"/>
-          <w:rtl w:val="0"/>
-          <w:lang w:val="ru-RU"/>
-        </w:rPr>
-        <w:t>"</w:t>
-      </w:r>
-      <w:r>
-        <w:rPr>
-          <w:rFonts w:ascii="Times New Roman" w:hAnsi="Times New Roman"/>
-          <w:sz w:val="24"/>
-          <w:szCs w:val="24"/>
-          <w:u w:color="000000"/>
-          <w:rtl w:val="0"/>
-          <w:lang w:val="en-US"/>
-        </w:rPr>
-        <w:t xml:space="preserve"> }}</w:t>
-      </w:r>
-      <w:r>
-        <w:rPr>
-          <w:rFonts w:ascii="Times New Roman" w:hAnsi="Times New Roman"/>
-          <w:sz w:val="24"/>
-          <w:szCs w:val="24"/>
-          <w:u w:color="000000"/>
-          <w:rtl w:val="0"/>
-          <w:lang w:val="en-US"/>
-        </w:rPr>
-        <w:t xml:space="preserve"> ___</w:t>
-      </w:r>
-      <w:r>
-        <w:rPr>
-          <w:rFonts w:ascii="Times New Roman" w:hAnsi="Times New Roman"/>
-          <w:sz w:val="24"/>
-          <w:szCs w:val="24"/>
-          <w:u w:color="000000"/>
-          <w:rtl w:val="0"/>
-          <w:lang w:val="en-US"/>
-        </w:rPr>
-        <w:t>______</w:t>
-      </w:r>
-      <w:r>
-        <w:rPr>
-          <w:rFonts w:ascii="Times New Roman" w:hAnsi="Times New Roman"/>
-          <w:sz w:val="24"/>
-          <w:szCs w:val="24"/>
-          <w:u w:color="000000"/>
-          <w:rtl w:val="0"/>
-          <w:lang w:val="en-US"/>
-        </w:rPr>
-        <w:t>____________________________,</w:t>
-      </w:r>
-      <w:r>
-        <w:rPr>
-          <w:rFonts w:ascii="Times New Roman" w:hAnsi="Times New Roman"/>
-          <w:sz w:val="24"/>
-          <w:szCs w:val="24"/>
-          <w:u w:color="000000"/>
-          <w:rtl w:val="0"/>
-          <w:lang w:val="en-US"/>
-        </w:rPr>
-        <w:t xml:space="preserve"> </w:t>
-      </w:r>
-      <w:r>
-        <w:rPr>
-          <w:rFonts w:ascii="Times New Roman" w:hAnsi="Times New Roman"/>
-          <w:sz w:val="24"/>
-          <w:szCs w:val="24"/>
-          <w:u w:color="000000"/>
-          <w:rtl w:val="0"/>
-          <w:lang w:val="en-US"/>
-        </w:rPr>
-        <w:t>_</w:t>
-      </w:r>
-      <w:r>
-        <w:rPr>
-          <w:rFonts w:ascii="Times New Roman" w:hAnsi="Times New Roman"/>
-          <w:sz w:val="24"/>
-          <w:szCs w:val="24"/>
-          <w:u w:val="single" w:color="000000"/>
-          <w:rtl w:val="0"/>
-          <w:lang w:val="en-US"/>
-        </w:rPr>
-        <w:t>20</w:t>
-      </w:r>
-      <w:r>
-        <w:rPr>
-          <w:rFonts w:ascii="Times New Roman" w:hAnsi="Times New Roman"/>
-          <w:sz w:val="24"/>
-          <w:szCs w:val="24"/>
-          <w:u w:color="000000"/>
-          <w:rtl w:val="0"/>
-          <w:lang w:val="en-US"/>
-        </w:rPr>
-        <w:t>___</w:t>
-      </w:r>
-      <w:r>
-        <w:rPr>
-          <w:rFonts w:ascii="Times New Roman" w:hAnsi="Times New Roman"/>
-          <w:sz w:val="24"/>
-          <w:szCs w:val="24"/>
-          <w:u w:color="000000"/>
-          <w:rtl w:val="0"/>
-          <w:lang w:val="en-US"/>
-        </w:rPr>
-        <w:t>___</w:t>
-      </w:r>
-      <w:r>
-        <w:rPr>
-          <w:rFonts w:ascii="Times New Roman" w:hAnsi="Times New Roman"/>
-          <w:sz w:val="24"/>
-          <w:szCs w:val="24"/>
-          <w:u w:color="000000"/>
-          <w:rtl w:val="0"/>
-          <w:lang w:val="en-US"/>
-        </w:rPr>
-        <w:t>__</w:t>
-      </w:r>
-      <w:r>
-        <w:rPr>
-          <w:rFonts w:ascii="Times New Roman" w:hAnsi="Times New Roman"/>
-          <w:sz w:val="24"/>
-          <w:szCs w:val="24"/>
-          <w:u w:color="000000"/>
-          <w:rtl w:val="0"/>
-          <w:lang w:val="en-US"/>
-        </w:rPr>
-        <w:t>,</w:t>
-      </w:r>
+          <w:u w:color="000000"/>
+          <w:rtl w:val="0"/>
+        </w:rPr>
+      </w:pPr>
     </w:p>
     <w:p>
       <w:pPr>
@@ -7192,20 +6373,119 @@
           <w:rFonts w:ascii="Times New Roman" w:cs="Times New Roman" w:hAnsi="Times New Roman" w:eastAsia="Times New Roman"/>
           <w:sz w:val="24"/>
           <w:szCs w:val="24"/>
-          <w:u w:color="000000"/>
-          <w:rtl w:val="0"/>
-        </w:rPr>
-      </w:pPr>
-      <w:r>
-        <w:rPr>
-          <w:rFonts w:ascii="Times New Roman" w:hAnsi="Times New Roman"/>
-          <w:sz w:val="24"/>
-          <w:szCs w:val="24"/>
-          <w:u w:color="000000"/>
-          <w:rtl w:val="0"/>
-          <w:lang w:val="en-US"/>
-        </w:rPr>
-        <w:t>{%- else -%}</w:t>
+          <w:u w:val="single" w:color="000000"/>
+          <w:rtl w:val="0"/>
+        </w:rPr>
+      </w:pPr>
+      <w:r>
+        <w:rPr>
+          <w:rFonts w:ascii="Times New Roman" w:hAnsi="Times New Roman"/>
+          <w:sz w:val="24"/>
+          <w:szCs w:val="24"/>
+          <w:u w:color="000000"/>
+          <w:rtl w:val="0"/>
+          <w:lang w:val="en-US"/>
+        </w:rPr>
+        <w:t>{{ "" }} ___</w:t>
+      </w:r>
+      <w:r>
+        <w:rPr>
+          <w:rFonts w:ascii="Times New Roman" w:hAnsi="Times New Roman"/>
+          <w:sz w:val="24"/>
+          <w:szCs w:val="24"/>
+          <w:u w:color="000000"/>
+          <w:rtl w:val="0"/>
+          <w:lang w:val="en-US"/>
+        </w:rPr>
+        <w:t>______</w:t>
+      </w:r>
+      <w:r>
+        <w:rPr>
+          <w:rFonts w:ascii="Times New Roman" w:hAnsi="Times New Roman"/>
+          <w:sz w:val="24"/>
+          <w:szCs w:val="24"/>
+          <w:u w:color="000000"/>
+          <w:rtl w:val="0"/>
+          <w:lang w:val="en-US"/>
+        </w:rPr>
+        <w:t>____________________________,</w:t>
+      </w:r>
+      <w:r>
+        <w:rPr>
+          <w:rFonts w:ascii="Times New Roman" w:hAnsi="Times New Roman"/>
+          <w:sz w:val="24"/>
+          <w:szCs w:val="24"/>
+          <w:u w:color="000000"/>
+          <w:rtl w:val="0"/>
+          <w:lang w:val="en-US"/>
+        </w:rPr>
+        <w:t xml:space="preserve"> </w:t>
+      </w:r>
+      <w:r>
+        <w:rPr>
+          <w:rFonts w:ascii="Times New Roman" w:hAnsi="Times New Roman"/>
+          <w:sz w:val="24"/>
+          <w:szCs w:val="24"/>
+          <w:u w:color="000000"/>
+          <w:rtl w:val="0"/>
+          <w:lang w:val="en-US"/>
+        </w:rPr>
+        <w:t>_</w:t>
+      </w:r>
+      <w:r>
+        <w:rPr>
+          <w:rFonts w:ascii="Times New Roman" w:hAnsi="Times New Roman"/>
+          <w:sz w:val="24"/>
+          <w:szCs w:val="24"/>
+          <w:u w:val="single" w:color="000000"/>
+          <w:rtl w:val="0"/>
+          <w:lang w:val="en-US"/>
+        </w:rPr>
+        <w:t>20</w:t>
+      </w:r>
+      <w:r>
+        <w:rPr>
+          <w:rFonts w:ascii="Times New Roman" w:hAnsi="Times New Roman"/>
+          <w:sz w:val="24"/>
+          <w:szCs w:val="24"/>
+          <w:u w:color="000000"/>
+          <w:rtl w:val="0"/>
+          <w:lang w:val="en-US"/>
+        </w:rPr>
+        <w:t>___</w:t>
+      </w:r>
+      <w:r>
+        <w:rPr>
+          <w:rFonts w:ascii="Times New Roman" w:hAnsi="Times New Roman"/>
+          <w:sz w:val="24"/>
+          <w:szCs w:val="24"/>
+          <w:u w:color="000000"/>
+          <w:rtl w:val="0"/>
+          <w:lang w:val="en-US"/>
+        </w:rPr>
+        <w:t>___</w:t>
+      </w:r>
+      <w:r>
+        <w:rPr>
+          <w:rFonts w:ascii="Times New Roman" w:hAnsi="Times New Roman"/>
+          <w:sz w:val="24"/>
+          <w:szCs w:val="24"/>
+          <w:u w:color="000000"/>
+          <w:rtl w:val="0"/>
+          <w:lang w:val="en-US"/>
+        </w:rPr>
+        <w:t>__</w:t>
+      </w:r>
+      <w:r>
+        <w:rPr>
+          <w:rFonts w:ascii="Times New Roman" w:hAnsi="Times New Roman"/>
+          <w:sz w:val="24"/>
+          <w:szCs w:val="24"/>
+          <w:u w:color="000000"/>
+          <w:rtl w:val="0"/>
+          <w:lang w:val="en-US"/>
+        </w:rPr>
+        <w:t>,</w:t>
       </w:r>
     </w:p>
     <w:p>
@@ -7220,97 +6500,20 @@
           <w:rFonts w:ascii="Times New Roman" w:cs="Times New Roman" w:hAnsi="Times New Roman" w:eastAsia="Times New Roman"/>
           <w:sz w:val="24"/>
           <w:szCs w:val="24"/>
-          <w:u w:val="single" w:color="000000"/>
-          <w:rtl w:val="0"/>
-        </w:rPr>
-      </w:pPr>
-      <w:r>
-        <w:rPr>
-          <w:rFonts w:ascii="Times New Roman" w:hAnsi="Times New Roman"/>
-          <w:sz w:val="24"/>
-          <w:szCs w:val="24"/>
-          <w:u w:val="single" w:color="000000"/>
-          <w:rtl w:val="0"/>
-          <w:lang w:val="en-US"/>
-        </w:rPr>
-        <w:t xml:space="preserve">{{ </w:t>
-      </w:r>
-      <w:r>
-        <w:rPr>
-          <w:rFonts w:ascii="Times New Roman" w:hAnsi="Times New Roman"/>
-          <w:sz w:val="24"/>
-          <w:szCs w:val="24"/>
-          <w:u w:val="single" w:color="000000"/>
-          <w:rtl w:val="0"/>
-          <w:lang w:val="en-US"/>
-        </w:rPr>
-        <w:t>delegation_end_date</w:t>
-      </w:r>
-      <w:r>
-        <w:rPr>
-          <w:rFonts w:ascii="Times New Roman" w:hAnsi="Times New Roman"/>
-          <w:sz w:val="24"/>
-          <w:szCs w:val="24"/>
-          <w:u w:val="single" w:color="000000"/>
-          <w:rtl w:val="0"/>
-          <w:lang w:val="en-US"/>
-        </w:rPr>
-        <w:t xml:space="preserve">.format( </w:t>
-      </w:r>
-      <w:r>
-        <w:rPr>
-          <w:rFonts w:ascii="Times New Roman" w:hAnsi="Times New Roman"/>
-          <w:sz w:val="24"/>
-          <w:szCs w:val="24"/>
-          <w:u w:val="single" w:color="000000"/>
-          <w:rtl w:val="0"/>
-          <w:lang w:val="ru-RU"/>
-        </w:rPr>
-        <w:t>"</w:t>
-      </w:r>
-      <w:r>
-        <w:rPr>
-          <w:rFonts w:ascii="Times New Roman" w:hAnsi="Times New Roman"/>
-          <w:sz w:val="24"/>
-          <w:szCs w:val="24"/>
-          <w:u w:val="single" w:color="000000"/>
-          <w:rtl w:val="0"/>
-          <w:lang w:val="en-US"/>
-        </w:rPr>
-        <w:t>MMMM dd, yyyy</w:t>
-      </w:r>
-      <w:r>
-        <w:rPr>
-          <w:rFonts w:ascii="Times New Roman" w:hAnsi="Times New Roman"/>
-          <w:sz w:val="24"/>
-          <w:szCs w:val="24"/>
-          <w:u w:val="single" w:color="000000"/>
-          <w:rtl w:val="0"/>
-          <w:lang w:val="ru-RU"/>
-        </w:rPr>
-        <w:t>"</w:t>
-      </w:r>
-      <w:r>
-        <w:rPr>
-          <w:rFonts w:ascii="Times New Roman" w:hAnsi="Times New Roman"/>
-          <w:sz w:val="24"/>
-          <w:szCs w:val="24"/>
-          <w:u w:val="single" w:color="000000"/>
-          <w:rtl w:val="0"/>
-          <w:lang w:val="en-US"/>
-        </w:rPr>
-        <w:t xml:space="preserve"> ) }}</w:t>
-      </w:r>
-      <w:r>
-        <w:rPr>
-          <w:rFonts w:ascii="Times New Roman" w:hAnsi="Times New Roman"/>
-          <w:sz w:val="24"/>
-          <w:szCs w:val="24"/>
-          <w:u w:val="none" w:color="000000"/>
-          <w:rtl w:val="0"/>
-          <w:lang w:val="en-US"/>
-        </w:rPr>
-        <w:t>,</w:t>
+          <w:u w:color="000000"/>
+          <w:rtl w:val="0"/>
+        </w:rPr>
+      </w:pPr>
+      <w:r>
+        <w:rPr>
+          <w:rFonts w:ascii="Times New Roman" w:hAnsi="Times New Roman"/>
+          <w:sz w:val="24"/>
+          <w:szCs w:val="24"/>
+          <w:u w:color="000000"/>
+          <w:rtl w:val="0"/>
+          <w:lang w:val="en-US"/>
+        </w:rPr>
+        <w:t>{%- else -%}</w:t>
       </w:r>
     </w:p>
     <w:p>
@@ -7336,9 +6539,118 @@
           <w:szCs w:val="24"/>
           <w:u w:val="single" w:color="000000"/>
           <w:rtl w:val="0"/>
-          <w:lang w:val="en-US"/>
-        </w:rPr>
-        <w:t>{%- endif -%}</w:t>
+        </w:rPr>
+        <w:t>{{</w:t>
+      </w:r>
+      <w:r>
+        <w:rPr>
+          <w:rFonts w:ascii="Times New Roman" w:hAnsi="Times New Roman"/>
+          <w:sz w:val="24"/>
+          <w:szCs w:val="24"/>
+          <w:u w:val="single" w:color="000000"/>
+          <w:rtl w:val="0"/>
+          <w:lang w:val="en-US"/>
+        </w:rPr>
+        <w:t>-</w:t>
+      </w:r>
+      <w:r>
+        <w:rPr>
+          <w:rFonts w:ascii="Times New Roman" w:hAnsi="Times New Roman"/>
+          <w:sz w:val="24"/>
+          <w:szCs w:val="24"/>
+          <w:u w:val="single" w:color="000000"/>
+          <w:rtl w:val="0"/>
+          <w:lang w:val="ru-RU"/>
+        </w:rPr>
+        <w:t xml:space="preserve"> "" }}</w:t>
+      </w:r>
+      <w:r>
+        <w:rPr>
+          <w:rFonts w:ascii="Times New Roman" w:hAnsi="Times New Roman"/>
+          <w:sz w:val="24"/>
+          <w:szCs w:val="24"/>
+          <w:u w:val="single" w:color="000000"/>
+          <w:rtl w:val="0"/>
+          <w:lang w:val="en-US"/>
+        </w:rPr>
+        <w:t xml:space="preserve"> {{ </w:t>
+      </w:r>
+      <w:r>
+        <w:rPr>
+          <w:rFonts w:ascii="Times New Roman" w:hAnsi="Times New Roman"/>
+          <w:sz w:val="24"/>
+          <w:szCs w:val="24"/>
+          <w:u w:val="single" w:color="000000"/>
+          <w:rtl w:val="0"/>
+          <w:lang w:val="en-US"/>
+        </w:rPr>
+        <w:t>delegation_end_date</w:t>
+      </w:r>
+      <w:r>
+        <w:rPr>
+          <w:rFonts w:ascii="Times New Roman" w:hAnsi="Times New Roman"/>
+          <w:sz w:val="24"/>
+          <w:szCs w:val="24"/>
+          <w:u w:val="single" w:color="000000"/>
+          <w:rtl w:val="0"/>
+          <w:lang w:val="en-US"/>
+        </w:rPr>
+        <w:t xml:space="preserve">.format( </w:t>
+      </w:r>
+      <w:r>
+        <w:rPr>
+          <w:rFonts w:ascii="Times New Roman" w:hAnsi="Times New Roman"/>
+          <w:sz w:val="24"/>
+          <w:szCs w:val="24"/>
+          <w:u w:val="single" w:color="000000"/>
+          <w:rtl w:val="0"/>
+          <w:lang w:val="ru-RU"/>
+        </w:rPr>
+        <w:t>"</w:t>
+      </w:r>
+      <w:r>
+        <w:rPr>
+          <w:rFonts w:ascii="Times New Roman" w:hAnsi="Times New Roman"/>
+          <w:sz w:val="24"/>
+          <w:szCs w:val="24"/>
+          <w:u w:val="single" w:color="000000"/>
+          <w:rtl w:val="0"/>
+          <w:lang w:val="en-US"/>
+        </w:rPr>
+        <w:t>MMMM dd, yyyy</w:t>
+      </w:r>
+      <w:r>
+        <w:rPr>
+          <w:rFonts w:ascii="Times New Roman" w:hAnsi="Times New Roman"/>
+          <w:sz w:val="24"/>
+          <w:szCs w:val="24"/>
+          <w:u w:val="single" w:color="000000"/>
+          <w:rtl w:val="0"/>
+          <w:lang w:val="ru-RU"/>
+        </w:rPr>
+        <w:t>"</w:t>
+      </w:r>
+      <w:r>
+        <w:rPr>
+          <w:rFonts w:ascii="Times New Roman" w:hAnsi="Times New Roman"/>
+          <w:sz w:val="24"/>
+          <w:szCs w:val="24"/>
+          <w:u w:val="single" w:color="000000"/>
+          <w:rtl w:val="0"/>
+          <w:lang w:val="en-US"/>
+        </w:rPr>
+        <w:t xml:space="preserve"> ) -}}</w:t>
+      </w:r>
+      <w:r>
+        <w:rPr>
+          <w:rFonts w:ascii="Times New Roman" w:hAnsi="Times New Roman"/>
+          <w:sz w:val="24"/>
+          <w:szCs w:val="24"/>
+          <w:u w:val="none" w:color="000000"/>
+          <w:rtl w:val="0"/>
+          <w:lang w:val="en-US"/>
+        </w:rPr>
+        <w:t>,</w:t>
       </w:r>
     </w:p>
     <w:p>
@@ -7350,24 +6662,41 @@
         <w:ind w:left="0" w:right="0" w:firstLine="720"/>
         <w:jc w:val="left"/>
         <w:rPr>
-          <w:rFonts w:ascii="Times Roman" w:cs="Times Roman" w:hAnsi="Times Roman" w:eastAsia="Times Roman"/>
-          <w:sz w:val="24"/>
-          <w:szCs w:val="24"/>
-          <w:u w:color="000000"/>
-          <w:rtl w:val="0"/>
-        </w:rPr>
-      </w:pPr>
-      <w:r>
-        <w:rPr>
-          <w:rFonts w:ascii="Times New Roman" w:hAnsi="Times New Roman"/>
-          <w:sz w:val="24"/>
-          <w:szCs w:val="24"/>
-          <w:u w:color="000000"/>
-          <w:rtl w:val="0"/>
-          <w:lang w:val="en-US"/>
-        </w:rPr>
-        <w:t xml:space="preserve">{{ </w:t>
-      </w:r>
+          <w:rFonts w:ascii="Times New Roman" w:cs="Times New Roman" w:hAnsi="Times New Roman" w:eastAsia="Times New Roman"/>
+          <w:sz w:val="24"/>
+          <w:szCs w:val="24"/>
+          <w:u w:val="single" w:color="000000"/>
+          <w:rtl w:val="0"/>
+        </w:rPr>
+      </w:pPr>
+      <w:r>
+        <w:rPr>
+          <w:rFonts w:ascii="Times New Roman" w:hAnsi="Times New Roman"/>
+          <w:sz w:val="24"/>
+          <w:szCs w:val="24"/>
+          <w:u w:val="single" w:color="000000"/>
+          <w:rtl w:val="0"/>
+          <w:lang w:val="en-US"/>
+        </w:rPr>
+        <w:t>{%- endif -%}</w:t>
+      </w:r>
+    </w:p>
+    <w:p>
+      <w:pPr>
+        <w:pStyle w:val="Body"/>
+        <w:shd w:val="clear" w:color="auto" w:fill="ffffff"/>
+        <w:bidi w:val="0"/>
+        <w:spacing w:after="15" w:line="276" w:lineRule="auto"/>
+        <w:ind w:left="0" w:right="0" w:firstLine="720"/>
+        <w:jc w:val="left"/>
+        <w:rPr>
+          <w:rFonts w:ascii="Times New Roman" w:cs="Times New Roman" w:hAnsi="Times New Roman" w:eastAsia="Times New Roman"/>
+          <w:sz w:val="24"/>
+          <w:szCs w:val="24"/>
+          <w:u w:color="000000"/>
+          <w:rtl w:val="0"/>
+        </w:rPr>
+      </w:pPr>
       <w:r>
         <w:rPr>
           <w:rFonts w:ascii="Times New Roman" w:hAnsi="Times New Roman"/>
@@ -7377,50 +6706,7 @@
           <w:rtl w:val="0"/>
           <w:lang w:val="ru-RU"/>
         </w:rPr>
-        <w:t>"</w:t>
-      </w:r>
-      <w:r>
-        <w:rPr>
-          <w:rFonts w:ascii="Times New Roman" w:hAnsi="Times New Roman"/>
-          <w:sz w:val="24"/>
-          <w:szCs w:val="24"/>
-          <w:u w:color="000000"/>
-          <w:rtl w:val="0"/>
-          <w:lang w:val="en-US"/>
-        </w:rPr>
-        <w:t xml:space="preserve"> </w:t>
-      </w:r>
-      <w:r>
-        <w:rPr>
-          <w:rFonts w:ascii="Times New Roman" w:hAnsi="Times New Roman"/>
-          <w:sz w:val="24"/>
-          <w:szCs w:val="24"/>
-          <w:u w:color="000000"/>
-          <w:rtl w:val="0"/>
-          <w:lang w:val="ru-RU"/>
-        </w:rPr>
-        <w:t>"</w:t>
-      </w:r>
-      <w:r>
-        <w:rPr>
-          <w:rFonts w:ascii="Times New Roman" w:hAnsi="Times New Roman"/>
-          <w:sz w:val="24"/>
-          <w:szCs w:val="24"/>
-          <w:u w:color="000000"/>
-          <w:rtl w:val="0"/>
-          <w:lang w:val="en-US"/>
-        </w:rPr>
-        <w:t xml:space="preserve"> }}</w:t>
-      </w:r>
-      <w:r>
-        <w:rPr>
-          <w:rFonts w:ascii="Times New Roman" w:hAnsi="Times New Roman"/>
-          <w:sz w:val="24"/>
-          <w:szCs w:val="24"/>
-          <w:u w:color="000000"/>
-          <w:rtl w:val="0"/>
-        </w:rPr>
-        <w:t>or</w:t>
+        <w:t>{{ "" }} or</w:t>
       </w:r>
       <w:r>
         <w:rPr>
@@ -7527,7 +6813,7 @@
         <w:ind w:left="0" w:right="0" w:firstLine="720"/>
         <w:jc w:val="left"/>
         <w:rPr>
-          <w:rFonts w:ascii="Times Roman" w:cs="Times Roman" w:hAnsi="Times Roman" w:eastAsia="Times Roman"/>
+          <w:rFonts w:ascii="Times New Roman" w:cs="Times New Roman" w:hAnsi="Times New Roman" w:eastAsia="Times New Roman"/>
           <w:rtl w:val="0"/>
         </w:rPr>
       </w:pPr>
@@ -7695,7 +6981,7 @@
               <w:bottom w:type="dxa" w:w="0"/>
               <w:right w:type="dxa" w:w="0"/>
             </w:tcMar>
-            <w:vAlign w:val="top"/>
+            <w:vAlign w:val="bottom"/>
           </w:tcPr>
           <w:p>
             <w:pPr>
@@ -7709,7 +6995,7 @@
                 <w:szCs w:val="24"/>
                 <w:rtl w:val="0"/>
               </w:rPr>
-              <w:t>{% if knows_signing_date and signature_date  -%}</w:t>
+              <w:t>{% if not decide_delegation_dates_later and delegation_start_date  -%}</w:t>
             </w:r>
             <w:r>
               <w:rPr>
@@ -7727,7 +7013,7 @@
                 <w:szCs w:val="24"/>
                 <w:rtl w:val="0"/>
               </w:rPr>
-              <w:t>{{ signature_date.format( "MM/dd/yyyy" ) }}</w:t>
+              <w:t>{{ delegation_start_date.format( "MM/dd/yyyy" ) }}</w:t>
             </w:r>
             <w:r>
               <w:rPr>
@@ -7765,7 +7051,7 @@
               <w:bottom w:type="dxa" w:w="0"/>
               <w:right w:type="dxa" w:w="0"/>
             </w:tcMar>
-            <w:vAlign w:val="top"/>
+            <w:vAlign w:val="bottom"/>
           </w:tcPr>
           <w:p/>
         </w:tc>
@@ -7785,7 +7071,7 @@
               <w:bottom w:type="dxa" w:w="0"/>
               <w:right w:type="dxa" w:w="0"/>
             </w:tcMar>
-            <w:vAlign w:val="top"/>
+            <w:vAlign w:val="bottom"/>
           </w:tcPr>
           <w:p/>
         </w:tc>
@@ -7927,7 +7213,7 @@
               <w:bottom w:type="dxa" w:w="0"/>
               <w:right w:type="dxa" w:w="0"/>
             </w:tcMar>
-            <w:vAlign w:val="top"/>
+            <w:vAlign w:val="bottom"/>
           </w:tcPr>
           <w:p>
             <w:pPr>
@@ -7941,7 +7227,7 @@
                 <w:szCs w:val="24"/>
                 <w:rtl w:val="0"/>
               </w:rPr>
-              <w:t>{% if knows_signing_date and signature_date  -%}</w:t>
+              <w:t>{% if not decide_delegation_dates_later and delegation_start_date  -%}</w:t>
             </w:r>
             <w:r>
               <w:rPr>
@@ -7959,7 +7245,7 @@
                 <w:szCs w:val="24"/>
                 <w:rtl w:val="0"/>
               </w:rPr>
-              <w:t>{{ signature_date.format( "MM/dd/yyyy" ) }}</w:t>
+              <w:t>{{ delegation_start_date.format( "MM/dd/yyyy" ) }}</w:t>
             </w:r>
             <w:r>
               <w:rPr>
@@ -7997,7 +7283,7 @@
               <w:bottom w:type="dxa" w:w="0"/>
               <w:right w:type="dxa" w:w="0"/>
             </w:tcMar>
-            <w:vAlign w:val="top"/>
+            <w:vAlign w:val="bottom"/>
           </w:tcPr>
           <w:p/>
         </w:tc>
@@ -8017,7 +7303,7 @@
               <w:bottom w:type="dxa" w:w="0"/>
               <w:right w:type="dxa" w:w="0"/>
             </w:tcMar>
-            <w:vAlign w:val="top"/>
+            <w:vAlign w:val="bottom"/>
           </w:tcPr>
           <w:p/>
         </w:tc>
@@ -8171,7 +7457,7 @@
         <w:ind w:left="0" w:right="360" w:firstLine="720"/>
         <w:jc w:val="right"/>
         <w:rPr>
-          <w:rFonts w:ascii="Times Roman" w:cs="Times Roman" w:hAnsi="Times Roman" w:eastAsia="Times Roman"/>
+          <w:rFonts w:ascii="Times New Roman" w:cs="Times New Roman" w:hAnsi="Times New Roman" w:eastAsia="Times New Roman"/>
           <w:rtl w:val="0"/>
         </w:rPr>
       </w:pPr>
@@ -8266,8 +7552,17 @@
             <w:r>
               <w:rPr>
                 <w:rFonts w:ascii="Times New Roman" w:hAnsi="Times New Roman"/>
-                <w:i w:val="1"/>
-                <w:iCs w:val="1"/>
+                <w:sz w:val="24"/>
+                <w:szCs w:val="24"/>
+                <w:u w:color="000000"/>
+                <w:rtl w:val="0"/>
+                <w:lang w:val="en-US"/>
+              </w:rPr>
+              <w:t>(</w:t>
+            </w:r>
+            <w:r>
+              <w:rPr>
+                <w:rFonts w:ascii="Times New Roman" w:hAnsi="Times New Roman"/>
                 <w:sz w:val="24"/>
                 <w:szCs w:val="24"/>
                 <w:u w:color="000000"/>
@@ -8275,6 +7570,17 @@
                 <w:lang w:val="it-IT"/>
               </w:rPr>
               <w:t>Mandatary</w:t>
+            </w:r>
+            <w:r>
+              <w:rPr>
+                <w:rFonts w:ascii="Times New Roman" w:hAnsi="Times New Roman"/>
+                <w:sz w:val="24"/>
+                <w:szCs w:val="24"/>
+                <w:u w:color="000000"/>
+                <w:rtl w:val="0"/>
+                <w:lang w:val="en-US"/>
+              </w:rPr>
+              <w:t>)</w:t>
             </w:r>
           </w:p>
         </w:tc>
